--- a/report/Clara_AWS_Cost_Optimization_Executive_Report_Short.docx
+++ b/report/Clara_AWS_Cost_Optimization_Executive_Report_Short.docx
@@ -4,13 +4,15 @@
   <w:body>
     <w:p>
       <w:pPr>
-        <w:pStyle w:val="Ttulo"/>
+        <w:pStyle w:val="Ttulo1"/>
         <w:rPr>
+          <w:rFonts w:eastAsia="Times New Roman"/>
           <w:lang w:val="en-US"/>
         </w:rPr>
       </w:pPr>
       <w:r>
         <w:rPr>
+          <w:rFonts w:eastAsia="Times New Roman"/>
           <w:lang w:val="en-US"/>
         </w:rPr>
         <w:t>Clara AWS Cost Optimization Executive Report</w:t>
@@ -39,8 +41,8 @@
         <w:rPr>
           <w:rFonts w:ascii="Times New Roman" w:eastAsia="Times New Roman" w:hAnsi="Times New Roman" w:cs="Times New Roman"/>
           <w:kern w:val="0"/>
-          <w:sz w:val="22"/>
-          <w:szCs w:val="22"/>
+          <w:sz w:val="20"/>
+          <w:szCs w:val="20"/>
           <w:lang w:val="en-US"/>
           <w14:ligatures w14:val="none"/>
         </w:rPr>
@@ -49,12 +51,12 @@
         <w:rPr>
           <w:rFonts w:ascii="Times New Roman" w:eastAsia="Times New Roman" w:hAnsi="Times New Roman" w:cs="Times New Roman"/>
           <w:kern w:val="0"/>
-          <w:sz w:val="22"/>
-          <w:szCs w:val="22"/>
+          <w:sz w:val="20"/>
+          <w:szCs w:val="20"/>
           <w:lang w:val="en-US"/>
           <w14:ligatures w14:val="none"/>
         </w:rPr>
-        <w:t xml:space="preserve">Clara is operating a multi-account AWS environment supporting a microservices architecture with a current monthly cloud spend of </w:t>
+        <w:t xml:space="preserve">Clara operates a multi-account AWS environment supporting a fast-growing microservices architecture with a current monthly cloud spend of </w:t>
       </w:r>
       <w:r>
         <w:rPr>
@@ -62,8 +64,8 @@
           <w:b/>
           <w:bCs/>
           <w:kern w:val="0"/>
-          <w:sz w:val="22"/>
-          <w:szCs w:val="22"/>
+          <w:sz w:val="20"/>
+          <w:szCs w:val="20"/>
           <w:lang w:val="en-US"/>
           <w14:ligatures w14:val="none"/>
         </w:rPr>
@@ -73,12 +75,12 @@
         <w:rPr>
           <w:rFonts w:ascii="Times New Roman" w:eastAsia="Times New Roman" w:hAnsi="Times New Roman" w:cs="Times New Roman"/>
           <w:kern w:val="0"/>
-          <w:sz w:val="22"/>
-          <w:szCs w:val="22"/>
+          <w:sz w:val="20"/>
+          <w:szCs w:val="20"/>
           <w:lang w:val="en-US"/>
           <w14:ligatures w14:val="none"/>
         </w:rPr>
-        <w:t xml:space="preserve">. The highest cost drivers are </w:t>
+        <w:t xml:space="preserve">. The largest cost drivers are </w:t>
       </w:r>
       <w:r>
         <w:rPr>
@@ -86,8 +88,8 @@
           <w:b/>
           <w:bCs/>
           <w:kern w:val="0"/>
-          <w:sz w:val="22"/>
-          <w:szCs w:val="22"/>
+          <w:sz w:val="20"/>
+          <w:szCs w:val="20"/>
           <w:lang w:val="en-US"/>
           <w14:ligatures w14:val="none"/>
         </w:rPr>
@@ -97,12 +99,12 @@
         <w:rPr>
           <w:rFonts w:ascii="Times New Roman" w:eastAsia="Times New Roman" w:hAnsi="Times New Roman" w:cs="Times New Roman"/>
           <w:kern w:val="0"/>
-          <w:sz w:val="22"/>
-          <w:szCs w:val="22"/>
+          <w:sz w:val="20"/>
+          <w:szCs w:val="20"/>
           <w:lang w:val="en-US"/>
           <w14:ligatures w14:val="none"/>
         </w:rPr>
-        <w:t xml:space="preserve">, with EC2 alone representing </w:t>
+        <w:t xml:space="preserve">, with EC2 representing </w:t>
       </w:r>
       <w:r>
         <w:rPr>
@@ -110,23 +112,23 @@
           <w:b/>
           <w:bCs/>
           <w:kern w:val="0"/>
-          <w:sz w:val="22"/>
-          <w:szCs w:val="22"/>
+          <w:sz w:val="20"/>
+          <w:szCs w:val="20"/>
           <w:lang w:val="en-US"/>
           <w14:ligatures w14:val="none"/>
         </w:rPr>
-        <w:t>40% of total monthly spend</w:t>
+        <w:t>40%</w:t>
       </w:r>
       <w:r>
         <w:rPr>
           <w:rFonts w:ascii="Times New Roman" w:eastAsia="Times New Roman" w:hAnsi="Times New Roman" w:cs="Times New Roman"/>
           <w:kern w:val="0"/>
-          <w:sz w:val="22"/>
-          <w:szCs w:val="22"/>
+          <w:sz w:val="20"/>
+          <w:szCs w:val="20"/>
           <w:lang w:val="en-US"/>
           <w14:ligatures w14:val="none"/>
         </w:rPr>
-        <w:t>.</w:t>
+        <w:t xml:space="preserve"> of total monthly spend.</w:t>
       </w:r>
     </w:p>
     <w:p>
@@ -136,8 +138,8 @@
         <w:rPr>
           <w:rFonts w:ascii="Times New Roman" w:eastAsia="Times New Roman" w:hAnsi="Times New Roman" w:cs="Times New Roman"/>
           <w:kern w:val="0"/>
-          <w:sz w:val="22"/>
-          <w:szCs w:val="22"/>
+          <w:sz w:val="20"/>
+          <w:szCs w:val="20"/>
           <w:lang w:val="en-US"/>
           <w14:ligatures w14:val="none"/>
         </w:rPr>
@@ -146,37 +148,12 @@
         <w:rPr>
           <w:rFonts w:ascii="Times New Roman" w:eastAsia="Times New Roman" w:hAnsi="Times New Roman" w:cs="Times New Roman"/>
           <w:kern w:val="0"/>
-          <w:sz w:val="22"/>
-          <w:szCs w:val="22"/>
+          <w:sz w:val="20"/>
+          <w:szCs w:val="20"/>
           <w:lang w:val="en-US"/>
           <w14:ligatures w14:val="none"/>
         </w:rPr>
-        <w:t>The analysis identified several optimization opportunities that can reduce monthly AWS costs without compromising performance, scalability, or operational resilience. The main findings are related to underutilized compute resources, unattached EBS volumes, excessive snapshot retention, high S3 Standard storage usage, and static EKS node capacity.</w:t>
-      </w:r>
-    </w:p>
-    <w:p>
-      <w:pPr>
-        <w:spacing w:before="100" w:beforeAutospacing="1" w:after="100" w:afterAutospacing="1" w:line="240" w:lineRule="auto"/>
-        <w:jc w:val="both"/>
-        <w:rPr>
-          <w:rFonts w:ascii="Times New Roman" w:eastAsia="Times New Roman" w:hAnsi="Times New Roman" w:cs="Times New Roman"/>
-          <w:kern w:val="0"/>
-          <w:sz w:val="22"/>
-          <w:szCs w:val="22"/>
-          <w:lang w:val="en-US"/>
-          <w14:ligatures w14:val="none"/>
-        </w:rPr>
-      </w:pPr>
-      <w:r>
-        <w:rPr>
-          <w:rFonts w:ascii="Times New Roman" w:eastAsia="Times New Roman" w:hAnsi="Times New Roman" w:cs="Times New Roman"/>
-          <w:kern w:val="0"/>
-          <w:sz w:val="22"/>
-          <w:szCs w:val="22"/>
-          <w:lang w:val="en-US"/>
-          <w14:ligatures w14:val="none"/>
-        </w:rPr>
-        <w:t xml:space="preserve">Based on the current data, the proposed optimization plan can deliver an estimated monthly savings of approximately </w:t>
+        <w:t xml:space="preserve">The analysis identified optimization opportunities related to underutilized compute resources, unattached EBS volumes, excessive snapshot retention, high S3 Standard storage usage, and static EKS node capacity. The proposed plan estimates approximately </w:t>
       </w:r>
       <w:r>
         <w:rPr>
@@ -184,19 +161,43 @@
           <w:b/>
           <w:bCs/>
           <w:kern w:val="0"/>
-          <w:sz w:val="22"/>
-          <w:szCs w:val="22"/>
+          <w:sz w:val="20"/>
+          <w:szCs w:val="20"/>
           <w:lang w:val="en-US"/>
           <w14:ligatures w14:val="none"/>
         </w:rPr>
-        <w:t>$70,000 USD</w:t>
+        <w:t>$70,000 USD in monthly savings</w:t>
       </w:r>
       <w:r>
         <w:rPr>
           <w:rFonts w:ascii="Times New Roman" w:eastAsia="Times New Roman" w:hAnsi="Times New Roman" w:cs="Times New Roman"/>
           <w:kern w:val="0"/>
-          <w:sz w:val="22"/>
-          <w:szCs w:val="22"/>
+          <w:sz w:val="20"/>
+          <w:szCs w:val="20"/>
+          <w:lang w:val="en-US"/>
+          <w14:ligatures w14:val="none"/>
+        </w:rPr>
+        <w:t xml:space="preserve">, reducing AWS spend from </w:t>
+      </w:r>
+      <w:r>
+        <w:rPr>
+          <w:rFonts w:ascii="Times New Roman" w:eastAsia="Times New Roman" w:hAnsi="Times New Roman" w:cs="Times New Roman"/>
+          <w:b/>
+          <w:bCs/>
+          <w:kern w:val="0"/>
+          <w:sz w:val="20"/>
+          <w:szCs w:val="20"/>
+          <w:lang w:val="en-US"/>
+          <w14:ligatures w14:val="none"/>
+        </w:rPr>
+        <w:t>$250,000 USD to $180,000 USD</w:t>
+      </w:r>
+      <w:r>
+        <w:rPr>
+          <w:rFonts w:ascii="Times New Roman" w:eastAsia="Times New Roman" w:hAnsi="Times New Roman" w:cs="Times New Roman"/>
+          <w:kern w:val="0"/>
+          <w:sz w:val="20"/>
+          <w:szCs w:val="20"/>
           <w:lang w:val="en-US"/>
           <w14:ligatures w14:val="none"/>
         </w:rPr>
@@ -208,8 +209,8 @@
           <w:b/>
           <w:bCs/>
           <w:kern w:val="0"/>
-          <w:sz w:val="22"/>
-          <w:szCs w:val="22"/>
+          <w:sz w:val="20"/>
+          <w:szCs w:val="20"/>
           <w:lang w:val="en-US"/>
           <w14:ligatures w14:val="none"/>
         </w:rPr>
@@ -219,32 +220,8 @@
         <w:rPr>
           <w:rFonts w:ascii="Times New Roman" w:eastAsia="Times New Roman" w:hAnsi="Times New Roman" w:cs="Times New Roman"/>
           <w:kern w:val="0"/>
-          <w:sz w:val="22"/>
-          <w:szCs w:val="22"/>
-          <w:lang w:val="en-US"/>
-          <w14:ligatures w14:val="none"/>
-        </w:rPr>
-        <w:t xml:space="preserve"> in total AWS spend. The optimized monthly spend would decrease from </w:t>
-      </w:r>
-      <w:r>
-        <w:rPr>
-          <w:rFonts w:ascii="Times New Roman" w:eastAsia="Times New Roman" w:hAnsi="Times New Roman" w:cs="Times New Roman"/>
-          <w:b/>
-          <w:bCs/>
-          <w:kern w:val="0"/>
-          <w:sz w:val="22"/>
-          <w:szCs w:val="22"/>
-          <w:lang w:val="en-US"/>
-          <w14:ligatures w14:val="none"/>
-        </w:rPr>
-        <w:t>$250,000 USD to approximately $180,000 USD</w:t>
-      </w:r>
-      <w:r>
-        <w:rPr>
-          <w:rFonts w:ascii="Times New Roman" w:eastAsia="Times New Roman" w:hAnsi="Times New Roman" w:cs="Times New Roman"/>
-          <w:kern w:val="0"/>
-          <w:sz w:val="22"/>
-          <w:szCs w:val="22"/>
+          <w:sz w:val="20"/>
+          <w:szCs w:val="20"/>
           <w:lang w:val="en-US"/>
           <w14:ligatures w14:val="none"/>
         </w:rPr>
@@ -258,8 +235,8 @@
         <w:rPr>
           <w:rFonts w:ascii="Times New Roman" w:eastAsia="Times New Roman" w:hAnsi="Times New Roman" w:cs="Times New Roman"/>
           <w:kern w:val="0"/>
-          <w:sz w:val="22"/>
-          <w:szCs w:val="22"/>
+          <w:sz w:val="20"/>
+          <w:szCs w:val="20"/>
           <w:lang w:val="en-US"/>
           <w14:ligatures w14:val="none"/>
         </w:rPr>
@@ -268,39 +245,36 @@
         <w:rPr>
           <w:rFonts w:ascii="Times New Roman" w:eastAsia="Times New Roman" w:hAnsi="Times New Roman" w:cs="Times New Roman"/>
           <w:kern w:val="0"/>
-          <w:sz w:val="22"/>
-          <w:szCs w:val="22"/>
+          <w:sz w:val="20"/>
+          <w:szCs w:val="20"/>
           <w:lang w:val="en-US"/>
           <w14:ligatures w14:val="none"/>
         </w:rPr>
-        <w:t>This recommendation follows a conservative FinOps approach: first improve visibility and governance, then remove waste, then resize infrastructure, and finally apply commitment-based discounts only after usage patterns are validated.</w:t>
+        <w:t xml:space="preserve">This recommendation follows a conservative FinOps approach: improve visibility, remove waste, </w:t>
       </w:r>
-    </w:p>
-    <w:p>
-      <w:pPr>
-        <w:spacing w:after="0" w:line="240" w:lineRule="auto"/>
-        <w:jc w:val="both"/>
-        <w:rPr>
-          <w:rFonts w:ascii="Times New Roman" w:eastAsia="Times New Roman" w:hAnsi="Times New Roman" w:cs="Times New Roman"/>
-          <w:kern w:val="0"/>
-          <w:sz w:val="22"/>
-          <w:szCs w:val="22"/>
-          <w:lang w:val="en-US"/>
-          <w14:ligatures w14:val="none"/>
-        </w:rPr>
-      </w:pPr>
+      <w:proofErr w:type="spellStart"/>
       <w:r>
         <w:rPr>
           <w:rFonts w:ascii="Times New Roman" w:eastAsia="Times New Roman" w:hAnsi="Times New Roman" w:cs="Times New Roman"/>
           <w:kern w:val="0"/>
-          <w:sz w:val="22"/>
-          <w:szCs w:val="22"/>
+          <w:sz w:val="20"/>
+          <w:szCs w:val="20"/>
           <w:lang w:val="en-US"/>
           <w14:ligatures w14:val="none"/>
         </w:rPr>
-        <w:pict w14:anchorId="6B79009B">
-          <v:rect id="_x0000_i1026" style="width:0;height:1.5pt" o:hralign="center" o:hrstd="t" o:hr="t" fillcolor="#a0a0a0" stroked="f"/>
-        </w:pict>
+        <w:t>rightsize</w:t>
+      </w:r>
+      <w:proofErr w:type="spellEnd"/>
+      <w:r>
+        <w:rPr>
+          <w:rFonts w:ascii="Times New Roman" w:eastAsia="Times New Roman" w:hAnsi="Times New Roman" w:cs="Times New Roman"/>
+          <w:kern w:val="0"/>
+          <w:sz w:val="20"/>
+          <w:szCs w:val="20"/>
+          <w:lang w:val="en-US"/>
+          <w14:ligatures w14:val="none"/>
+        </w:rPr>
+        <w:t xml:space="preserve"> infrastructure, optimize storage lifecycle, and apply commitment-based discounts only after workload patterns are validated.</w:t>
       </w:r>
     </w:p>
     <w:p>
@@ -316,32 +290,7 @@
           <w:rFonts w:eastAsia="Times New Roman"/>
           <w:lang w:val="en-US"/>
         </w:rPr>
-        <w:t>2. Current AWS Cost Analysis</w:t>
-      </w:r>
-    </w:p>
-    <w:p>
-      <w:pPr>
-        <w:spacing w:before="100" w:beforeAutospacing="1" w:after="100" w:afterAutospacing="1" w:line="240" w:lineRule="auto"/>
-        <w:jc w:val="both"/>
-        <w:rPr>
-          <w:rFonts w:ascii="Times New Roman" w:eastAsia="Times New Roman" w:hAnsi="Times New Roman" w:cs="Times New Roman"/>
-          <w:kern w:val="0"/>
-          <w:sz w:val="22"/>
-          <w:szCs w:val="22"/>
-          <w:lang w:val="en-US"/>
-          <w14:ligatures w14:val="none"/>
-        </w:rPr>
-      </w:pPr>
-      <w:r>
-        <w:rPr>
-          <w:rFonts w:ascii="Times New Roman" w:eastAsia="Times New Roman" w:hAnsi="Times New Roman" w:cs="Times New Roman"/>
-          <w:kern w:val="0"/>
-          <w:sz w:val="22"/>
-          <w:szCs w:val="22"/>
-          <w:lang w:val="en-US"/>
-          <w14:ligatures w14:val="none"/>
-        </w:rPr>
-        <w:t>Clara’s current monthly AWS spend is distributed as follows:</w:t>
+        <w:t>2. Current AWS Cost Baseline</w:t>
       </w:r>
     </w:p>
     <w:tbl>
@@ -352,10 +301,10 @@
         <w:tblLook w:val="04A0" w:firstRow="1" w:lastRow="0" w:firstColumn="1" w:lastColumn="0" w:noHBand="0" w:noVBand="1"/>
       </w:tblPr>
       <w:tblGrid>
-        <w:gridCol w:w="997"/>
-        <w:gridCol w:w="1495"/>
-        <w:gridCol w:w="1188"/>
-        <w:gridCol w:w="7100"/>
+        <w:gridCol w:w="1590"/>
+        <w:gridCol w:w="1817"/>
+        <w:gridCol w:w="1363"/>
+        <w:gridCol w:w="6586"/>
       </w:tblGrid>
       <w:tr>
         <w:trPr>
@@ -363,14 +312,14 @@
         </w:trPr>
         <w:tc>
           <w:tcPr>
-            <w:tcW w:w="0" w:type="auto"/>
+            <w:tcW w:w="700" w:type="pct"/>
             <w:tcBorders>
-              <w:top w:val="single" w:sz="8" w:space="0" w:color="9CC2E5"/>
-              <w:left w:val="single" w:sz="8" w:space="0" w:color="9CC2E5"/>
-              <w:bottom w:val="single" w:sz="8" w:space="0" w:color="9CC2E5"/>
-              <w:right w:val="single" w:sz="8" w:space="0" w:color="9CC2E5"/>
+              <w:top w:val="single" w:sz="8" w:space="0" w:color="D9D9D9"/>
+              <w:left w:val="single" w:sz="8" w:space="0" w:color="D9D9D9"/>
+              <w:bottom w:val="single" w:sz="8" w:space="0" w:color="D9D9D9"/>
+              <w:right w:val="single" w:sz="8" w:space="0" w:color="D9D9D9"/>
             </w:tcBorders>
-            <w:shd w:val="clear" w:color="auto" w:fill="D9E1F2"/>
+            <w:shd w:val="clear" w:color="auto" w:fill="E7EFF7"/>
             <w:vAlign w:val="center"/>
             <w:hideMark/>
           </w:tcPr>
@@ -378,20 +327,85 @@
             <w:pPr>
               <w:jc w:val="center"/>
               <w:rPr>
-                <w:sz w:val="22"/>
-                <w:szCs w:val="22"/>
                 <w:lang w:val="en-US"/>
               </w:rPr>
             </w:pPr>
             <w:r>
               <w:rPr>
+                <w:rFonts w:ascii="Times New Roman" w:hAnsi="Times New Roman"/>
                 <w:b/>
                 <w:bCs/>
-                <w:sz w:val="22"/>
-                <w:szCs w:val="22"/>
+                <w:sz w:val="20"/>
+                <w:szCs w:val="20"/>
                 <w:lang w:val="en-US"/>
               </w:rPr>
               <w:t>Service</w:t>
+            </w:r>
+          </w:p>
+        </w:tc>
+        <w:tc>
+          <w:tcPr>
+            <w:tcW w:w="800" w:type="pct"/>
+            <w:tcBorders>
+              <w:top w:val="single" w:sz="8" w:space="0" w:color="D9D9D9"/>
+              <w:left w:val="single" w:sz="8" w:space="0" w:color="D9D9D9"/>
+              <w:bottom w:val="single" w:sz="8" w:space="0" w:color="D9D9D9"/>
+              <w:right w:val="single" w:sz="8" w:space="0" w:color="D9D9D9"/>
+            </w:tcBorders>
+            <w:shd w:val="clear" w:color="auto" w:fill="E7EFF7"/>
+            <w:vAlign w:val="center"/>
+            <w:hideMark/>
+          </w:tcPr>
+          <w:p>
+            <w:pPr>
+              <w:jc w:val="right"/>
+              <w:rPr>
+                <w:lang w:val="en-US"/>
+              </w:rPr>
+            </w:pPr>
+            <w:r>
+              <w:rPr>
+                <w:rFonts w:ascii="Times New Roman" w:hAnsi="Times New Roman"/>
+                <w:b/>
+                <w:bCs/>
+                <w:sz w:val="20"/>
+                <w:szCs w:val="20"/>
+                <w:lang w:val="en-US"/>
+              </w:rPr>
+              <w:t>Monthly Cost</w:t>
+            </w:r>
+          </w:p>
+        </w:tc>
+        <w:tc>
+          <w:tcPr>
+            <w:tcW w:w="600" w:type="pct"/>
+            <w:tcBorders>
+              <w:top w:val="single" w:sz="8" w:space="0" w:color="D9D9D9"/>
+              <w:left w:val="single" w:sz="8" w:space="0" w:color="D9D9D9"/>
+              <w:bottom w:val="single" w:sz="8" w:space="0" w:color="D9D9D9"/>
+              <w:right w:val="single" w:sz="8" w:space="0" w:color="D9D9D9"/>
+            </w:tcBorders>
+            <w:shd w:val="clear" w:color="auto" w:fill="E7EFF7"/>
+            <w:vAlign w:val="center"/>
+            <w:hideMark/>
+          </w:tcPr>
+          <w:p>
+            <w:pPr>
+              <w:jc w:val="right"/>
+              <w:rPr>
+                <w:lang w:val="en-US"/>
+              </w:rPr>
+            </w:pPr>
+            <w:r>
+              <w:rPr>
+                <w:rFonts w:ascii="Times New Roman" w:hAnsi="Times New Roman"/>
+                <w:b/>
+                <w:bCs/>
+                <w:sz w:val="20"/>
+                <w:szCs w:val="20"/>
+                <w:lang w:val="en-US"/>
+              </w:rPr>
+              <w:t>% Spend</w:t>
             </w:r>
           </w:p>
         </w:tc>
@@ -399,12 +413,12 @@
           <w:tcPr>
             <w:tcW w:w="0" w:type="auto"/>
             <w:tcBorders>
-              <w:top w:val="single" w:sz="8" w:space="0" w:color="9CC2E5"/>
-              <w:left w:val="single" w:sz="8" w:space="0" w:color="9CC2E5"/>
-              <w:bottom w:val="single" w:sz="8" w:space="0" w:color="9CC2E5"/>
-              <w:right w:val="single" w:sz="8" w:space="0" w:color="9CC2E5"/>
+              <w:top w:val="single" w:sz="8" w:space="0" w:color="D9D9D9"/>
+              <w:left w:val="single" w:sz="8" w:space="0" w:color="D9D9D9"/>
+              <w:bottom w:val="single" w:sz="8" w:space="0" w:color="D9D9D9"/>
+              <w:right w:val="single" w:sz="8" w:space="0" w:color="D9D9D9"/>
             </w:tcBorders>
-            <w:shd w:val="clear" w:color="auto" w:fill="D9E1F2"/>
+            <w:shd w:val="clear" w:color="auto" w:fill="E7EFF7"/>
             <w:vAlign w:val="center"/>
             <w:hideMark/>
           </w:tcPr>
@@ -412,88 +426,19 @@
             <w:pPr>
               <w:jc w:val="center"/>
               <w:rPr>
-                <w:sz w:val="22"/>
-                <w:szCs w:val="22"/>
                 <w:lang w:val="en-US"/>
               </w:rPr>
             </w:pPr>
             <w:r>
               <w:rPr>
+                <w:rFonts w:ascii="Times New Roman" w:hAnsi="Times New Roman"/>
                 <w:b/>
                 <w:bCs/>
-                <w:sz w:val="22"/>
-                <w:szCs w:val="22"/>
-                <w:lang w:val="en-US"/>
-              </w:rPr>
-              <w:t>Monthly Cost</w:t>
-            </w:r>
-          </w:p>
-        </w:tc>
-        <w:tc>
-          <w:tcPr>
-            <w:tcW w:w="551" w:type="pct"/>
-            <w:tcBorders>
-              <w:top w:val="single" w:sz="8" w:space="0" w:color="9CC2E5"/>
-              <w:left w:val="single" w:sz="8" w:space="0" w:color="9CC2E5"/>
-              <w:bottom w:val="single" w:sz="8" w:space="0" w:color="9CC2E5"/>
-              <w:right w:val="single" w:sz="8" w:space="0" w:color="9CC2E5"/>
-            </w:tcBorders>
-            <w:shd w:val="clear" w:color="auto" w:fill="D9E1F2"/>
-            <w:vAlign w:val="center"/>
-            <w:hideMark/>
-          </w:tcPr>
-          <w:p>
-            <w:pPr>
-              <w:jc w:val="center"/>
-              <w:rPr>
-                <w:sz w:val="22"/>
-                <w:szCs w:val="22"/>
-                <w:lang w:val="en-US"/>
-              </w:rPr>
-            </w:pPr>
-            <w:r>
-              <w:rPr>
-                <w:b/>
-                <w:bCs/>
-                <w:sz w:val="22"/>
-                <w:szCs w:val="22"/>
-                <w:lang w:val="en-US"/>
-              </w:rPr>
-              <w:t>% of Total Spend</w:t>
-            </w:r>
-          </w:p>
-        </w:tc>
-        <w:tc>
-          <w:tcPr>
-            <w:tcW w:w="3293" w:type="pct"/>
-            <w:tcBorders>
-              <w:top w:val="single" w:sz="8" w:space="0" w:color="9CC2E5"/>
-              <w:left w:val="single" w:sz="8" w:space="0" w:color="9CC2E5"/>
-              <w:bottom w:val="single" w:sz="8" w:space="0" w:color="9CC2E5"/>
-              <w:right w:val="single" w:sz="8" w:space="0" w:color="9CC2E5"/>
-            </w:tcBorders>
-            <w:shd w:val="clear" w:color="auto" w:fill="D9E1F2"/>
-            <w:vAlign w:val="center"/>
-            <w:hideMark/>
-          </w:tcPr>
-          <w:p>
-            <w:pPr>
-              <w:jc w:val="center"/>
-              <w:rPr>
-                <w:sz w:val="22"/>
-                <w:szCs w:val="22"/>
-                <w:lang w:val="en-US"/>
-              </w:rPr>
-            </w:pPr>
-            <w:r>
-              <w:rPr>
-                <w:b/>
-                <w:bCs/>
-                <w:sz w:val="22"/>
-                <w:szCs w:val="22"/>
-                <w:lang w:val="en-US"/>
-              </w:rPr>
-              <w:t>Main Observations</w:t>
+                <w:sz w:val="20"/>
+                <w:szCs w:val="20"/>
+                <w:lang w:val="en-US"/>
+              </w:rPr>
+              <w:t>Key Observation</w:t>
             </w:r>
           </w:p>
         </w:tc>
@@ -503,27 +448,25 @@
           <w:tcPr>
             <w:tcW w:w="0" w:type="auto"/>
             <w:tcBorders>
-              <w:top w:val="single" w:sz="8" w:space="0" w:color="9CC2E5"/>
-              <w:left w:val="single" w:sz="8" w:space="0" w:color="9CC2E5"/>
-              <w:bottom w:val="single" w:sz="8" w:space="0" w:color="9CC2E5"/>
-              <w:right w:val="single" w:sz="8" w:space="0" w:color="9CC2E5"/>
+              <w:top w:val="single" w:sz="8" w:space="0" w:color="D9D9D9"/>
+              <w:left w:val="single" w:sz="8" w:space="0" w:color="D9D9D9"/>
+              <w:bottom w:val="single" w:sz="8" w:space="0" w:color="D9D9D9"/>
+              <w:right w:val="single" w:sz="8" w:space="0" w:color="D9D9D9"/>
             </w:tcBorders>
             <w:vAlign w:val="center"/>
             <w:hideMark/>
           </w:tcPr>
           <w:p>
             <w:pPr>
-              <w:jc w:val="both"/>
-              <w:rPr>
-                <w:sz w:val="22"/>
-                <w:szCs w:val="22"/>
+              <w:rPr>
                 <w:lang w:val="en-US"/>
               </w:rPr>
             </w:pPr>
             <w:r>
               <w:rPr>
-                <w:sz w:val="22"/>
-                <w:szCs w:val="22"/>
+                <w:rFonts w:ascii="Times New Roman" w:hAnsi="Times New Roman"/>
+                <w:sz w:val="20"/>
+                <w:szCs w:val="20"/>
                 <w:lang w:val="en-US"/>
               </w:rPr>
               <w:t>EC2</w:t>
@@ -534,27 +477,26 @@
           <w:tcPr>
             <w:tcW w:w="0" w:type="auto"/>
             <w:tcBorders>
-              <w:top w:val="single" w:sz="8" w:space="0" w:color="9CC2E5"/>
-              <w:left w:val="single" w:sz="8" w:space="0" w:color="9CC2E5"/>
-              <w:bottom w:val="single" w:sz="8" w:space="0" w:color="9CC2E5"/>
-              <w:right w:val="single" w:sz="8" w:space="0" w:color="9CC2E5"/>
+              <w:top w:val="single" w:sz="8" w:space="0" w:color="D9D9D9"/>
+              <w:left w:val="single" w:sz="8" w:space="0" w:color="D9D9D9"/>
+              <w:bottom w:val="single" w:sz="8" w:space="0" w:color="D9D9D9"/>
+              <w:right w:val="single" w:sz="8" w:space="0" w:color="D9D9D9"/>
             </w:tcBorders>
             <w:vAlign w:val="center"/>
             <w:hideMark/>
           </w:tcPr>
           <w:p>
             <w:pPr>
-              <w:jc w:val="both"/>
-              <w:rPr>
-                <w:sz w:val="22"/>
-                <w:szCs w:val="22"/>
+              <w:jc w:val="right"/>
+              <w:rPr>
                 <w:lang w:val="en-US"/>
               </w:rPr>
             </w:pPr>
             <w:r>
               <w:rPr>
-                <w:sz w:val="22"/>
-                <w:szCs w:val="22"/>
+                <w:rFonts w:ascii="Times New Roman" w:hAnsi="Times New Roman"/>
+                <w:sz w:val="20"/>
+                <w:szCs w:val="20"/>
                 <w:lang w:val="en-US"/>
               </w:rPr>
               <w:t>$100,000</w:t>
@@ -563,29 +505,28 @@
         </w:tc>
         <w:tc>
           <w:tcPr>
-            <w:tcW w:w="551" w:type="pct"/>
+            <w:tcW w:w="0" w:type="auto"/>
             <w:tcBorders>
-              <w:top w:val="single" w:sz="8" w:space="0" w:color="9CC2E5"/>
-              <w:left w:val="single" w:sz="8" w:space="0" w:color="9CC2E5"/>
-              <w:bottom w:val="single" w:sz="8" w:space="0" w:color="9CC2E5"/>
-              <w:right w:val="single" w:sz="8" w:space="0" w:color="9CC2E5"/>
+              <w:top w:val="single" w:sz="8" w:space="0" w:color="D9D9D9"/>
+              <w:left w:val="single" w:sz="8" w:space="0" w:color="D9D9D9"/>
+              <w:bottom w:val="single" w:sz="8" w:space="0" w:color="D9D9D9"/>
+              <w:right w:val="single" w:sz="8" w:space="0" w:color="D9D9D9"/>
             </w:tcBorders>
             <w:vAlign w:val="center"/>
             <w:hideMark/>
           </w:tcPr>
           <w:p>
             <w:pPr>
-              <w:jc w:val="both"/>
-              <w:rPr>
-                <w:sz w:val="22"/>
-                <w:szCs w:val="22"/>
+              <w:jc w:val="right"/>
+              <w:rPr>
                 <w:lang w:val="en-US"/>
               </w:rPr>
             </w:pPr>
             <w:r>
               <w:rPr>
-                <w:sz w:val="22"/>
-                <w:szCs w:val="22"/>
+                <w:rFonts w:ascii="Times New Roman" w:hAnsi="Times New Roman"/>
+                <w:sz w:val="20"/>
+                <w:szCs w:val="20"/>
                 <w:lang w:val="en-US"/>
               </w:rPr>
               <w:t>40%</w:t>
@@ -594,50 +535,30 @@
         </w:tc>
         <w:tc>
           <w:tcPr>
-            <w:tcW w:w="3293" w:type="pct"/>
+            <w:tcW w:w="0" w:type="auto"/>
             <w:tcBorders>
-              <w:top w:val="single" w:sz="8" w:space="0" w:color="9CC2E5"/>
-              <w:left w:val="single" w:sz="8" w:space="0" w:color="9CC2E5"/>
-              <w:bottom w:val="single" w:sz="8" w:space="0" w:color="9CC2E5"/>
-              <w:right w:val="single" w:sz="8" w:space="0" w:color="9CC2E5"/>
+              <w:top w:val="single" w:sz="8" w:space="0" w:color="D9D9D9"/>
+              <w:left w:val="single" w:sz="8" w:space="0" w:color="D9D9D9"/>
+              <w:bottom w:val="single" w:sz="8" w:space="0" w:color="D9D9D9"/>
+              <w:right w:val="single" w:sz="8" w:space="0" w:color="D9D9D9"/>
             </w:tcBorders>
             <w:vAlign w:val="center"/>
             <w:hideMark/>
           </w:tcPr>
           <w:p>
             <w:pPr>
-              <w:jc w:val="both"/>
-              <w:rPr>
-                <w:sz w:val="22"/>
-                <w:szCs w:val="22"/>
+              <w:rPr>
                 <w:lang w:val="en-US"/>
               </w:rPr>
             </w:pPr>
             <w:r>
               <w:rPr>
-                <w:sz w:val="22"/>
-                <w:szCs w:val="22"/>
-                <w:lang w:val="en-US"/>
-              </w:rPr>
-              <w:t>500 instances running; 60% are c</w:t>
-            </w:r>
-            <w:proofErr w:type="gramStart"/>
-            <w:r>
-              <w:rPr>
-                <w:sz w:val="22"/>
-                <w:szCs w:val="22"/>
-                <w:lang w:val="en-US"/>
-              </w:rPr>
-              <w:t>5.xlarge</w:t>
-            </w:r>
-            <w:proofErr w:type="gramEnd"/>
-            <w:r>
-              <w:rPr>
-                <w:sz w:val="22"/>
-                <w:szCs w:val="22"/>
-                <w:lang w:val="en-US"/>
-              </w:rPr>
-              <w:t>; average CPU utilization is 30%.</w:t>
+                <w:rFonts w:ascii="Times New Roman" w:hAnsi="Times New Roman"/>
+                <w:sz w:val="20"/>
+                <w:szCs w:val="20"/>
+                <w:lang w:val="en-US"/>
+              </w:rPr>
+              <w:t>500 instances; 60% are c5.xlarge; average CPU utilization is 30%.</w:t>
             </w:r>
           </w:p>
         </w:tc>
@@ -647,27 +568,25 @@
           <w:tcPr>
             <w:tcW w:w="0" w:type="auto"/>
             <w:tcBorders>
-              <w:top w:val="single" w:sz="8" w:space="0" w:color="9CC2E5"/>
-              <w:left w:val="single" w:sz="8" w:space="0" w:color="9CC2E5"/>
-              <w:bottom w:val="single" w:sz="8" w:space="0" w:color="9CC2E5"/>
-              <w:right w:val="single" w:sz="8" w:space="0" w:color="9CC2E5"/>
+              <w:top w:val="single" w:sz="8" w:space="0" w:color="D9D9D9"/>
+              <w:left w:val="single" w:sz="8" w:space="0" w:color="D9D9D9"/>
+              <w:bottom w:val="single" w:sz="8" w:space="0" w:color="D9D9D9"/>
+              <w:right w:val="single" w:sz="8" w:space="0" w:color="D9D9D9"/>
             </w:tcBorders>
             <w:vAlign w:val="center"/>
             <w:hideMark/>
           </w:tcPr>
           <w:p>
             <w:pPr>
-              <w:jc w:val="both"/>
-              <w:rPr>
-                <w:sz w:val="22"/>
-                <w:szCs w:val="22"/>
+              <w:rPr>
                 <w:lang w:val="en-US"/>
               </w:rPr>
             </w:pPr>
             <w:r>
               <w:rPr>
-                <w:sz w:val="22"/>
-                <w:szCs w:val="22"/>
+                <w:rFonts w:ascii="Times New Roman" w:hAnsi="Times New Roman"/>
+                <w:sz w:val="20"/>
+                <w:szCs w:val="20"/>
                 <w:lang w:val="en-US"/>
               </w:rPr>
               <w:t>EBS</w:t>
@@ -678,27 +597,26 @@
           <w:tcPr>
             <w:tcW w:w="0" w:type="auto"/>
             <w:tcBorders>
-              <w:top w:val="single" w:sz="8" w:space="0" w:color="9CC2E5"/>
-              <w:left w:val="single" w:sz="8" w:space="0" w:color="9CC2E5"/>
-              <w:bottom w:val="single" w:sz="8" w:space="0" w:color="9CC2E5"/>
-              <w:right w:val="single" w:sz="8" w:space="0" w:color="9CC2E5"/>
+              <w:top w:val="single" w:sz="8" w:space="0" w:color="D9D9D9"/>
+              <w:left w:val="single" w:sz="8" w:space="0" w:color="D9D9D9"/>
+              <w:bottom w:val="single" w:sz="8" w:space="0" w:color="D9D9D9"/>
+              <w:right w:val="single" w:sz="8" w:space="0" w:color="D9D9D9"/>
             </w:tcBorders>
             <w:vAlign w:val="center"/>
             <w:hideMark/>
           </w:tcPr>
           <w:p>
             <w:pPr>
-              <w:jc w:val="both"/>
-              <w:rPr>
-                <w:sz w:val="22"/>
-                <w:szCs w:val="22"/>
+              <w:jc w:val="right"/>
+              <w:rPr>
                 <w:lang w:val="en-US"/>
               </w:rPr>
             </w:pPr>
             <w:r>
               <w:rPr>
-                <w:sz w:val="22"/>
-                <w:szCs w:val="22"/>
+                <w:rFonts w:ascii="Times New Roman" w:hAnsi="Times New Roman"/>
+                <w:sz w:val="20"/>
+                <w:szCs w:val="20"/>
                 <w:lang w:val="en-US"/>
               </w:rPr>
               <w:t>$50,000</w:t>
@@ -707,29 +625,28 @@
         </w:tc>
         <w:tc>
           <w:tcPr>
-            <w:tcW w:w="551" w:type="pct"/>
+            <w:tcW w:w="0" w:type="auto"/>
             <w:tcBorders>
-              <w:top w:val="single" w:sz="8" w:space="0" w:color="9CC2E5"/>
-              <w:left w:val="single" w:sz="8" w:space="0" w:color="9CC2E5"/>
-              <w:bottom w:val="single" w:sz="8" w:space="0" w:color="9CC2E5"/>
-              <w:right w:val="single" w:sz="8" w:space="0" w:color="9CC2E5"/>
+              <w:top w:val="single" w:sz="8" w:space="0" w:color="D9D9D9"/>
+              <w:left w:val="single" w:sz="8" w:space="0" w:color="D9D9D9"/>
+              <w:bottom w:val="single" w:sz="8" w:space="0" w:color="D9D9D9"/>
+              <w:right w:val="single" w:sz="8" w:space="0" w:color="D9D9D9"/>
             </w:tcBorders>
             <w:vAlign w:val="center"/>
             <w:hideMark/>
           </w:tcPr>
           <w:p>
             <w:pPr>
-              <w:jc w:val="both"/>
-              <w:rPr>
-                <w:sz w:val="22"/>
-                <w:szCs w:val="22"/>
+              <w:jc w:val="right"/>
+              <w:rPr>
                 <w:lang w:val="en-US"/>
               </w:rPr>
             </w:pPr>
             <w:r>
               <w:rPr>
-                <w:sz w:val="22"/>
-                <w:szCs w:val="22"/>
+                <w:rFonts w:ascii="Times New Roman" w:hAnsi="Times New Roman"/>
+                <w:sz w:val="20"/>
+                <w:szCs w:val="20"/>
                 <w:lang w:val="en-US"/>
               </w:rPr>
               <w:t>20%</w:t>
@@ -738,32 +655,30 @@
         </w:tc>
         <w:tc>
           <w:tcPr>
-            <w:tcW w:w="3293" w:type="pct"/>
+            <w:tcW w:w="0" w:type="auto"/>
             <w:tcBorders>
-              <w:top w:val="single" w:sz="8" w:space="0" w:color="9CC2E5"/>
-              <w:left w:val="single" w:sz="8" w:space="0" w:color="9CC2E5"/>
-              <w:bottom w:val="single" w:sz="8" w:space="0" w:color="9CC2E5"/>
-              <w:right w:val="single" w:sz="8" w:space="0" w:color="9CC2E5"/>
+              <w:top w:val="single" w:sz="8" w:space="0" w:color="D9D9D9"/>
+              <w:left w:val="single" w:sz="8" w:space="0" w:color="D9D9D9"/>
+              <w:bottom w:val="single" w:sz="8" w:space="0" w:color="D9D9D9"/>
+              <w:right w:val="single" w:sz="8" w:space="0" w:color="D9D9D9"/>
             </w:tcBorders>
             <w:vAlign w:val="center"/>
             <w:hideMark/>
           </w:tcPr>
           <w:p>
             <w:pPr>
-              <w:jc w:val="both"/>
-              <w:rPr>
-                <w:sz w:val="22"/>
-                <w:szCs w:val="22"/>
+              <w:rPr>
                 <w:lang w:val="en-US"/>
               </w:rPr>
             </w:pPr>
             <w:r>
               <w:rPr>
-                <w:sz w:val="22"/>
-                <w:szCs w:val="22"/>
-                <w:lang w:val="en-US"/>
-              </w:rPr>
-              <w:t>200 unattached EBS volumes and excessive snapshot retention.</w:t>
+                <w:rFonts w:ascii="Times New Roman" w:hAnsi="Times New Roman"/>
+                <w:sz w:val="20"/>
+                <w:szCs w:val="20"/>
+                <w:lang w:val="en-US"/>
+              </w:rPr>
+              <w:t>200 unattached volumes and excessive snapshot retention.</w:t>
             </w:r>
           </w:p>
         </w:tc>
@@ -773,27 +688,25 @@
           <w:tcPr>
             <w:tcW w:w="0" w:type="auto"/>
             <w:tcBorders>
-              <w:top w:val="single" w:sz="8" w:space="0" w:color="9CC2E5"/>
-              <w:left w:val="single" w:sz="8" w:space="0" w:color="9CC2E5"/>
-              <w:bottom w:val="single" w:sz="8" w:space="0" w:color="9CC2E5"/>
-              <w:right w:val="single" w:sz="8" w:space="0" w:color="9CC2E5"/>
+              <w:top w:val="single" w:sz="8" w:space="0" w:color="D9D9D9"/>
+              <w:left w:val="single" w:sz="8" w:space="0" w:color="D9D9D9"/>
+              <w:bottom w:val="single" w:sz="8" w:space="0" w:color="D9D9D9"/>
+              <w:right w:val="single" w:sz="8" w:space="0" w:color="D9D9D9"/>
             </w:tcBorders>
             <w:vAlign w:val="center"/>
             <w:hideMark/>
           </w:tcPr>
           <w:p>
             <w:pPr>
-              <w:jc w:val="both"/>
-              <w:rPr>
-                <w:sz w:val="22"/>
-                <w:szCs w:val="22"/>
+              <w:rPr>
                 <w:lang w:val="en-US"/>
               </w:rPr>
             </w:pPr>
             <w:r>
               <w:rPr>
-                <w:sz w:val="22"/>
-                <w:szCs w:val="22"/>
+                <w:rFonts w:ascii="Times New Roman" w:hAnsi="Times New Roman"/>
+                <w:sz w:val="20"/>
+                <w:szCs w:val="20"/>
                 <w:lang w:val="en-US"/>
               </w:rPr>
               <w:t>RDS</w:t>
@@ -804,27 +717,26 @@
           <w:tcPr>
             <w:tcW w:w="0" w:type="auto"/>
             <w:tcBorders>
-              <w:top w:val="single" w:sz="8" w:space="0" w:color="9CC2E5"/>
-              <w:left w:val="single" w:sz="8" w:space="0" w:color="9CC2E5"/>
-              <w:bottom w:val="single" w:sz="8" w:space="0" w:color="9CC2E5"/>
-              <w:right w:val="single" w:sz="8" w:space="0" w:color="9CC2E5"/>
+              <w:top w:val="single" w:sz="8" w:space="0" w:color="D9D9D9"/>
+              <w:left w:val="single" w:sz="8" w:space="0" w:color="D9D9D9"/>
+              <w:bottom w:val="single" w:sz="8" w:space="0" w:color="D9D9D9"/>
+              <w:right w:val="single" w:sz="8" w:space="0" w:color="D9D9D9"/>
             </w:tcBorders>
             <w:vAlign w:val="center"/>
             <w:hideMark/>
           </w:tcPr>
           <w:p>
             <w:pPr>
-              <w:jc w:val="both"/>
-              <w:rPr>
-                <w:sz w:val="22"/>
-                <w:szCs w:val="22"/>
+              <w:jc w:val="right"/>
+              <w:rPr>
                 <w:lang w:val="en-US"/>
               </w:rPr>
             </w:pPr>
             <w:r>
               <w:rPr>
-                <w:sz w:val="22"/>
-                <w:szCs w:val="22"/>
+                <w:rFonts w:ascii="Times New Roman" w:hAnsi="Times New Roman"/>
+                <w:sz w:val="20"/>
+                <w:szCs w:val="20"/>
                 <w:lang w:val="en-US"/>
               </w:rPr>
               <w:t>$37,500</w:t>
@@ -833,29 +745,28 @@
         </w:tc>
         <w:tc>
           <w:tcPr>
-            <w:tcW w:w="551" w:type="pct"/>
+            <w:tcW w:w="0" w:type="auto"/>
             <w:tcBorders>
-              <w:top w:val="single" w:sz="8" w:space="0" w:color="9CC2E5"/>
-              <w:left w:val="single" w:sz="8" w:space="0" w:color="9CC2E5"/>
-              <w:bottom w:val="single" w:sz="8" w:space="0" w:color="9CC2E5"/>
-              <w:right w:val="single" w:sz="8" w:space="0" w:color="9CC2E5"/>
+              <w:top w:val="single" w:sz="8" w:space="0" w:color="D9D9D9"/>
+              <w:left w:val="single" w:sz="8" w:space="0" w:color="D9D9D9"/>
+              <w:bottom w:val="single" w:sz="8" w:space="0" w:color="D9D9D9"/>
+              <w:right w:val="single" w:sz="8" w:space="0" w:color="D9D9D9"/>
             </w:tcBorders>
             <w:vAlign w:val="center"/>
             <w:hideMark/>
           </w:tcPr>
           <w:p>
             <w:pPr>
-              <w:jc w:val="both"/>
-              <w:rPr>
-                <w:sz w:val="22"/>
-                <w:szCs w:val="22"/>
+              <w:jc w:val="right"/>
+              <w:rPr>
                 <w:lang w:val="en-US"/>
               </w:rPr>
             </w:pPr>
             <w:r>
               <w:rPr>
-                <w:sz w:val="22"/>
-                <w:szCs w:val="22"/>
+                <w:rFonts w:ascii="Times New Roman" w:hAnsi="Times New Roman"/>
+                <w:sz w:val="20"/>
+                <w:szCs w:val="20"/>
                 <w:lang w:val="en-US"/>
               </w:rPr>
               <w:t>15%</w:t>
@@ -864,32 +775,30 @@
         </w:tc>
         <w:tc>
           <w:tcPr>
-            <w:tcW w:w="3293" w:type="pct"/>
+            <w:tcW w:w="0" w:type="auto"/>
             <w:tcBorders>
-              <w:top w:val="single" w:sz="8" w:space="0" w:color="9CC2E5"/>
-              <w:left w:val="single" w:sz="8" w:space="0" w:color="9CC2E5"/>
-              <w:bottom w:val="single" w:sz="8" w:space="0" w:color="9CC2E5"/>
-              <w:right w:val="single" w:sz="8" w:space="0" w:color="9CC2E5"/>
+              <w:top w:val="single" w:sz="8" w:space="0" w:color="D9D9D9"/>
+              <w:left w:val="single" w:sz="8" w:space="0" w:color="D9D9D9"/>
+              <w:bottom w:val="single" w:sz="8" w:space="0" w:color="D9D9D9"/>
+              <w:right w:val="single" w:sz="8" w:space="0" w:color="D9D9D9"/>
             </w:tcBorders>
             <w:vAlign w:val="center"/>
             <w:hideMark/>
           </w:tcPr>
           <w:p>
             <w:pPr>
-              <w:jc w:val="both"/>
-              <w:rPr>
-                <w:sz w:val="22"/>
-                <w:szCs w:val="22"/>
+              <w:rPr>
                 <w:lang w:val="en-US"/>
               </w:rPr>
             </w:pPr>
             <w:r>
               <w:rPr>
-                <w:sz w:val="22"/>
-                <w:szCs w:val="22"/>
-                <w:lang w:val="en-US"/>
-              </w:rPr>
-              <w:t>Opportunity for reserved capacity and storage review.</w:t>
+                <w:rFonts w:ascii="Times New Roman" w:hAnsi="Times New Roman"/>
+                <w:sz w:val="20"/>
+                <w:szCs w:val="20"/>
+                <w:lang w:val="en-US"/>
+              </w:rPr>
+              <w:t>Future opportunity for reserved capacity and storage review.</w:t>
             </w:r>
           </w:p>
         </w:tc>
@@ -899,27 +808,25 @@
           <w:tcPr>
             <w:tcW w:w="0" w:type="auto"/>
             <w:tcBorders>
-              <w:top w:val="single" w:sz="8" w:space="0" w:color="9CC2E5"/>
-              <w:left w:val="single" w:sz="8" w:space="0" w:color="9CC2E5"/>
-              <w:bottom w:val="single" w:sz="8" w:space="0" w:color="9CC2E5"/>
-              <w:right w:val="single" w:sz="8" w:space="0" w:color="9CC2E5"/>
+              <w:top w:val="single" w:sz="8" w:space="0" w:color="D9D9D9"/>
+              <w:left w:val="single" w:sz="8" w:space="0" w:color="D9D9D9"/>
+              <w:bottom w:val="single" w:sz="8" w:space="0" w:color="D9D9D9"/>
+              <w:right w:val="single" w:sz="8" w:space="0" w:color="D9D9D9"/>
             </w:tcBorders>
             <w:vAlign w:val="center"/>
             <w:hideMark/>
           </w:tcPr>
           <w:p>
             <w:pPr>
-              <w:jc w:val="both"/>
-              <w:rPr>
-                <w:sz w:val="22"/>
-                <w:szCs w:val="22"/>
+              <w:rPr>
                 <w:lang w:val="en-US"/>
               </w:rPr>
             </w:pPr>
             <w:r>
               <w:rPr>
-                <w:sz w:val="22"/>
-                <w:szCs w:val="22"/>
+                <w:rFonts w:ascii="Times New Roman" w:hAnsi="Times New Roman"/>
+                <w:sz w:val="20"/>
+                <w:szCs w:val="20"/>
                 <w:lang w:val="en-US"/>
               </w:rPr>
               <w:t>S3</w:t>
@@ -930,27 +837,26 @@
           <w:tcPr>
             <w:tcW w:w="0" w:type="auto"/>
             <w:tcBorders>
-              <w:top w:val="single" w:sz="8" w:space="0" w:color="9CC2E5"/>
-              <w:left w:val="single" w:sz="8" w:space="0" w:color="9CC2E5"/>
-              <w:bottom w:val="single" w:sz="8" w:space="0" w:color="9CC2E5"/>
-              <w:right w:val="single" w:sz="8" w:space="0" w:color="9CC2E5"/>
+              <w:top w:val="single" w:sz="8" w:space="0" w:color="D9D9D9"/>
+              <w:left w:val="single" w:sz="8" w:space="0" w:color="D9D9D9"/>
+              <w:bottom w:val="single" w:sz="8" w:space="0" w:color="D9D9D9"/>
+              <w:right w:val="single" w:sz="8" w:space="0" w:color="D9D9D9"/>
             </w:tcBorders>
             <w:vAlign w:val="center"/>
             <w:hideMark/>
           </w:tcPr>
           <w:p>
             <w:pPr>
-              <w:jc w:val="both"/>
-              <w:rPr>
-                <w:sz w:val="22"/>
-                <w:szCs w:val="22"/>
+              <w:jc w:val="right"/>
+              <w:rPr>
                 <w:lang w:val="en-US"/>
               </w:rPr>
             </w:pPr>
             <w:r>
               <w:rPr>
-                <w:sz w:val="22"/>
-                <w:szCs w:val="22"/>
+                <w:rFonts w:ascii="Times New Roman" w:hAnsi="Times New Roman"/>
+                <w:sz w:val="20"/>
+                <w:szCs w:val="20"/>
                 <w:lang w:val="en-US"/>
               </w:rPr>
               <w:t>$25,000</w:t>
@@ -959,29 +865,28 @@
         </w:tc>
         <w:tc>
           <w:tcPr>
-            <w:tcW w:w="551" w:type="pct"/>
+            <w:tcW w:w="0" w:type="auto"/>
             <w:tcBorders>
-              <w:top w:val="single" w:sz="8" w:space="0" w:color="9CC2E5"/>
-              <w:left w:val="single" w:sz="8" w:space="0" w:color="9CC2E5"/>
-              <w:bottom w:val="single" w:sz="8" w:space="0" w:color="9CC2E5"/>
-              <w:right w:val="single" w:sz="8" w:space="0" w:color="9CC2E5"/>
+              <w:top w:val="single" w:sz="8" w:space="0" w:color="D9D9D9"/>
+              <w:left w:val="single" w:sz="8" w:space="0" w:color="D9D9D9"/>
+              <w:bottom w:val="single" w:sz="8" w:space="0" w:color="D9D9D9"/>
+              <w:right w:val="single" w:sz="8" w:space="0" w:color="D9D9D9"/>
             </w:tcBorders>
             <w:vAlign w:val="center"/>
             <w:hideMark/>
           </w:tcPr>
           <w:p>
             <w:pPr>
-              <w:jc w:val="both"/>
-              <w:rPr>
-                <w:sz w:val="22"/>
-                <w:szCs w:val="22"/>
+              <w:jc w:val="right"/>
+              <w:rPr>
                 <w:lang w:val="en-US"/>
               </w:rPr>
             </w:pPr>
             <w:r>
               <w:rPr>
-                <w:sz w:val="22"/>
-                <w:szCs w:val="22"/>
+                <w:rFonts w:ascii="Times New Roman" w:hAnsi="Times New Roman"/>
+                <w:sz w:val="20"/>
+                <w:szCs w:val="20"/>
                 <w:lang w:val="en-US"/>
               </w:rPr>
               <w:t>10%</w:t>
@@ -990,29 +895,27 @@
         </w:tc>
         <w:tc>
           <w:tcPr>
-            <w:tcW w:w="3293" w:type="pct"/>
+            <w:tcW w:w="0" w:type="auto"/>
             <w:tcBorders>
-              <w:top w:val="single" w:sz="8" w:space="0" w:color="9CC2E5"/>
-              <w:left w:val="single" w:sz="8" w:space="0" w:color="9CC2E5"/>
-              <w:bottom w:val="single" w:sz="8" w:space="0" w:color="9CC2E5"/>
-              <w:right w:val="single" w:sz="8" w:space="0" w:color="9CC2E5"/>
+              <w:top w:val="single" w:sz="8" w:space="0" w:color="D9D9D9"/>
+              <w:left w:val="single" w:sz="8" w:space="0" w:color="D9D9D9"/>
+              <w:bottom w:val="single" w:sz="8" w:space="0" w:color="D9D9D9"/>
+              <w:right w:val="single" w:sz="8" w:space="0" w:color="D9D9D9"/>
             </w:tcBorders>
             <w:vAlign w:val="center"/>
             <w:hideMark/>
           </w:tcPr>
           <w:p>
             <w:pPr>
-              <w:jc w:val="both"/>
-              <w:rPr>
-                <w:sz w:val="22"/>
-                <w:szCs w:val="22"/>
+              <w:rPr>
                 <w:lang w:val="en-US"/>
               </w:rPr>
             </w:pPr>
             <w:r>
               <w:rPr>
-                <w:sz w:val="22"/>
-                <w:szCs w:val="22"/>
+                <w:rFonts w:ascii="Times New Roman" w:hAnsi="Times New Roman"/>
+                <w:sz w:val="20"/>
+                <w:szCs w:val="20"/>
                 <w:lang w:val="en-US"/>
               </w:rPr>
               <w:t>50 TB stored; 80% remains in S3 Standard.</w:t>
@@ -1025,27 +928,25 @@
           <w:tcPr>
             <w:tcW w:w="0" w:type="auto"/>
             <w:tcBorders>
-              <w:top w:val="single" w:sz="8" w:space="0" w:color="9CC2E5"/>
-              <w:left w:val="single" w:sz="8" w:space="0" w:color="9CC2E5"/>
-              <w:bottom w:val="single" w:sz="8" w:space="0" w:color="9CC2E5"/>
-              <w:right w:val="single" w:sz="8" w:space="0" w:color="9CC2E5"/>
+              <w:top w:val="single" w:sz="8" w:space="0" w:color="D9D9D9"/>
+              <w:left w:val="single" w:sz="8" w:space="0" w:color="D9D9D9"/>
+              <w:bottom w:val="single" w:sz="8" w:space="0" w:color="D9D9D9"/>
+              <w:right w:val="single" w:sz="8" w:space="0" w:color="D9D9D9"/>
             </w:tcBorders>
             <w:vAlign w:val="center"/>
             <w:hideMark/>
           </w:tcPr>
           <w:p>
             <w:pPr>
-              <w:jc w:val="both"/>
-              <w:rPr>
-                <w:sz w:val="22"/>
-                <w:szCs w:val="22"/>
+              <w:rPr>
                 <w:lang w:val="en-US"/>
               </w:rPr>
             </w:pPr>
             <w:r>
               <w:rPr>
-                <w:sz w:val="22"/>
-                <w:szCs w:val="22"/>
+                <w:rFonts w:ascii="Times New Roman" w:hAnsi="Times New Roman"/>
+                <w:sz w:val="20"/>
+                <w:szCs w:val="20"/>
                 <w:lang w:val="en-US"/>
               </w:rPr>
               <w:t>EKS</w:t>
@@ -1056,27 +957,26 @@
           <w:tcPr>
             <w:tcW w:w="0" w:type="auto"/>
             <w:tcBorders>
-              <w:top w:val="single" w:sz="8" w:space="0" w:color="9CC2E5"/>
-              <w:left w:val="single" w:sz="8" w:space="0" w:color="9CC2E5"/>
-              <w:bottom w:val="single" w:sz="8" w:space="0" w:color="9CC2E5"/>
-              <w:right w:val="single" w:sz="8" w:space="0" w:color="9CC2E5"/>
+              <w:top w:val="single" w:sz="8" w:space="0" w:color="D9D9D9"/>
+              <w:left w:val="single" w:sz="8" w:space="0" w:color="D9D9D9"/>
+              <w:bottom w:val="single" w:sz="8" w:space="0" w:color="D9D9D9"/>
+              <w:right w:val="single" w:sz="8" w:space="0" w:color="D9D9D9"/>
             </w:tcBorders>
             <w:vAlign w:val="center"/>
             <w:hideMark/>
           </w:tcPr>
           <w:p>
             <w:pPr>
-              <w:jc w:val="both"/>
-              <w:rPr>
-                <w:sz w:val="22"/>
-                <w:szCs w:val="22"/>
+              <w:jc w:val="right"/>
+              <w:rPr>
                 <w:lang w:val="en-US"/>
               </w:rPr>
             </w:pPr>
             <w:r>
               <w:rPr>
-                <w:sz w:val="22"/>
-                <w:szCs w:val="22"/>
+                <w:rFonts w:ascii="Times New Roman" w:hAnsi="Times New Roman"/>
+                <w:sz w:val="20"/>
+                <w:szCs w:val="20"/>
                 <w:lang w:val="en-US"/>
               </w:rPr>
               <w:t>$25,000</w:t>
@@ -1085,29 +985,28 @@
         </w:tc>
         <w:tc>
           <w:tcPr>
-            <w:tcW w:w="551" w:type="pct"/>
+            <w:tcW w:w="0" w:type="auto"/>
             <w:tcBorders>
-              <w:top w:val="single" w:sz="8" w:space="0" w:color="9CC2E5"/>
-              <w:left w:val="single" w:sz="8" w:space="0" w:color="9CC2E5"/>
-              <w:bottom w:val="single" w:sz="8" w:space="0" w:color="9CC2E5"/>
-              <w:right w:val="single" w:sz="8" w:space="0" w:color="9CC2E5"/>
+              <w:top w:val="single" w:sz="8" w:space="0" w:color="D9D9D9"/>
+              <w:left w:val="single" w:sz="8" w:space="0" w:color="D9D9D9"/>
+              <w:bottom w:val="single" w:sz="8" w:space="0" w:color="D9D9D9"/>
+              <w:right w:val="single" w:sz="8" w:space="0" w:color="D9D9D9"/>
             </w:tcBorders>
             <w:vAlign w:val="center"/>
             <w:hideMark/>
           </w:tcPr>
           <w:p>
             <w:pPr>
-              <w:jc w:val="both"/>
-              <w:rPr>
-                <w:sz w:val="22"/>
-                <w:szCs w:val="22"/>
+              <w:jc w:val="right"/>
+              <w:rPr>
                 <w:lang w:val="en-US"/>
               </w:rPr>
             </w:pPr>
             <w:r>
               <w:rPr>
-                <w:sz w:val="22"/>
-                <w:szCs w:val="22"/>
+                <w:rFonts w:ascii="Times New Roman" w:hAnsi="Times New Roman"/>
+                <w:sz w:val="20"/>
+                <w:szCs w:val="20"/>
                 <w:lang w:val="en-US"/>
               </w:rPr>
               <w:t>10%</w:t>
@@ -1116,50 +1015,30 @@
         </w:tc>
         <w:tc>
           <w:tcPr>
-            <w:tcW w:w="3293" w:type="pct"/>
+            <w:tcW w:w="0" w:type="auto"/>
             <w:tcBorders>
-              <w:top w:val="single" w:sz="8" w:space="0" w:color="9CC2E5"/>
-              <w:left w:val="single" w:sz="8" w:space="0" w:color="9CC2E5"/>
-              <w:bottom w:val="single" w:sz="8" w:space="0" w:color="9CC2E5"/>
-              <w:right w:val="single" w:sz="8" w:space="0" w:color="9CC2E5"/>
+              <w:top w:val="single" w:sz="8" w:space="0" w:color="D9D9D9"/>
+              <w:left w:val="single" w:sz="8" w:space="0" w:color="D9D9D9"/>
+              <w:bottom w:val="single" w:sz="8" w:space="0" w:color="D9D9D9"/>
+              <w:right w:val="single" w:sz="8" w:space="0" w:color="D9D9D9"/>
             </w:tcBorders>
             <w:vAlign w:val="center"/>
             <w:hideMark/>
           </w:tcPr>
           <w:p>
             <w:pPr>
-              <w:jc w:val="both"/>
-              <w:rPr>
-                <w:sz w:val="22"/>
-                <w:szCs w:val="22"/>
+              <w:rPr>
                 <w:lang w:val="en-US"/>
               </w:rPr>
             </w:pPr>
             <w:r>
               <w:rPr>
-                <w:sz w:val="22"/>
-                <w:szCs w:val="22"/>
-                <w:lang w:val="en-US"/>
-              </w:rPr>
-              <w:t>3 clusters with 10 c</w:t>
-            </w:r>
-            <w:proofErr w:type="gramStart"/>
-            <w:r>
-              <w:rPr>
-                <w:sz w:val="22"/>
-                <w:szCs w:val="22"/>
-                <w:lang w:val="en-US"/>
-              </w:rPr>
-              <w:t>5.xlarge</w:t>
-            </w:r>
-            <w:proofErr w:type="gramEnd"/>
-            <w:r>
-              <w:rPr>
-                <w:sz w:val="22"/>
-                <w:szCs w:val="22"/>
-                <w:lang w:val="en-US"/>
-              </w:rPr>
-              <w:t xml:space="preserve"> nodes each; static node capacity.</w:t>
+                <w:rFonts w:ascii="Times New Roman" w:hAnsi="Times New Roman"/>
+                <w:sz w:val="20"/>
+                <w:szCs w:val="20"/>
+                <w:lang w:val="en-US"/>
+              </w:rPr>
+              <w:t>3 clusters with 10 c5.xlarge nodes each; static node capacity.</w:t>
             </w:r>
           </w:p>
         </w:tc>
@@ -1169,27 +1048,25 @@
           <w:tcPr>
             <w:tcW w:w="0" w:type="auto"/>
             <w:tcBorders>
-              <w:top w:val="single" w:sz="8" w:space="0" w:color="9CC2E5"/>
-              <w:left w:val="single" w:sz="8" w:space="0" w:color="9CC2E5"/>
-              <w:bottom w:val="single" w:sz="8" w:space="0" w:color="9CC2E5"/>
-              <w:right w:val="single" w:sz="8" w:space="0" w:color="9CC2E5"/>
+              <w:top w:val="single" w:sz="8" w:space="0" w:color="D9D9D9"/>
+              <w:left w:val="single" w:sz="8" w:space="0" w:color="D9D9D9"/>
+              <w:bottom w:val="single" w:sz="8" w:space="0" w:color="D9D9D9"/>
+              <w:right w:val="single" w:sz="8" w:space="0" w:color="D9D9D9"/>
             </w:tcBorders>
             <w:vAlign w:val="center"/>
             <w:hideMark/>
           </w:tcPr>
           <w:p>
             <w:pPr>
-              <w:jc w:val="both"/>
-              <w:rPr>
-                <w:sz w:val="22"/>
-                <w:szCs w:val="22"/>
+              <w:rPr>
                 <w:lang w:val="en-US"/>
               </w:rPr>
             </w:pPr>
             <w:r>
               <w:rPr>
-                <w:sz w:val="22"/>
-                <w:szCs w:val="22"/>
+                <w:rFonts w:ascii="Times New Roman" w:hAnsi="Times New Roman"/>
+                <w:sz w:val="20"/>
+                <w:szCs w:val="20"/>
                 <w:lang w:val="en-US"/>
               </w:rPr>
               <w:t>Lambda</w:t>
@@ -1200,27 +1077,26 @@
           <w:tcPr>
             <w:tcW w:w="0" w:type="auto"/>
             <w:tcBorders>
-              <w:top w:val="single" w:sz="8" w:space="0" w:color="9CC2E5"/>
-              <w:left w:val="single" w:sz="8" w:space="0" w:color="9CC2E5"/>
-              <w:bottom w:val="single" w:sz="8" w:space="0" w:color="9CC2E5"/>
-              <w:right w:val="single" w:sz="8" w:space="0" w:color="9CC2E5"/>
+              <w:top w:val="single" w:sz="8" w:space="0" w:color="D9D9D9"/>
+              <w:left w:val="single" w:sz="8" w:space="0" w:color="D9D9D9"/>
+              <w:bottom w:val="single" w:sz="8" w:space="0" w:color="D9D9D9"/>
+              <w:right w:val="single" w:sz="8" w:space="0" w:color="D9D9D9"/>
             </w:tcBorders>
             <w:vAlign w:val="center"/>
             <w:hideMark/>
           </w:tcPr>
           <w:p>
             <w:pPr>
-              <w:jc w:val="both"/>
-              <w:rPr>
-                <w:sz w:val="22"/>
-                <w:szCs w:val="22"/>
+              <w:jc w:val="right"/>
+              <w:rPr>
                 <w:lang w:val="en-US"/>
               </w:rPr>
             </w:pPr>
             <w:r>
               <w:rPr>
-                <w:sz w:val="22"/>
-                <w:szCs w:val="22"/>
+                <w:rFonts w:ascii="Times New Roman" w:hAnsi="Times New Roman"/>
+                <w:sz w:val="20"/>
+                <w:szCs w:val="20"/>
                 <w:lang w:val="en-US"/>
               </w:rPr>
               <w:t>$12,500</w:t>
@@ -1229,29 +1105,28 @@
         </w:tc>
         <w:tc>
           <w:tcPr>
-            <w:tcW w:w="551" w:type="pct"/>
+            <w:tcW w:w="0" w:type="auto"/>
             <w:tcBorders>
-              <w:top w:val="single" w:sz="8" w:space="0" w:color="9CC2E5"/>
-              <w:left w:val="single" w:sz="8" w:space="0" w:color="9CC2E5"/>
-              <w:bottom w:val="single" w:sz="8" w:space="0" w:color="9CC2E5"/>
-              <w:right w:val="single" w:sz="8" w:space="0" w:color="9CC2E5"/>
+              <w:top w:val="single" w:sz="8" w:space="0" w:color="D9D9D9"/>
+              <w:left w:val="single" w:sz="8" w:space="0" w:color="D9D9D9"/>
+              <w:bottom w:val="single" w:sz="8" w:space="0" w:color="D9D9D9"/>
+              <w:right w:val="single" w:sz="8" w:space="0" w:color="D9D9D9"/>
             </w:tcBorders>
             <w:vAlign w:val="center"/>
             <w:hideMark/>
           </w:tcPr>
           <w:p>
             <w:pPr>
-              <w:jc w:val="both"/>
-              <w:rPr>
-                <w:sz w:val="22"/>
-                <w:szCs w:val="22"/>
+              <w:jc w:val="right"/>
+              <w:rPr>
                 <w:lang w:val="en-US"/>
               </w:rPr>
             </w:pPr>
             <w:r>
               <w:rPr>
-                <w:sz w:val="22"/>
-                <w:szCs w:val="22"/>
+                <w:rFonts w:ascii="Times New Roman" w:hAnsi="Times New Roman"/>
+                <w:sz w:val="20"/>
+                <w:szCs w:val="20"/>
                 <w:lang w:val="en-US"/>
               </w:rPr>
               <w:t>5%</w:t>
@@ -1260,32 +1135,30 @@
         </w:tc>
         <w:tc>
           <w:tcPr>
-            <w:tcW w:w="3293" w:type="pct"/>
+            <w:tcW w:w="0" w:type="auto"/>
             <w:tcBorders>
-              <w:top w:val="single" w:sz="8" w:space="0" w:color="9CC2E5"/>
-              <w:left w:val="single" w:sz="8" w:space="0" w:color="9CC2E5"/>
-              <w:bottom w:val="single" w:sz="8" w:space="0" w:color="9CC2E5"/>
-              <w:right w:val="single" w:sz="8" w:space="0" w:color="9CC2E5"/>
+              <w:top w:val="single" w:sz="8" w:space="0" w:color="D9D9D9"/>
+              <w:left w:val="single" w:sz="8" w:space="0" w:color="D9D9D9"/>
+              <w:bottom w:val="single" w:sz="8" w:space="0" w:color="D9D9D9"/>
+              <w:right w:val="single" w:sz="8" w:space="0" w:color="D9D9D9"/>
             </w:tcBorders>
             <w:vAlign w:val="center"/>
             <w:hideMark/>
           </w:tcPr>
           <w:p>
             <w:pPr>
-              <w:jc w:val="both"/>
-              <w:rPr>
-                <w:sz w:val="22"/>
-                <w:szCs w:val="22"/>
+              <w:rPr>
                 <w:lang w:val="en-US"/>
               </w:rPr>
             </w:pPr>
             <w:r>
               <w:rPr>
-                <w:sz w:val="22"/>
-                <w:szCs w:val="22"/>
-                <w:lang w:val="en-US"/>
-              </w:rPr>
-              <w:t>Smaller optimization opportunity; review memory and execution duration.</w:t>
+                <w:rFonts w:ascii="Times New Roman" w:hAnsi="Times New Roman"/>
+                <w:sz w:val="20"/>
+                <w:szCs w:val="20"/>
+                <w:lang w:val="en-US"/>
+              </w:rPr>
+              <w:t>Smaller opportunity; memory and duration tuning require profiling.</w:t>
             </w:r>
           </w:p>
         </w:tc>
@@ -1295,29 +1168,28 @@
           <w:tcPr>
             <w:tcW w:w="0" w:type="auto"/>
             <w:tcBorders>
-              <w:top w:val="single" w:sz="8" w:space="0" w:color="9CC2E5"/>
-              <w:left w:val="single" w:sz="8" w:space="0" w:color="9CC2E5"/>
-              <w:bottom w:val="single" w:sz="8" w:space="0" w:color="9CC2E5"/>
-              <w:right w:val="single" w:sz="8" w:space="0" w:color="9CC2E5"/>
+              <w:top w:val="single" w:sz="8" w:space="0" w:color="D9D9D9"/>
+              <w:left w:val="single" w:sz="8" w:space="0" w:color="D9D9D9"/>
+              <w:bottom w:val="single" w:sz="8" w:space="0" w:color="D9D9D9"/>
+              <w:right w:val="single" w:sz="8" w:space="0" w:color="D9D9D9"/>
             </w:tcBorders>
+            <w:shd w:val="clear" w:color="auto" w:fill="F2F2F2"/>
             <w:vAlign w:val="center"/>
             <w:hideMark/>
           </w:tcPr>
           <w:p>
             <w:pPr>
-              <w:jc w:val="both"/>
-              <w:rPr>
-                <w:sz w:val="22"/>
-                <w:szCs w:val="22"/>
+              <w:rPr>
                 <w:lang w:val="en-US"/>
               </w:rPr>
             </w:pPr>
             <w:r>
               <w:rPr>
+                <w:rFonts w:ascii="Times New Roman" w:hAnsi="Times New Roman"/>
                 <w:b/>
                 <w:bCs/>
-                <w:sz w:val="22"/>
-                <w:szCs w:val="22"/>
+                <w:sz w:val="20"/>
+                <w:szCs w:val="20"/>
                 <w:lang w:val="en-US"/>
               </w:rPr>
               <w:t>Total</w:t>
@@ -1328,96 +1200,932 @@
           <w:tcPr>
             <w:tcW w:w="0" w:type="auto"/>
             <w:tcBorders>
-              <w:top w:val="single" w:sz="8" w:space="0" w:color="9CC2E5"/>
-              <w:left w:val="single" w:sz="8" w:space="0" w:color="9CC2E5"/>
-              <w:bottom w:val="single" w:sz="8" w:space="0" w:color="9CC2E5"/>
-              <w:right w:val="single" w:sz="8" w:space="0" w:color="9CC2E5"/>
+              <w:top w:val="single" w:sz="8" w:space="0" w:color="D9D9D9"/>
+              <w:left w:val="single" w:sz="8" w:space="0" w:color="D9D9D9"/>
+              <w:bottom w:val="single" w:sz="8" w:space="0" w:color="D9D9D9"/>
+              <w:right w:val="single" w:sz="8" w:space="0" w:color="D9D9D9"/>
+            </w:tcBorders>
+            <w:shd w:val="clear" w:color="auto" w:fill="F2F2F2"/>
+            <w:vAlign w:val="center"/>
+            <w:hideMark/>
+          </w:tcPr>
+          <w:p>
+            <w:pPr>
+              <w:jc w:val="right"/>
+              <w:rPr>
+                <w:lang w:val="en-US"/>
+              </w:rPr>
+            </w:pPr>
+            <w:r>
+              <w:rPr>
+                <w:rFonts w:ascii="Times New Roman" w:hAnsi="Times New Roman"/>
+                <w:b/>
+                <w:bCs/>
+                <w:sz w:val="20"/>
+                <w:szCs w:val="20"/>
+                <w:lang w:val="en-US"/>
+              </w:rPr>
+              <w:t>$250,000</w:t>
+            </w:r>
+          </w:p>
+        </w:tc>
+        <w:tc>
+          <w:tcPr>
+            <w:tcW w:w="0" w:type="auto"/>
+            <w:tcBorders>
+              <w:top w:val="single" w:sz="8" w:space="0" w:color="D9D9D9"/>
+              <w:left w:val="single" w:sz="8" w:space="0" w:color="D9D9D9"/>
+              <w:bottom w:val="single" w:sz="8" w:space="0" w:color="D9D9D9"/>
+              <w:right w:val="single" w:sz="8" w:space="0" w:color="D9D9D9"/>
+            </w:tcBorders>
+            <w:shd w:val="clear" w:color="auto" w:fill="F2F2F2"/>
+            <w:vAlign w:val="center"/>
+            <w:hideMark/>
+          </w:tcPr>
+          <w:p>
+            <w:pPr>
+              <w:jc w:val="right"/>
+              <w:rPr>
+                <w:lang w:val="en-US"/>
+              </w:rPr>
+            </w:pPr>
+            <w:r>
+              <w:rPr>
+                <w:rFonts w:ascii="Times New Roman" w:hAnsi="Times New Roman"/>
+                <w:b/>
+                <w:bCs/>
+                <w:sz w:val="20"/>
+                <w:szCs w:val="20"/>
+                <w:lang w:val="en-US"/>
+              </w:rPr>
+              <w:t>100%</w:t>
+            </w:r>
+          </w:p>
+        </w:tc>
+        <w:tc>
+          <w:tcPr>
+            <w:tcW w:w="0" w:type="auto"/>
+            <w:tcBorders>
+              <w:top w:val="single" w:sz="8" w:space="0" w:color="D9D9D9"/>
+              <w:left w:val="single" w:sz="8" w:space="0" w:color="D9D9D9"/>
+              <w:bottom w:val="single" w:sz="8" w:space="0" w:color="D9D9D9"/>
+              <w:right w:val="single" w:sz="8" w:space="0" w:color="D9D9D9"/>
+            </w:tcBorders>
+            <w:shd w:val="clear" w:color="auto" w:fill="F2F2F2"/>
+            <w:vAlign w:val="center"/>
+            <w:hideMark/>
+          </w:tcPr>
+          <w:p>
+            <w:pPr>
+              <w:rPr>
+                <w:lang w:val="en-US"/>
+              </w:rPr>
+            </w:pPr>
+            <w:r>
+              <w:rPr>
+                <w:rFonts w:ascii="Times New Roman" w:hAnsi="Times New Roman"/>
+                <w:sz w:val="20"/>
+                <w:szCs w:val="20"/>
+                <w:lang w:val="en-US"/>
+              </w:rPr>
+              <w:t>Current AWS monthly baseline.</w:t>
+            </w:r>
+          </w:p>
+        </w:tc>
+      </w:tr>
+    </w:tbl>
+    <w:p>
+      <w:pPr>
+        <w:spacing w:before="100" w:beforeAutospacing="1" w:after="100" w:afterAutospacing="1" w:line="240" w:lineRule="auto"/>
+        <w:jc w:val="both"/>
+        <w:rPr>
+          <w:rFonts w:ascii="Times New Roman" w:eastAsia="Times New Roman" w:hAnsi="Times New Roman" w:cs="Times New Roman"/>
+          <w:kern w:val="0"/>
+          <w:sz w:val="20"/>
+          <w:szCs w:val="20"/>
+          <w:lang w:val="en-US"/>
+          <w14:ligatures w14:val="none"/>
+        </w:rPr>
+      </w:pPr>
+      <w:r>
+        <w:rPr>
+          <w:rFonts w:ascii="Times New Roman" w:eastAsia="Times New Roman" w:hAnsi="Times New Roman" w:cs="Times New Roman"/>
+          <w:kern w:val="0"/>
+          <w:sz w:val="20"/>
+          <w:szCs w:val="20"/>
+          <w:lang w:val="en-US"/>
+          <w14:ligatures w14:val="none"/>
+        </w:rPr>
+        <w:t>The cost profile shows that Clara’s main issue is not a single expensive service, but insufficient governance across compute, storage, Kubernetes capacity, snapshots, tagging, and lifecycle automation.</w:t>
+      </w:r>
+    </w:p>
+    <w:p>
+      <w:pPr>
+        <w:pStyle w:val="Ttulo2"/>
+        <w:rPr>
+          <w:rFonts w:eastAsia="Times New Roman"/>
+          <w:lang w:val="en-US"/>
+        </w:rPr>
+      </w:pPr>
+      <w:r>
+        <w:rPr>
+          <w:rFonts w:eastAsia="Times New Roman"/>
+          <w:lang w:val="en-US"/>
+        </w:rPr>
+        <w:t>3. Prioritized Recommendations</w:t>
+      </w:r>
+    </w:p>
+    <w:tbl>
+      <w:tblPr>
+        <w:tblStyle w:val="GridTable4-Accent1"/>
+        <w:tblW w:w="5000" w:type="pct"/>
+        <w:tblInd w:w="0" w:type="dxa"/>
+        <w:tblLook w:val="04A0" w:firstRow="1" w:lastRow="0" w:firstColumn="1" w:lastColumn="0" w:noHBand="0" w:noVBand="1"/>
+      </w:tblPr>
+      <w:tblGrid>
+        <w:gridCol w:w="894"/>
+        <w:gridCol w:w="3510"/>
+        <w:gridCol w:w="1977"/>
+        <w:gridCol w:w="1796"/>
+        <w:gridCol w:w="3179"/>
+      </w:tblGrid>
+      <w:tr>
+        <w:trPr>
+          <w:tblHeader/>
+        </w:trPr>
+        <w:tc>
+          <w:tcPr>
+            <w:tcW w:w="392" w:type="pct"/>
+            <w:tcBorders>
+              <w:top w:val="single" w:sz="8" w:space="0" w:color="D9D9D9"/>
+              <w:left w:val="single" w:sz="8" w:space="0" w:color="D9D9D9"/>
+              <w:bottom w:val="single" w:sz="8" w:space="0" w:color="D9D9D9"/>
+              <w:right w:val="single" w:sz="8" w:space="0" w:color="D9D9D9"/>
+            </w:tcBorders>
+            <w:shd w:val="clear" w:color="auto" w:fill="E7EFF7"/>
+            <w:vAlign w:val="center"/>
+            <w:hideMark/>
+          </w:tcPr>
+          <w:p>
+            <w:pPr>
+              <w:jc w:val="center"/>
+              <w:rPr>
+                <w:lang w:val="en-US"/>
+              </w:rPr>
+            </w:pPr>
+            <w:r>
+              <w:rPr>
+                <w:rFonts w:ascii="Times New Roman" w:hAnsi="Times New Roman"/>
+                <w:b/>
+                <w:bCs/>
+                <w:sz w:val="20"/>
+                <w:szCs w:val="20"/>
+                <w:lang w:val="en-US"/>
+              </w:rPr>
+              <w:t>Priority</w:t>
+            </w:r>
+          </w:p>
+        </w:tc>
+        <w:tc>
+          <w:tcPr>
+            <w:tcW w:w="1546" w:type="pct"/>
+            <w:tcBorders>
+              <w:top w:val="single" w:sz="8" w:space="0" w:color="D9D9D9"/>
+              <w:left w:val="single" w:sz="8" w:space="0" w:color="D9D9D9"/>
+              <w:bottom w:val="single" w:sz="8" w:space="0" w:color="D9D9D9"/>
+              <w:right w:val="single" w:sz="8" w:space="0" w:color="D9D9D9"/>
+            </w:tcBorders>
+            <w:shd w:val="clear" w:color="auto" w:fill="E7EFF7"/>
+            <w:vAlign w:val="center"/>
+            <w:hideMark/>
+          </w:tcPr>
+          <w:p>
+            <w:pPr>
+              <w:jc w:val="center"/>
+              <w:rPr>
+                <w:lang w:val="en-US"/>
+              </w:rPr>
+            </w:pPr>
+            <w:r>
+              <w:rPr>
+                <w:rFonts w:ascii="Times New Roman" w:hAnsi="Times New Roman"/>
+                <w:b/>
+                <w:bCs/>
+                <w:sz w:val="20"/>
+                <w:szCs w:val="20"/>
+                <w:lang w:val="en-US"/>
+              </w:rPr>
+              <w:t>Recommendation</w:t>
+            </w:r>
+          </w:p>
+        </w:tc>
+        <w:tc>
+          <w:tcPr>
+            <w:tcW w:w="871" w:type="pct"/>
+            <w:tcBorders>
+              <w:top w:val="single" w:sz="8" w:space="0" w:color="D9D9D9"/>
+              <w:left w:val="single" w:sz="8" w:space="0" w:color="D9D9D9"/>
+              <w:bottom w:val="single" w:sz="8" w:space="0" w:color="D9D9D9"/>
+              <w:right w:val="single" w:sz="8" w:space="0" w:color="D9D9D9"/>
+            </w:tcBorders>
+            <w:shd w:val="clear" w:color="auto" w:fill="E7EFF7"/>
+            <w:vAlign w:val="center"/>
+            <w:hideMark/>
+          </w:tcPr>
+          <w:p>
+            <w:pPr>
+              <w:jc w:val="center"/>
+              <w:rPr>
+                <w:lang w:val="en-US"/>
+              </w:rPr>
+            </w:pPr>
+            <w:r>
+              <w:rPr>
+                <w:rFonts w:ascii="Times New Roman" w:hAnsi="Times New Roman"/>
+                <w:b/>
+                <w:bCs/>
+                <w:sz w:val="20"/>
+                <w:szCs w:val="20"/>
+                <w:lang w:val="en-US"/>
+              </w:rPr>
+              <w:t>Estimated Monthly Savings</w:t>
+            </w:r>
+          </w:p>
+        </w:tc>
+        <w:tc>
+          <w:tcPr>
+            <w:tcW w:w="791" w:type="pct"/>
+            <w:tcBorders>
+              <w:top w:val="single" w:sz="8" w:space="0" w:color="D9D9D9"/>
+              <w:left w:val="single" w:sz="8" w:space="0" w:color="D9D9D9"/>
+              <w:bottom w:val="single" w:sz="8" w:space="0" w:color="D9D9D9"/>
+              <w:right w:val="single" w:sz="8" w:space="0" w:color="D9D9D9"/>
+            </w:tcBorders>
+            <w:shd w:val="clear" w:color="auto" w:fill="E7EFF7"/>
+            <w:vAlign w:val="center"/>
+            <w:hideMark/>
+          </w:tcPr>
+          <w:p>
+            <w:pPr>
+              <w:jc w:val="center"/>
+              <w:rPr>
+                <w:lang w:val="en-US"/>
+              </w:rPr>
+            </w:pPr>
+            <w:r>
+              <w:rPr>
+                <w:rFonts w:ascii="Times New Roman" w:hAnsi="Times New Roman"/>
+                <w:b/>
+                <w:bCs/>
+                <w:sz w:val="20"/>
+                <w:szCs w:val="20"/>
+                <w:lang w:val="en-US"/>
+              </w:rPr>
+              <w:t>Estimated Impact</w:t>
+            </w:r>
+          </w:p>
+        </w:tc>
+        <w:tc>
+          <w:tcPr>
+            <w:tcW w:w="0" w:type="auto"/>
+            <w:tcBorders>
+              <w:top w:val="single" w:sz="8" w:space="0" w:color="D9D9D9"/>
+              <w:left w:val="single" w:sz="8" w:space="0" w:color="D9D9D9"/>
+              <w:bottom w:val="single" w:sz="8" w:space="0" w:color="D9D9D9"/>
+              <w:right w:val="single" w:sz="8" w:space="0" w:color="D9D9D9"/>
+            </w:tcBorders>
+            <w:shd w:val="clear" w:color="auto" w:fill="E7EFF7"/>
+            <w:vAlign w:val="center"/>
+            <w:hideMark/>
+          </w:tcPr>
+          <w:p>
+            <w:pPr>
+              <w:jc w:val="center"/>
+              <w:rPr>
+                <w:lang w:val="en-US"/>
+              </w:rPr>
+            </w:pPr>
+            <w:r>
+              <w:rPr>
+                <w:rFonts w:ascii="Times New Roman" w:hAnsi="Times New Roman"/>
+                <w:b/>
+                <w:bCs/>
+                <w:sz w:val="20"/>
+                <w:szCs w:val="20"/>
+                <w:lang w:val="en-US"/>
+              </w:rPr>
+              <w:t>Implementation Focus</w:t>
+            </w:r>
+          </w:p>
+        </w:tc>
+      </w:tr>
+      <w:tr>
+        <w:tc>
+          <w:tcPr>
+            <w:tcW w:w="392" w:type="pct"/>
+            <w:tcBorders>
+              <w:top w:val="single" w:sz="8" w:space="0" w:color="D9D9D9"/>
+              <w:left w:val="single" w:sz="8" w:space="0" w:color="D9D9D9"/>
+              <w:bottom w:val="single" w:sz="8" w:space="0" w:color="D9D9D9"/>
+              <w:right w:val="single" w:sz="8" w:space="0" w:color="D9D9D9"/>
             </w:tcBorders>
             <w:vAlign w:val="center"/>
             <w:hideMark/>
           </w:tcPr>
           <w:p>
             <w:pPr>
-              <w:jc w:val="both"/>
-              <w:rPr>
-                <w:sz w:val="22"/>
-                <w:szCs w:val="22"/>
+              <w:rPr>
                 <w:lang w:val="en-US"/>
               </w:rPr>
             </w:pPr>
             <w:r>
               <w:rPr>
-                <w:b/>
-                <w:bCs/>
-                <w:sz w:val="22"/>
-                <w:szCs w:val="22"/>
-                <w:lang w:val="en-US"/>
-              </w:rPr>
-              <w:t>$250,000</w:t>
+                <w:rFonts w:ascii="Times New Roman" w:hAnsi="Times New Roman"/>
+                <w:sz w:val="20"/>
+                <w:szCs w:val="20"/>
+                <w:lang w:val="en-US"/>
+              </w:rPr>
+              <w:t>1</w:t>
             </w:r>
           </w:p>
         </w:tc>
         <w:tc>
           <w:tcPr>
-            <w:tcW w:w="551" w:type="pct"/>
+            <w:tcW w:w="1546" w:type="pct"/>
             <w:tcBorders>
-              <w:top w:val="single" w:sz="8" w:space="0" w:color="9CC2E5"/>
-              <w:left w:val="single" w:sz="8" w:space="0" w:color="9CC2E5"/>
-              <w:bottom w:val="single" w:sz="8" w:space="0" w:color="9CC2E5"/>
-              <w:right w:val="single" w:sz="8" w:space="0" w:color="9CC2E5"/>
+              <w:top w:val="single" w:sz="8" w:space="0" w:color="D9D9D9"/>
+              <w:left w:val="single" w:sz="8" w:space="0" w:color="D9D9D9"/>
+              <w:bottom w:val="single" w:sz="8" w:space="0" w:color="D9D9D9"/>
+              <w:right w:val="single" w:sz="8" w:space="0" w:color="D9D9D9"/>
             </w:tcBorders>
             <w:vAlign w:val="center"/>
             <w:hideMark/>
           </w:tcPr>
           <w:p>
             <w:pPr>
-              <w:jc w:val="both"/>
-              <w:rPr>
-                <w:sz w:val="22"/>
-                <w:szCs w:val="22"/>
+              <w:rPr>
                 <w:lang w:val="en-US"/>
               </w:rPr>
             </w:pPr>
             <w:r>
               <w:rPr>
-                <w:b/>
-                <w:bCs/>
-                <w:sz w:val="22"/>
-                <w:szCs w:val="22"/>
-                <w:lang w:val="en-US"/>
-              </w:rPr>
-              <w:t>100%</w:t>
+                <w:rFonts w:ascii="Times New Roman" w:hAnsi="Times New Roman"/>
+                <w:sz w:val="20"/>
+                <w:szCs w:val="20"/>
+                <w:lang w:val="en-US"/>
+              </w:rPr>
+              <w:t>EC2 and EKS Compute Optimization</w:t>
             </w:r>
           </w:p>
         </w:tc>
         <w:tc>
           <w:tcPr>
-            <w:tcW w:w="3293" w:type="pct"/>
+            <w:tcW w:w="871" w:type="pct"/>
             <w:tcBorders>
-              <w:top w:val="single" w:sz="8" w:space="0" w:color="9CC2E5"/>
-              <w:left w:val="single" w:sz="8" w:space="0" w:color="9CC2E5"/>
-              <w:bottom w:val="single" w:sz="8" w:space="0" w:color="9CC2E5"/>
-              <w:right w:val="single" w:sz="8" w:space="0" w:color="9CC2E5"/>
+              <w:top w:val="single" w:sz="8" w:space="0" w:color="D9D9D9"/>
+              <w:left w:val="single" w:sz="8" w:space="0" w:color="D9D9D9"/>
+              <w:bottom w:val="single" w:sz="8" w:space="0" w:color="D9D9D9"/>
+              <w:right w:val="single" w:sz="8" w:space="0" w:color="D9D9D9"/>
             </w:tcBorders>
             <w:vAlign w:val="center"/>
             <w:hideMark/>
           </w:tcPr>
           <w:p>
             <w:pPr>
-              <w:jc w:val="both"/>
-              <w:rPr>
-                <w:sz w:val="22"/>
-                <w:szCs w:val="22"/>
+              <w:jc w:val="right"/>
+              <w:rPr>
                 <w:lang w:val="en-US"/>
               </w:rPr>
             </w:pPr>
             <w:r>
               <w:rPr>
-                <w:sz w:val="22"/>
-                <w:szCs w:val="22"/>
-                <w:lang w:val="en-US"/>
-              </w:rPr>
-              <w:t>Current baseline before optimization.</w:t>
+                <w:rFonts w:ascii="Times New Roman" w:hAnsi="Times New Roman"/>
+                <w:sz w:val="20"/>
+                <w:szCs w:val="20"/>
+                <w:lang w:val="en-US"/>
+              </w:rPr>
+              <w:t>$42,500</w:t>
+            </w:r>
+          </w:p>
+        </w:tc>
+        <w:tc>
+          <w:tcPr>
+            <w:tcW w:w="791" w:type="pct"/>
+            <w:tcBorders>
+              <w:top w:val="single" w:sz="8" w:space="0" w:color="D9D9D9"/>
+              <w:left w:val="single" w:sz="8" w:space="0" w:color="D9D9D9"/>
+              <w:bottom w:val="single" w:sz="8" w:space="0" w:color="D9D9D9"/>
+              <w:right w:val="single" w:sz="8" w:space="0" w:color="D9D9D9"/>
+            </w:tcBorders>
+            <w:vAlign w:val="center"/>
+            <w:hideMark/>
+          </w:tcPr>
+          <w:p>
+            <w:pPr>
+              <w:jc w:val="right"/>
+              <w:rPr>
+                <w:lang w:val="en-US"/>
+              </w:rPr>
+            </w:pPr>
+            <w:r>
+              <w:rPr>
+                <w:rFonts w:ascii="Times New Roman" w:hAnsi="Times New Roman"/>
+                <w:sz w:val="20"/>
+                <w:szCs w:val="20"/>
+                <w:lang w:val="en-US"/>
+              </w:rPr>
+              <w:t>17%</w:t>
+            </w:r>
+          </w:p>
+        </w:tc>
+        <w:tc>
+          <w:tcPr>
+            <w:tcW w:w="0" w:type="auto"/>
+            <w:tcBorders>
+              <w:top w:val="single" w:sz="8" w:space="0" w:color="D9D9D9"/>
+              <w:left w:val="single" w:sz="8" w:space="0" w:color="D9D9D9"/>
+              <w:bottom w:val="single" w:sz="8" w:space="0" w:color="D9D9D9"/>
+              <w:right w:val="single" w:sz="8" w:space="0" w:color="D9D9D9"/>
+            </w:tcBorders>
+            <w:vAlign w:val="center"/>
+            <w:hideMark/>
+          </w:tcPr>
+          <w:p>
+            <w:pPr>
+              <w:rPr>
+                <w:lang w:val="en-US"/>
+              </w:rPr>
+            </w:pPr>
+            <w:r>
+              <w:rPr>
+                <w:rFonts w:ascii="Times New Roman" w:hAnsi="Times New Roman"/>
+                <w:sz w:val="20"/>
+                <w:szCs w:val="20"/>
+                <w:lang w:val="en-US"/>
+              </w:rPr>
+              <w:t>Rightsizing, Auto Scaling, EKS node optimization, Savings Plans after validation.</w:t>
+            </w:r>
+          </w:p>
+        </w:tc>
+      </w:tr>
+      <w:tr>
+        <w:tc>
+          <w:tcPr>
+            <w:tcW w:w="392" w:type="pct"/>
+            <w:tcBorders>
+              <w:top w:val="single" w:sz="8" w:space="0" w:color="D9D9D9"/>
+              <w:left w:val="single" w:sz="8" w:space="0" w:color="D9D9D9"/>
+              <w:bottom w:val="single" w:sz="8" w:space="0" w:color="D9D9D9"/>
+              <w:right w:val="single" w:sz="8" w:space="0" w:color="D9D9D9"/>
+            </w:tcBorders>
+            <w:vAlign w:val="center"/>
+            <w:hideMark/>
+          </w:tcPr>
+          <w:p>
+            <w:pPr>
+              <w:rPr>
+                <w:lang w:val="en-US"/>
+              </w:rPr>
+            </w:pPr>
+            <w:r>
+              <w:rPr>
+                <w:rFonts w:ascii="Times New Roman" w:hAnsi="Times New Roman"/>
+                <w:sz w:val="20"/>
+                <w:szCs w:val="20"/>
+                <w:lang w:val="en-US"/>
+              </w:rPr>
+              <w:t>2</w:t>
+            </w:r>
+          </w:p>
+        </w:tc>
+        <w:tc>
+          <w:tcPr>
+            <w:tcW w:w="1546" w:type="pct"/>
+            <w:tcBorders>
+              <w:top w:val="single" w:sz="8" w:space="0" w:color="D9D9D9"/>
+              <w:left w:val="single" w:sz="8" w:space="0" w:color="D9D9D9"/>
+              <w:bottom w:val="single" w:sz="8" w:space="0" w:color="D9D9D9"/>
+              <w:right w:val="single" w:sz="8" w:space="0" w:color="D9D9D9"/>
+            </w:tcBorders>
+            <w:vAlign w:val="center"/>
+            <w:hideMark/>
+          </w:tcPr>
+          <w:p>
+            <w:pPr>
+              <w:rPr>
+                <w:lang w:val="en-US"/>
+              </w:rPr>
+            </w:pPr>
+            <w:r>
+              <w:rPr>
+                <w:rFonts w:ascii="Times New Roman" w:hAnsi="Times New Roman"/>
+                <w:sz w:val="20"/>
+                <w:szCs w:val="20"/>
+                <w:lang w:val="en-US"/>
+              </w:rPr>
+              <w:t>EBS Volume and Snapshot Optimization</w:t>
+            </w:r>
+          </w:p>
+        </w:tc>
+        <w:tc>
+          <w:tcPr>
+            <w:tcW w:w="871" w:type="pct"/>
+            <w:tcBorders>
+              <w:top w:val="single" w:sz="8" w:space="0" w:color="D9D9D9"/>
+              <w:left w:val="single" w:sz="8" w:space="0" w:color="D9D9D9"/>
+              <w:bottom w:val="single" w:sz="8" w:space="0" w:color="D9D9D9"/>
+              <w:right w:val="single" w:sz="8" w:space="0" w:color="D9D9D9"/>
+            </w:tcBorders>
+            <w:vAlign w:val="center"/>
+            <w:hideMark/>
+          </w:tcPr>
+          <w:p>
+            <w:pPr>
+              <w:jc w:val="right"/>
+              <w:rPr>
+                <w:lang w:val="en-US"/>
+              </w:rPr>
+            </w:pPr>
+            <w:r>
+              <w:rPr>
+                <w:rFonts w:ascii="Times New Roman" w:hAnsi="Times New Roman"/>
+                <w:sz w:val="20"/>
+                <w:szCs w:val="20"/>
+                <w:lang w:val="en-US"/>
+              </w:rPr>
+              <w:t>$17,500</w:t>
+            </w:r>
+          </w:p>
+        </w:tc>
+        <w:tc>
+          <w:tcPr>
+            <w:tcW w:w="791" w:type="pct"/>
+            <w:tcBorders>
+              <w:top w:val="single" w:sz="8" w:space="0" w:color="D9D9D9"/>
+              <w:left w:val="single" w:sz="8" w:space="0" w:color="D9D9D9"/>
+              <w:bottom w:val="single" w:sz="8" w:space="0" w:color="D9D9D9"/>
+              <w:right w:val="single" w:sz="8" w:space="0" w:color="D9D9D9"/>
+            </w:tcBorders>
+            <w:vAlign w:val="center"/>
+            <w:hideMark/>
+          </w:tcPr>
+          <w:p>
+            <w:pPr>
+              <w:jc w:val="right"/>
+              <w:rPr>
+                <w:lang w:val="en-US"/>
+              </w:rPr>
+            </w:pPr>
+            <w:r>
+              <w:rPr>
+                <w:rFonts w:ascii="Times New Roman" w:hAnsi="Times New Roman"/>
+                <w:sz w:val="20"/>
+                <w:szCs w:val="20"/>
+                <w:lang w:val="en-US"/>
+              </w:rPr>
+              <w:t>7%</w:t>
+            </w:r>
+          </w:p>
+        </w:tc>
+        <w:tc>
+          <w:tcPr>
+            <w:tcW w:w="0" w:type="auto"/>
+            <w:tcBorders>
+              <w:top w:val="single" w:sz="8" w:space="0" w:color="D9D9D9"/>
+              <w:left w:val="single" w:sz="8" w:space="0" w:color="D9D9D9"/>
+              <w:bottom w:val="single" w:sz="8" w:space="0" w:color="D9D9D9"/>
+              <w:right w:val="single" w:sz="8" w:space="0" w:color="D9D9D9"/>
+            </w:tcBorders>
+            <w:vAlign w:val="center"/>
+            <w:hideMark/>
+          </w:tcPr>
+          <w:p>
+            <w:pPr>
+              <w:rPr>
+                <w:lang w:val="en-US"/>
+              </w:rPr>
+            </w:pPr>
+            <w:r>
+              <w:rPr>
+                <w:rFonts w:ascii="Times New Roman" w:hAnsi="Times New Roman"/>
+                <w:sz w:val="20"/>
+                <w:szCs w:val="20"/>
+                <w:lang w:val="en-US"/>
+              </w:rPr>
+              <w:t>Delete validated unattached volumes, migrate eligible workloads to gp3, apply snapshot lifecycle policies.</w:t>
+            </w:r>
+          </w:p>
+        </w:tc>
+      </w:tr>
+      <w:tr>
+        <w:tc>
+          <w:tcPr>
+            <w:tcW w:w="392" w:type="pct"/>
+            <w:tcBorders>
+              <w:top w:val="single" w:sz="8" w:space="0" w:color="D9D9D9"/>
+              <w:left w:val="single" w:sz="8" w:space="0" w:color="D9D9D9"/>
+              <w:bottom w:val="single" w:sz="8" w:space="0" w:color="D9D9D9"/>
+              <w:right w:val="single" w:sz="8" w:space="0" w:color="D9D9D9"/>
+            </w:tcBorders>
+            <w:vAlign w:val="center"/>
+            <w:hideMark/>
+          </w:tcPr>
+          <w:p>
+            <w:pPr>
+              <w:rPr>
+                <w:lang w:val="en-US"/>
+              </w:rPr>
+            </w:pPr>
+            <w:r>
+              <w:rPr>
+                <w:rFonts w:ascii="Times New Roman" w:hAnsi="Times New Roman"/>
+                <w:sz w:val="20"/>
+                <w:szCs w:val="20"/>
+                <w:lang w:val="en-US"/>
+              </w:rPr>
+              <w:t>3</w:t>
+            </w:r>
+          </w:p>
+        </w:tc>
+        <w:tc>
+          <w:tcPr>
+            <w:tcW w:w="1546" w:type="pct"/>
+            <w:tcBorders>
+              <w:top w:val="single" w:sz="8" w:space="0" w:color="D9D9D9"/>
+              <w:left w:val="single" w:sz="8" w:space="0" w:color="D9D9D9"/>
+              <w:bottom w:val="single" w:sz="8" w:space="0" w:color="D9D9D9"/>
+              <w:right w:val="single" w:sz="8" w:space="0" w:color="D9D9D9"/>
+            </w:tcBorders>
+            <w:vAlign w:val="center"/>
+            <w:hideMark/>
+          </w:tcPr>
+          <w:p>
+            <w:pPr>
+              <w:rPr>
+                <w:lang w:val="en-US"/>
+              </w:rPr>
+            </w:pPr>
+            <w:r>
+              <w:rPr>
+                <w:rFonts w:ascii="Times New Roman" w:hAnsi="Times New Roman"/>
+                <w:sz w:val="20"/>
+                <w:szCs w:val="20"/>
+                <w:lang w:val="en-US"/>
+              </w:rPr>
+              <w:t>S3 Storage Lifecycle Optimization</w:t>
+            </w:r>
+          </w:p>
+        </w:tc>
+        <w:tc>
+          <w:tcPr>
+            <w:tcW w:w="871" w:type="pct"/>
+            <w:tcBorders>
+              <w:top w:val="single" w:sz="8" w:space="0" w:color="D9D9D9"/>
+              <w:left w:val="single" w:sz="8" w:space="0" w:color="D9D9D9"/>
+              <w:bottom w:val="single" w:sz="8" w:space="0" w:color="D9D9D9"/>
+              <w:right w:val="single" w:sz="8" w:space="0" w:color="D9D9D9"/>
+            </w:tcBorders>
+            <w:vAlign w:val="center"/>
+            <w:hideMark/>
+          </w:tcPr>
+          <w:p>
+            <w:pPr>
+              <w:jc w:val="right"/>
+              <w:rPr>
+                <w:lang w:val="en-US"/>
+              </w:rPr>
+            </w:pPr>
+            <w:r>
+              <w:rPr>
+                <w:rFonts w:ascii="Times New Roman" w:hAnsi="Times New Roman"/>
+                <w:sz w:val="20"/>
+                <w:szCs w:val="20"/>
+                <w:lang w:val="en-US"/>
+              </w:rPr>
+              <w:t>$10,000</w:t>
+            </w:r>
+          </w:p>
+        </w:tc>
+        <w:tc>
+          <w:tcPr>
+            <w:tcW w:w="791" w:type="pct"/>
+            <w:tcBorders>
+              <w:top w:val="single" w:sz="8" w:space="0" w:color="D9D9D9"/>
+              <w:left w:val="single" w:sz="8" w:space="0" w:color="D9D9D9"/>
+              <w:bottom w:val="single" w:sz="8" w:space="0" w:color="D9D9D9"/>
+              <w:right w:val="single" w:sz="8" w:space="0" w:color="D9D9D9"/>
+            </w:tcBorders>
+            <w:vAlign w:val="center"/>
+            <w:hideMark/>
+          </w:tcPr>
+          <w:p>
+            <w:pPr>
+              <w:jc w:val="right"/>
+              <w:rPr>
+                <w:lang w:val="en-US"/>
+              </w:rPr>
+            </w:pPr>
+            <w:r>
+              <w:rPr>
+                <w:rFonts w:ascii="Times New Roman" w:hAnsi="Times New Roman"/>
+                <w:sz w:val="20"/>
+                <w:szCs w:val="20"/>
+                <w:lang w:val="en-US"/>
+              </w:rPr>
+              <w:t>4%</w:t>
+            </w:r>
+          </w:p>
+        </w:tc>
+        <w:tc>
+          <w:tcPr>
+            <w:tcW w:w="0" w:type="auto"/>
+            <w:tcBorders>
+              <w:top w:val="single" w:sz="8" w:space="0" w:color="D9D9D9"/>
+              <w:left w:val="single" w:sz="8" w:space="0" w:color="D9D9D9"/>
+              <w:bottom w:val="single" w:sz="8" w:space="0" w:color="D9D9D9"/>
+              <w:right w:val="single" w:sz="8" w:space="0" w:color="D9D9D9"/>
+            </w:tcBorders>
+            <w:vAlign w:val="center"/>
+            <w:hideMark/>
+          </w:tcPr>
+          <w:p>
+            <w:pPr>
+              <w:rPr>
+                <w:lang w:val="en-US"/>
+              </w:rPr>
+            </w:pPr>
+            <w:r>
+              <w:rPr>
+                <w:rFonts w:ascii="Times New Roman" w:hAnsi="Times New Roman"/>
+                <w:sz w:val="20"/>
+                <w:szCs w:val="20"/>
+                <w:lang w:val="en-US"/>
+              </w:rPr>
+              <w:t>Use S3 Storage Lens, Intelligent-Tiering, lifecycle rules, and cleanup of incomplete multipart uploads.</w:t>
+            </w:r>
+          </w:p>
+        </w:tc>
+      </w:tr>
+      <w:tr>
+        <w:tc>
+          <w:tcPr>
+            <w:tcW w:w="392" w:type="pct"/>
+            <w:tcBorders>
+              <w:top w:val="single" w:sz="8" w:space="0" w:color="D9D9D9"/>
+              <w:left w:val="single" w:sz="8" w:space="0" w:color="D9D9D9"/>
+              <w:bottom w:val="single" w:sz="8" w:space="0" w:color="D9D9D9"/>
+              <w:right w:val="single" w:sz="8" w:space="0" w:color="D9D9D9"/>
+            </w:tcBorders>
+            <w:shd w:val="clear" w:color="auto" w:fill="F2F2F2"/>
+            <w:vAlign w:val="center"/>
+            <w:hideMark/>
+          </w:tcPr>
+          <w:p>
+            <w:pPr>
+              <w:rPr>
+                <w:lang w:val="en-US"/>
+              </w:rPr>
+            </w:pPr>
+            <w:r>
+              <w:rPr>
+                <w:rFonts w:ascii="Times New Roman" w:hAnsi="Times New Roman"/>
+                <w:b/>
+                <w:bCs/>
+                <w:sz w:val="20"/>
+                <w:szCs w:val="20"/>
+                <w:lang w:val="en-US"/>
+              </w:rPr>
+              <w:t>Total</w:t>
+            </w:r>
+          </w:p>
+        </w:tc>
+        <w:tc>
+          <w:tcPr>
+            <w:tcW w:w="1546" w:type="pct"/>
+            <w:tcBorders>
+              <w:top w:val="single" w:sz="8" w:space="0" w:color="D9D9D9"/>
+              <w:left w:val="single" w:sz="8" w:space="0" w:color="D9D9D9"/>
+              <w:bottom w:val="single" w:sz="8" w:space="0" w:color="D9D9D9"/>
+              <w:right w:val="single" w:sz="8" w:space="0" w:color="D9D9D9"/>
+            </w:tcBorders>
+            <w:shd w:val="clear" w:color="auto" w:fill="F2F2F2"/>
+            <w:vAlign w:val="center"/>
+            <w:hideMark/>
+          </w:tcPr>
+          <w:p>
+            <w:pPr>
+              <w:rPr>
+                <w:lang w:val="en-US"/>
+              </w:rPr>
+            </w:pPr>
+            <w:r>
+              <w:rPr>
+                <w:rFonts w:ascii="Times New Roman" w:hAnsi="Times New Roman"/>
+                <w:b/>
+                <w:bCs/>
+                <w:sz w:val="20"/>
+                <w:szCs w:val="20"/>
+                <w:lang w:val="en-US"/>
+              </w:rPr>
+              <w:t>Primary Optimization Plan</w:t>
+            </w:r>
+          </w:p>
+        </w:tc>
+        <w:tc>
+          <w:tcPr>
+            <w:tcW w:w="871" w:type="pct"/>
+            <w:tcBorders>
+              <w:top w:val="single" w:sz="8" w:space="0" w:color="D9D9D9"/>
+              <w:left w:val="single" w:sz="8" w:space="0" w:color="D9D9D9"/>
+              <w:bottom w:val="single" w:sz="8" w:space="0" w:color="D9D9D9"/>
+              <w:right w:val="single" w:sz="8" w:space="0" w:color="D9D9D9"/>
+            </w:tcBorders>
+            <w:shd w:val="clear" w:color="auto" w:fill="F2F2F2"/>
+            <w:vAlign w:val="center"/>
+            <w:hideMark/>
+          </w:tcPr>
+          <w:p>
+            <w:pPr>
+              <w:jc w:val="right"/>
+              <w:rPr>
+                <w:lang w:val="en-US"/>
+              </w:rPr>
+            </w:pPr>
+            <w:r>
+              <w:rPr>
+                <w:rFonts w:ascii="Times New Roman" w:hAnsi="Times New Roman"/>
+                <w:b/>
+                <w:bCs/>
+                <w:sz w:val="20"/>
+                <w:szCs w:val="20"/>
+                <w:lang w:val="en-US"/>
+              </w:rPr>
+              <w:t>$70,000</w:t>
+            </w:r>
+          </w:p>
+        </w:tc>
+        <w:tc>
+          <w:tcPr>
+            <w:tcW w:w="791" w:type="pct"/>
+            <w:tcBorders>
+              <w:top w:val="single" w:sz="8" w:space="0" w:color="D9D9D9"/>
+              <w:left w:val="single" w:sz="8" w:space="0" w:color="D9D9D9"/>
+              <w:bottom w:val="single" w:sz="8" w:space="0" w:color="D9D9D9"/>
+              <w:right w:val="single" w:sz="8" w:space="0" w:color="D9D9D9"/>
+            </w:tcBorders>
+            <w:shd w:val="clear" w:color="auto" w:fill="F2F2F2"/>
+            <w:vAlign w:val="center"/>
+            <w:hideMark/>
+          </w:tcPr>
+          <w:p>
+            <w:pPr>
+              <w:jc w:val="right"/>
+              <w:rPr>
+                <w:lang w:val="en-US"/>
+              </w:rPr>
+            </w:pPr>
+            <w:r>
+              <w:rPr>
+                <w:rFonts w:ascii="Times New Roman" w:hAnsi="Times New Roman"/>
+                <w:b/>
+                <w:bCs/>
+                <w:sz w:val="20"/>
+                <w:szCs w:val="20"/>
+                <w:lang w:val="en-US"/>
+              </w:rPr>
+              <w:t>28%</w:t>
+            </w:r>
+          </w:p>
+        </w:tc>
+        <w:tc>
+          <w:tcPr>
+            <w:tcW w:w="0" w:type="auto"/>
+            <w:tcBorders>
+              <w:top w:val="single" w:sz="8" w:space="0" w:color="D9D9D9"/>
+              <w:left w:val="single" w:sz="8" w:space="0" w:color="D9D9D9"/>
+              <w:bottom w:val="single" w:sz="8" w:space="0" w:color="D9D9D9"/>
+              <w:right w:val="single" w:sz="8" w:space="0" w:color="D9D9D9"/>
+            </w:tcBorders>
+            <w:shd w:val="clear" w:color="auto" w:fill="F2F2F2"/>
+            <w:vAlign w:val="center"/>
+            <w:hideMark/>
+          </w:tcPr>
+          <w:p>
+            <w:pPr>
+              <w:rPr>
+                <w:lang w:val="en-US"/>
+              </w:rPr>
+            </w:pPr>
+            <w:r>
+              <w:rPr>
+                <w:rFonts w:ascii="Times New Roman" w:hAnsi="Times New Roman"/>
+                <w:b/>
+                <w:bCs/>
+                <w:sz w:val="20"/>
+                <w:szCs w:val="20"/>
+                <w:lang w:val="en-US"/>
+              </w:rPr>
+              <w:t>Conservative savings estimate based on validated opportunities.</w:t>
             </w:r>
           </w:p>
         </w:tc>
@@ -1425,75 +2133,7 @@
     </w:tbl>
     <w:p>
       <w:pPr>
-        <w:spacing w:before="100" w:beforeAutospacing="1" w:after="100" w:afterAutospacing="1" w:line="240" w:lineRule="auto"/>
-        <w:jc w:val="both"/>
-        <w:rPr>
-          <w:rFonts w:ascii="Times New Roman" w:eastAsia="Times New Roman" w:hAnsi="Times New Roman" w:cs="Times New Roman"/>
-          <w:kern w:val="0"/>
-          <w:sz w:val="22"/>
-          <w:szCs w:val="22"/>
-          <w:lang w:val="en-US"/>
-          <w14:ligatures w14:val="none"/>
-        </w:rPr>
-      </w:pPr>
-      <w:r>
-        <w:rPr>
-          <w:rFonts w:ascii="Times New Roman" w:eastAsia="Times New Roman" w:hAnsi="Times New Roman" w:cs="Times New Roman"/>
-          <w:kern w:val="0"/>
-          <w:sz w:val="22"/>
-          <w:szCs w:val="22"/>
-          <w:lang w:val="en-US"/>
-          <w14:ligatures w14:val="none"/>
-        </w:rPr>
-        <w:t>The most relevant cost issue is not one single service, but the absence of a mature cost governance model across compute, storage, Kubernetes, and data lifecycle management. The environment shows signs of rapid growth without enough automation around rightsizing, cleanup, tagging, and lifecycle policies.</w:t>
-      </w:r>
-    </w:p>
-    <w:p>
-      <w:pPr>
-        <w:spacing w:after="0" w:line="240" w:lineRule="auto"/>
-        <w:jc w:val="both"/>
-        <w:rPr>
-          <w:rFonts w:ascii="Times New Roman" w:eastAsia="Times New Roman" w:hAnsi="Times New Roman" w:cs="Times New Roman"/>
-          <w:kern w:val="0"/>
-          <w:sz w:val="22"/>
-          <w:szCs w:val="22"/>
-          <w:lang w:val="en-US"/>
-          <w14:ligatures w14:val="none"/>
-        </w:rPr>
-      </w:pPr>
-      <w:r>
-        <w:rPr>
-          <w:rFonts w:ascii="Times New Roman" w:eastAsia="Times New Roman" w:hAnsi="Times New Roman" w:cs="Times New Roman"/>
-          <w:kern w:val="0"/>
-          <w:sz w:val="22"/>
-          <w:szCs w:val="22"/>
-          <w:lang w:val="en-US"/>
-          <w14:ligatures w14:val="none"/>
-        </w:rPr>
-        <w:pict w14:anchorId="1C191B58">
-          <v:rect id="_x0000_i1027" style="width:0;height:1.5pt" o:hralign="center" o:hrstd="t" o:hr="t" fillcolor="#a0a0a0" stroked="f"/>
-        </w:pict>
-      </w:r>
-    </w:p>
-    <w:p>
-      <w:pPr>
-        <w:pStyle w:val="Ttulo2"/>
-        <w:rPr>
-          <w:rFonts w:eastAsia="Times New Roman"/>
-          <w:lang w:val="en-US"/>
-        </w:rPr>
-      </w:pPr>
-      <w:r>
-        <w:rPr>
-          <w:rFonts w:eastAsia="Times New Roman"/>
-          <w:lang w:val="en-US"/>
-        </w:rPr>
-        <w:t>3. Prioritized Optimization Recommendations</w:t>
-      </w:r>
-    </w:p>
-    <w:p>
-      <w:pPr>
-        <w:pStyle w:val="Ttulo3"/>
+        <w:pStyle w:val="Ttulo4"/>
         <w:rPr>
           <w:rFonts w:eastAsia="Times New Roman"/>
           <w:lang w:val="en-US"/>
@@ -1510,134 +2150,26 @@
     <w:p>
       <w:pPr>
         <w:spacing w:before="100" w:beforeAutospacing="1" w:after="100" w:afterAutospacing="1" w:line="240" w:lineRule="auto"/>
+        <w:jc w:val="both"/>
         <w:rPr>
           <w:rFonts w:ascii="Times New Roman" w:eastAsia="Times New Roman" w:hAnsi="Times New Roman" w:cs="Times New Roman"/>
           <w:kern w:val="0"/>
-          <w:sz w:val="22"/>
-          <w:szCs w:val="22"/>
+          <w:sz w:val="20"/>
+          <w:szCs w:val="20"/>
           <w:lang w:val="en-US"/>
           <w14:ligatures w14:val="none"/>
         </w:rPr>
       </w:pPr>
-      <w:r>
-        <w:rPr>
-          <w:rFonts w:ascii="Times New Roman" w:eastAsia="Times New Roman" w:hAnsi="Times New Roman" w:cs="Times New Roman"/>
-          <w:b/>
-          <w:bCs/>
-          <w:kern w:val="0"/>
-          <w:sz w:val="22"/>
-          <w:szCs w:val="22"/>
-          <w:lang w:val="en-US"/>
-          <w14:ligatures w14:val="none"/>
-        </w:rPr>
-        <w:t>Priority:</w:t>
-      </w:r>
       <w:r>
         <w:rPr>
           <w:rFonts w:ascii="Times New Roman" w:eastAsia="Times New Roman" w:hAnsi="Times New Roman" w:cs="Times New Roman"/>
           <w:kern w:val="0"/>
-          <w:sz w:val="22"/>
-          <w:szCs w:val="22"/>
+          <w:sz w:val="20"/>
+          <w:szCs w:val="20"/>
           <w:lang w:val="en-US"/>
           <w14:ligatures w14:val="none"/>
         </w:rPr>
-        <w:t xml:space="preserve"> High</w:t>
-      </w:r>
-      <w:r>
-        <w:rPr>
-          <w:rFonts w:ascii="Times New Roman" w:eastAsia="Times New Roman" w:hAnsi="Times New Roman" w:cs="Times New Roman"/>
-          <w:kern w:val="0"/>
-          <w:sz w:val="22"/>
-          <w:szCs w:val="22"/>
-          <w:lang w:val="en-US"/>
-          <w14:ligatures w14:val="none"/>
-        </w:rPr>
-        <w:br/>
-      </w:r>
-      <w:r>
-        <w:rPr>
-          <w:rFonts w:ascii="Times New Roman" w:eastAsia="Times New Roman" w:hAnsi="Times New Roman" w:cs="Times New Roman"/>
-          <w:b/>
-          <w:bCs/>
-          <w:kern w:val="0"/>
-          <w:sz w:val="22"/>
-          <w:szCs w:val="22"/>
-          <w:lang w:val="en-US"/>
-          <w14:ligatures w14:val="none"/>
-        </w:rPr>
-        <w:t>Estimated Monthly Savings:</w:t>
-      </w:r>
-      <w:r>
-        <w:rPr>
-          <w:rFonts w:ascii="Times New Roman" w:eastAsia="Times New Roman" w:hAnsi="Times New Roman" w:cs="Times New Roman"/>
-          <w:kern w:val="0"/>
-          <w:sz w:val="22"/>
-          <w:szCs w:val="22"/>
-          <w:lang w:val="en-US"/>
-          <w14:ligatures w14:val="none"/>
-        </w:rPr>
-        <w:t xml:space="preserve"> </w:t>
-      </w:r>
-      <w:r>
-        <w:rPr>
-          <w:rFonts w:ascii="Times New Roman" w:eastAsia="Times New Roman" w:hAnsi="Times New Roman" w:cs="Times New Roman"/>
-          <w:b/>
-          <w:bCs/>
-          <w:kern w:val="0"/>
-          <w:sz w:val="22"/>
-          <w:szCs w:val="22"/>
-          <w:lang w:val="en-US"/>
-          <w14:ligatures w14:val="none"/>
-        </w:rPr>
-        <w:t>$42,500 USD</w:t>
-      </w:r>
-      <w:r>
-        <w:rPr>
-          <w:rFonts w:ascii="Times New Roman" w:eastAsia="Times New Roman" w:hAnsi="Times New Roman" w:cs="Times New Roman"/>
-          <w:kern w:val="0"/>
-          <w:sz w:val="22"/>
-          <w:szCs w:val="22"/>
-          <w:lang w:val="en-US"/>
-          <w14:ligatures w14:val="none"/>
-        </w:rPr>
-        <w:br/>
-      </w:r>
-      <w:r>
-        <w:rPr>
-          <w:rFonts w:ascii="Times New Roman" w:eastAsia="Times New Roman" w:hAnsi="Times New Roman" w:cs="Times New Roman"/>
-          <w:b/>
-          <w:bCs/>
-          <w:kern w:val="0"/>
-          <w:sz w:val="22"/>
-          <w:szCs w:val="22"/>
-          <w:lang w:val="en-US"/>
-          <w14:ligatures w14:val="none"/>
-        </w:rPr>
-        <w:t>Estimated Impact:</w:t>
-      </w:r>
-      <w:r>
-        <w:rPr>
-          <w:rFonts w:ascii="Times New Roman" w:eastAsia="Times New Roman" w:hAnsi="Times New Roman" w:cs="Times New Roman"/>
-          <w:kern w:val="0"/>
-          <w:sz w:val="22"/>
-          <w:szCs w:val="22"/>
-          <w:lang w:val="en-US"/>
-          <w14:ligatures w14:val="none"/>
-        </w:rPr>
-        <w:t xml:space="preserve"> </w:t>
-      </w:r>
-      <w:r>
-        <w:rPr>
-          <w:rFonts w:ascii="Times New Roman" w:eastAsia="Times New Roman" w:hAnsi="Times New Roman" w:cs="Times New Roman"/>
-          <w:b/>
-          <w:bCs/>
-          <w:kern w:val="0"/>
-          <w:sz w:val="22"/>
-          <w:szCs w:val="22"/>
-          <w:lang w:val="en-US"/>
-          <w14:ligatures w14:val="none"/>
-        </w:rPr>
-        <w:t>17% of total AWS spend</w:t>
+        <w:t>EC2 and EKS are the largest optimization areas. Clara currently runs 500 EC2 instances with average CPU utilization of only 30%, suggesting that part of the fleet may be oversized or running continuously without matching workload demand.</w:t>
       </w:r>
     </w:p>
     <w:p>
@@ -1647,8 +2179,8 @@
         <w:rPr>
           <w:rFonts w:ascii="Times New Roman" w:eastAsia="Times New Roman" w:hAnsi="Times New Roman" w:cs="Times New Roman"/>
           <w:kern w:val="0"/>
-          <w:sz w:val="22"/>
-          <w:szCs w:val="22"/>
+          <w:sz w:val="20"/>
+          <w:szCs w:val="20"/>
           <w:lang w:val="en-US"/>
           <w14:ligatures w14:val="none"/>
         </w:rPr>
@@ -1657,37 +2189,29 @@
         <w:rPr>
           <w:rFonts w:ascii="Times New Roman" w:eastAsia="Times New Roman" w:hAnsi="Times New Roman" w:cs="Times New Roman"/>
           <w:kern w:val="0"/>
-          <w:sz w:val="22"/>
-          <w:szCs w:val="22"/>
+          <w:sz w:val="20"/>
+          <w:szCs w:val="20"/>
           <w:lang w:val="en-US"/>
           <w14:ligatures w14:val="none"/>
         </w:rPr>
-        <w:lastRenderedPageBreak/>
-        <w:t>EC2 and EKS are the largest optimization areas. Clara currently operates 500 EC2 instances, with 60% using c</w:t>
+        <w:t>Recommended actions include using AWS Compute Optimizer and CloudWatch metrics to identify underutilized instances, rightsizing based on workload behavior, applying Auto Scaling policies, optimizing EKS node groups using Cluster Autoscaler or Karpenter, using mixed instance types, and applying Savings Plans only after the stable compute baseline is validated.</w:t>
       </w:r>
-      <w:proofErr w:type="gramStart"/>
+    </w:p>
+    <w:p>
+      <w:pPr>
+        <w:pStyle w:val="Ttulo4"/>
+        <w:rPr>
+          <w:rFonts w:eastAsia="Times New Roman"/>
+          <w:lang w:val="en-US"/>
+        </w:rPr>
+      </w:pPr>
       <w:r>
         <w:rPr>
-          <w:rFonts w:ascii="Times New Roman" w:eastAsia="Times New Roman" w:hAnsi="Times New Roman" w:cs="Times New Roman"/>
-          <w:kern w:val="0"/>
-          <w:sz w:val="22"/>
-          <w:szCs w:val="22"/>
+          <w:rFonts w:eastAsia="Times New Roman"/>
           <w:lang w:val="en-US"/>
-          <w14:ligatures w14:val="none"/>
         </w:rPr>
-        <w:t>5.xlarge</w:t>
-      </w:r>
-      <w:proofErr w:type="gramEnd"/>
-      <w:r>
-        <w:rPr>
-          <w:rFonts w:ascii="Times New Roman" w:eastAsia="Times New Roman" w:hAnsi="Times New Roman" w:cs="Times New Roman"/>
-          <w:kern w:val="0"/>
-          <w:sz w:val="22"/>
-          <w:szCs w:val="22"/>
-          <w:lang w:val="en-US"/>
-          <w14:ligatures w14:val="none"/>
-        </w:rPr>
-        <w:t xml:space="preserve"> and average CPU utilization of only 30%. This suggests that part of the fleet may be oversized or running continuously without matching workload demand.</w:t>
+        <w:lastRenderedPageBreak/>
+        <w:t>Recommendation 2: EBS Volume and Snapshot Optimization</w:t>
       </w:r>
     </w:p>
     <w:p>
@@ -1697,8 +2221,8 @@
         <w:rPr>
           <w:rFonts w:ascii="Times New Roman" w:eastAsia="Times New Roman" w:hAnsi="Times New Roman" w:cs="Times New Roman"/>
           <w:kern w:val="0"/>
-          <w:sz w:val="22"/>
-          <w:szCs w:val="22"/>
+          <w:sz w:val="20"/>
+          <w:szCs w:val="20"/>
           <w:lang w:val="en-US"/>
           <w14:ligatures w14:val="none"/>
         </w:rPr>
@@ -1707,27 +2231,23 @@
         <w:rPr>
           <w:rFonts w:ascii="Times New Roman" w:eastAsia="Times New Roman" w:hAnsi="Times New Roman" w:cs="Times New Roman"/>
           <w:kern w:val="0"/>
-          <w:sz w:val="22"/>
-          <w:szCs w:val="22"/>
+          <w:sz w:val="20"/>
+          <w:szCs w:val="20"/>
           <w:lang w:val="en-US"/>
           <w14:ligatures w14:val="none"/>
         </w:rPr>
-        <w:t>Recommended actions:</w:t>
+        <w:t>EBS represents 20% of Clara’s monthly AWS spend. The presence of 200 unattached EBS volumes and approximately 10 snapshots per in-use volume indicates direct storage waste and weak lifecycle governance.</w:t>
       </w:r>
     </w:p>
     <w:p>
       <w:pPr>
-        <w:numPr>
-          <w:ilvl w:val="0"/>
-          <w:numId w:val="1"/>
-        </w:numPr>
         <w:spacing w:before="100" w:beforeAutospacing="1" w:after="100" w:afterAutospacing="1" w:line="240" w:lineRule="auto"/>
         <w:jc w:val="both"/>
         <w:rPr>
           <w:rFonts w:ascii="Times New Roman" w:eastAsia="Times New Roman" w:hAnsi="Times New Roman" w:cs="Times New Roman"/>
           <w:kern w:val="0"/>
-          <w:sz w:val="22"/>
-          <w:szCs w:val="22"/>
+          <w:sz w:val="20"/>
+          <w:szCs w:val="20"/>
           <w:lang w:val="en-US"/>
           <w14:ligatures w14:val="none"/>
         </w:rPr>
@@ -1736,668 +2256,17 @@
         <w:rPr>
           <w:rFonts w:ascii="Times New Roman" w:eastAsia="Times New Roman" w:hAnsi="Times New Roman" w:cs="Times New Roman"/>
           <w:kern w:val="0"/>
-          <w:sz w:val="22"/>
-          <w:szCs w:val="22"/>
+          <w:sz w:val="20"/>
+          <w:szCs w:val="20"/>
           <w:lang w:val="en-US"/>
           <w14:ligatures w14:val="none"/>
         </w:rPr>
-        <w:t>Use AWS Compute Optimizer and CloudWatch metrics to identify underutilized EC2 instances.</w:t>
+        <w:t>Recommended actions include deleting validated unattached volumes, migrating suitable workloads to gp3, implementing snapshot lifecycle policies, defining retention standards by workload criticality, and enforcing tagging for ownership and cost allocation.</w:t>
       </w:r>
     </w:p>
     <w:p>
       <w:pPr>
-        <w:numPr>
-          <w:ilvl w:val="0"/>
-          <w:numId w:val="1"/>
-        </w:numPr>
-        <w:spacing w:before="100" w:beforeAutospacing="1" w:after="100" w:afterAutospacing="1" w:line="240" w:lineRule="auto"/>
-        <w:jc w:val="both"/>
-        <w:rPr>
-          <w:rFonts w:ascii="Times New Roman" w:eastAsia="Times New Roman" w:hAnsi="Times New Roman" w:cs="Times New Roman"/>
-          <w:kern w:val="0"/>
-          <w:sz w:val="22"/>
-          <w:szCs w:val="22"/>
-          <w:lang w:val="en-US"/>
-          <w14:ligatures w14:val="none"/>
-        </w:rPr>
-      </w:pPr>
-      <w:r>
-        <w:rPr>
-          <w:rFonts w:ascii="Times New Roman" w:eastAsia="Times New Roman" w:hAnsi="Times New Roman" w:cs="Times New Roman"/>
-          <w:kern w:val="0"/>
-          <w:sz w:val="22"/>
-          <w:szCs w:val="22"/>
-          <w:lang w:val="en-US"/>
-          <w14:ligatures w14:val="none"/>
-        </w:rPr>
-        <w:t>Rightsize oversized instances based on CPU, memory, network, and workload behavior.</w:t>
-      </w:r>
-    </w:p>
-    <w:p>
-      <w:pPr>
-        <w:numPr>
-          <w:ilvl w:val="0"/>
-          <w:numId w:val="1"/>
-        </w:numPr>
-        <w:spacing w:before="100" w:beforeAutospacing="1" w:after="100" w:afterAutospacing="1" w:line="240" w:lineRule="auto"/>
-        <w:jc w:val="both"/>
-        <w:rPr>
-          <w:rFonts w:ascii="Times New Roman" w:eastAsia="Times New Roman" w:hAnsi="Times New Roman" w:cs="Times New Roman"/>
-          <w:kern w:val="0"/>
-          <w:sz w:val="22"/>
-          <w:szCs w:val="22"/>
-          <w:lang w:val="en-US"/>
-          <w14:ligatures w14:val="none"/>
-        </w:rPr>
-      </w:pPr>
-      <w:r>
-        <w:rPr>
-          <w:rFonts w:ascii="Times New Roman" w:eastAsia="Times New Roman" w:hAnsi="Times New Roman" w:cs="Times New Roman"/>
-          <w:kern w:val="0"/>
-          <w:sz w:val="22"/>
-          <w:szCs w:val="22"/>
-          <w:lang w:val="en-US"/>
-          <w14:ligatures w14:val="none"/>
-        </w:rPr>
-        <w:t>Apply Auto Scaling policies where workloads are elastic.</w:t>
-      </w:r>
-    </w:p>
-    <w:p>
-      <w:pPr>
-        <w:numPr>
-          <w:ilvl w:val="0"/>
-          <w:numId w:val="1"/>
-        </w:numPr>
-        <w:spacing w:before="100" w:beforeAutospacing="1" w:after="100" w:afterAutospacing="1" w:line="240" w:lineRule="auto"/>
-        <w:jc w:val="both"/>
-        <w:rPr>
-          <w:rFonts w:ascii="Times New Roman" w:eastAsia="Times New Roman" w:hAnsi="Times New Roman" w:cs="Times New Roman"/>
-          <w:kern w:val="0"/>
-          <w:sz w:val="22"/>
-          <w:szCs w:val="22"/>
-          <w:lang w:val="en-US"/>
-          <w14:ligatures w14:val="none"/>
-        </w:rPr>
-      </w:pPr>
-      <w:r>
-        <w:rPr>
-          <w:rFonts w:ascii="Times New Roman" w:eastAsia="Times New Roman" w:hAnsi="Times New Roman" w:cs="Times New Roman"/>
-          <w:kern w:val="0"/>
-          <w:sz w:val="22"/>
-          <w:szCs w:val="22"/>
-          <w:lang w:val="en-US"/>
-          <w14:ligatures w14:val="none"/>
-        </w:rPr>
-        <w:t>Use Savings Plans for stable baseline compute usage after rightsizing.</w:t>
-      </w:r>
-    </w:p>
-    <w:p>
-      <w:pPr>
-        <w:numPr>
-          <w:ilvl w:val="0"/>
-          <w:numId w:val="1"/>
-        </w:numPr>
-        <w:spacing w:before="100" w:beforeAutospacing="1" w:after="100" w:afterAutospacing="1" w:line="240" w:lineRule="auto"/>
-        <w:jc w:val="both"/>
-        <w:rPr>
-          <w:rFonts w:ascii="Times New Roman" w:eastAsia="Times New Roman" w:hAnsi="Times New Roman" w:cs="Times New Roman"/>
-          <w:kern w:val="0"/>
-          <w:sz w:val="22"/>
-          <w:szCs w:val="22"/>
-          <w:lang w:val="en-US"/>
-          <w14:ligatures w14:val="none"/>
-        </w:rPr>
-      </w:pPr>
-      <w:r>
-        <w:rPr>
-          <w:rFonts w:ascii="Times New Roman" w:eastAsia="Times New Roman" w:hAnsi="Times New Roman" w:cs="Times New Roman"/>
-          <w:kern w:val="0"/>
-          <w:sz w:val="22"/>
-          <w:szCs w:val="22"/>
-          <w:lang w:val="en-US"/>
-          <w14:ligatures w14:val="none"/>
-        </w:rPr>
-        <w:t>Introduce Spot Instances only for non-critical, fault-tolerant workloads.</w:t>
-      </w:r>
-    </w:p>
-    <w:p>
-      <w:pPr>
-        <w:numPr>
-          <w:ilvl w:val="0"/>
-          <w:numId w:val="1"/>
-        </w:numPr>
-        <w:spacing w:before="100" w:beforeAutospacing="1" w:after="100" w:afterAutospacing="1" w:line="240" w:lineRule="auto"/>
-        <w:jc w:val="both"/>
-        <w:rPr>
-          <w:rFonts w:ascii="Times New Roman" w:eastAsia="Times New Roman" w:hAnsi="Times New Roman" w:cs="Times New Roman"/>
-          <w:kern w:val="0"/>
-          <w:sz w:val="22"/>
-          <w:szCs w:val="22"/>
-          <w:lang w:val="en-US"/>
-          <w14:ligatures w14:val="none"/>
-        </w:rPr>
-      </w:pPr>
-      <w:r>
-        <w:rPr>
-          <w:rFonts w:ascii="Times New Roman" w:eastAsia="Times New Roman" w:hAnsi="Times New Roman" w:cs="Times New Roman"/>
-          <w:kern w:val="0"/>
-          <w:sz w:val="22"/>
-          <w:szCs w:val="22"/>
-          <w:lang w:val="en-US"/>
-          <w14:ligatures w14:val="none"/>
-        </w:rPr>
-        <w:t>Optimize EKS node groups using Cluster Autoscaler or Karpenter.</w:t>
-      </w:r>
-    </w:p>
-    <w:p>
-      <w:pPr>
-        <w:numPr>
-          <w:ilvl w:val="0"/>
-          <w:numId w:val="1"/>
-        </w:numPr>
-        <w:spacing w:before="100" w:beforeAutospacing="1" w:after="100" w:afterAutospacing="1" w:line="240" w:lineRule="auto"/>
-        <w:jc w:val="both"/>
-        <w:rPr>
-          <w:rFonts w:ascii="Times New Roman" w:eastAsia="Times New Roman" w:hAnsi="Times New Roman" w:cs="Times New Roman"/>
-          <w:kern w:val="0"/>
-          <w:sz w:val="22"/>
-          <w:szCs w:val="22"/>
-          <w:lang w:val="en-US"/>
-          <w14:ligatures w14:val="none"/>
-        </w:rPr>
-      </w:pPr>
-      <w:r>
-        <w:rPr>
-          <w:rFonts w:ascii="Times New Roman" w:eastAsia="Times New Roman" w:hAnsi="Times New Roman" w:cs="Times New Roman"/>
-          <w:kern w:val="0"/>
-          <w:sz w:val="22"/>
-          <w:szCs w:val="22"/>
-          <w:lang w:val="en-US"/>
-          <w14:ligatures w14:val="none"/>
-        </w:rPr>
-        <w:t>Use mixed instance types for EKS worker nodes where appropriate.</w:t>
-      </w:r>
-    </w:p>
-    <w:p>
-      <w:pPr>
-        <w:spacing w:before="100" w:beforeAutospacing="1" w:after="100" w:afterAutospacing="1" w:line="240" w:lineRule="auto"/>
-        <w:jc w:val="both"/>
-        <w:rPr>
-          <w:rFonts w:ascii="Times New Roman" w:eastAsia="Times New Roman" w:hAnsi="Times New Roman" w:cs="Times New Roman"/>
-          <w:kern w:val="0"/>
-          <w:sz w:val="22"/>
-          <w:szCs w:val="22"/>
-          <w:lang w:val="en-US"/>
-          <w14:ligatures w14:val="none"/>
-        </w:rPr>
-      </w:pPr>
-      <w:r>
-        <w:rPr>
-          <w:rFonts w:ascii="Times New Roman" w:eastAsia="Times New Roman" w:hAnsi="Times New Roman" w:cs="Times New Roman"/>
-          <w:kern w:val="0"/>
-          <w:sz w:val="22"/>
-          <w:szCs w:val="22"/>
-          <w:lang w:val="en-US"/>
-          <w14:ligatures w14:val="none"/>
-        </w:rPr>
-        <w:t>This should be implemented carefully, beginning with development and staging workloads before production changes.</w:t>
-      </w:r>
-    </w:p>
-    <w:p>
-      <w:pPr>
-        <w:spacing w:after="0" w:line="240" w:lineRule="auto"/>
-        <w:jc w:val="both"/>
-        <w:rPr>
-          <w:rFonts w:ascii="Times New Roman" w:eastAsia="Times New Roman" w:hAnsi="Times New Roman" w:cs="Times New Roman"/>
-          <w:kern w:val="0"/>
-          <w:sz w:val="22"/>
-          <w:szCs w:val="22"/>
-          <w:lang w:val="en-US"/>
-          <w14:ligatures w14:val="none"/>
-        </w:rPr>
-      </w:pPr>
-      <w:r>
-        <w:rPr>
-          <w:rFonts w:ascii="Times New Roman" w:eastAsia="Times New Roman" w:hAnsi="Times New Roman" w:cs="Times New Roman"/>
-          <w:kern w:val="0"/>
-          <w:sz w:val="22"/>
-          <w:szCs w:val="22"/>
-          <w:lang w:val="en-US"/>
-          <w14:ligatures w14:val="none"/>
-        </w:rPr>
-        <w:pict w14:anchorId="0A3ABB24">
-          <v:rect id="_x0000_i1028" style="width:0;height:1.5pt" o:hralign="center" o:hrstd="t" o:hr="t" fillcolor="#a0a0a0" stroked="f"/>
-        </w:pict>
-      </w:r>
-    </w:p>
-    <w:p>
-      <w:pPr>
-        <w:pStyle w:val="Ttulo3"/>
-        <w:rPr>
-          <w:rFonts w:eastAsia="Times New Roman"/>
-          <w:lang w:val="en-US"/>
-        </w:rPr>
-      </w:pPr>
-      <w:r>
-        <w:rPr>
-          <w:rFonts w:eastAsia="Times New Roman"/>
-          <w:lang w:val="en-US"/>
-        </w:rPr>
-        <w:t>Recommendation 2: EBS Volume and Snapshot Optimization</w:t>
-      </w:r>
-    </w:p>
-    <w:p>
-      <w:pPr>
-        <w:spacing w:before="100" w:beforeAutospacing="1" w:after="100" w:afterAutospacing="1" w:line="240" w:lineRule="auto"/>
-        <w:rPr>
-          <w:rFonts w:ascii="Times New Roman" w:eastAsia="Times New Roman" w:hAnsi="Times New Roman" w:cs="Times New Roman"/>
-          <w:kern w:val="0"/>
-          <w:sz w:val="22"/>
-          <w:szCs w:val="22"/>
-          <w:lang w:val="en-US"/>
-          <w14:ligatures w14:val="none"/>
-        </w:rPr>
-      </w:pPr>
-      <w:r>
-        <w:rPr>
-          <w:rFonts w:ascii="Times New Roman" w:eastAsia="Times New Roman" w:hAnsi="Times New Roman" w:cs="Times New Roman"/>
-          <w:b/>
-          <w:bCs/>
-          <w:kern w:val="0"/>
-          <w:sz w:val="22"/>
-          <w:szCs w:val="22"/>
-          <w:lang w:val="en-US"/>
-          <w14:ligatures w14:val="none"/>
-        </w:rPr>
-        <w:t>Priority:</w:t>
-      </w:r>
-      <w:r>
-        <w:rPr>
-          <w:rFonts w:ascii="Times New Roman" w:eastAsia="Times New Roman" w:hAnsi="Times New Roman" w:cs="Times New Roman"/>
-          <w:kern w:val="0"/>
-          <w:sz w:val="22"/>
-          <w:szCs w:val="22"/>
-          <w:lang w:val="en-US"/>
-          <w14:ligatures w14:val="none"/>
-        </w:rPr>
-        <w:t xml:space="preserve"> High</w:t>
-      </w:r>
-      <w:r>
-        <w:rPr>
-          <w:rFonts w:ascii="Times New Roman" w:eastAsia="Times New Roman" w:hAnsi="Times New Roman" w:cs="Times New Roman"/>
-          <w:kern w:val="0"/>
-          <w:sz w:val="22"/>
-          <w:szCs w:val="22"/>
-          <w:lang w:val="en-US"/>
-          <w14:ligatures w14:val="none"/>
-        </w:rPr>
-        <w:br/>
-      </w:r>
-      <w:r>
-        <w:rPr>
-          <w:rFonts w:ascii="Times New Roman" w:eastAsia="Times New Roman" w:hAnsi="Times New Roman" w:cs="Times New Roman"/>
-          <w:b/>
-          <w:bCs/>
-          <w:kern w:val="0"/>
-          <w:sz w:val="22"/>
-          <w:szCs w:val="22"/>
-          <w:lang w:val="en-US"/>
-          <w14:ligatures w14:val="none"/>
-        </w:rPr>
-        <w:t>Estimated Monthly Savings:</w:t>
-      </w:r>
-      <w:r>
-        <w:rPr>
-          <w:rFonts w:ascii="Times New Roman" w:eastAsia="Times New Roman" w:hAnsi="Times New Roman" w:cs="Times New Roman"/>
-          <w:kern w:val="0"/>
-          <w:sz w:val="22"/>
-          <w:szCs w:val="22"/>
-          <w:lang w:val="en-US"/>
-          <w14:ligatures w14:val="none"/>
-        </w:rPr>
-        <w:t xml:space="preserve"> </w:t>
-      </w:r>
-      <w:r>
-        <w:rPr>
-          <w:rFonts w:ascii="Times New Roman" w:eastAsia="Times New Roman" w:hAnsi="Times New Roman" w:cs="Times New Roman"/>
-          <w:b/>
-          <w:bCs/>
-          <w:kern w:val="0"/>
-          <w:sz w:val="22"/>
-          <w:szCs w:val="22"/>
-          <w:lang w:val="en-US"/>
-          <w14:ligatures w14:val="none"/>
-        </w:rPr>
-        <w:t>$17,500 USD</w:t>
-      </w:r>
-      <w:r>
-        <w:rPr>
-          <w:rFonts w:ascii="Times New Roman" w:eastAsia="Times New Roman" w:hAnsi="Times New Roman" w:cs="Times New Roman"/>
-          <w:kern w:val="0"/>
-          <w:sz w:val="22"/>
-          <w:szCs w:val="22"/>
-          <w:lang w:val="en-US"/>
-          <w14:ligatures w14:val="none"/>
-        </w:rPr>
-        <w:br/>
-      </w:r>
-      <w:r>
-        <w:rPr>
-          <w:rFonts w:ascii="Times New Roman" w:eastAsia="Times New Roman" w:hAnsi="Times New Roman" w:cs="Times New Roman"/>
-          <w:b/>
-          <w:bCs/>
-          <w:kern w:val="0"/>
-          <w:sz w:val="22"/>
-          <w:szCs w:val="22"/>
-          <w:lang w:val="en-US"/>
-          <w14:ligatures w14:val="none"/>
-        </w:rPr>
-        <w:t>Estimated Impact:</w:t>
-      </w:r>
-      <w:r>
-        <w:rPr>
-          <w:rFonts w:ascii="Times New Roman" w:eastAsia="Times New Roman" w:hAnsi="Times New Roman" w:cs="Times New Roman"/>
-          <w:kern w:val="0"/>
-          <w:sz w:val="22"/>
-          <w:szCs w:val="22"/>
-          <w:lang w:val="en-US"/>
-          <w14:ligatures w14:val="none"/>
-        </w:rPr>
-        <w:t xml:space="preserve"> </w:t>
-      </w:r>
-      <w:r>
-        <w:rPr>
-          <w:rFonts w:ascii="Times New Roman" w:eastAsia="Times New Roman" w:hAnsi="Times New Roman" w:cs="Times New Roman"/>
-          <w:b/>
-          <w:bCs/>
-          <w:kern w:val="0"/>
-          <w:sz w:val="22"/>
-          <w:szCs w:val="22"/>
-          <w:lang w:val="en-US"/>
-          <w14:ligatures w14:val="none"/>
-        </w:rPr>
-        <w:t>7% of total AWS spend</w:t>
-      </w:r>
-    </w:p>
-    <w:p>
-      <w:pPr>
-        <w:spacing w:before="100" w:beforeAutospacing="1" w:after="100" w:afterAutospacing="1" w:line="240" w:lineRule="auto"/>
-        <w:jc w:val="both"/>
-        <w:rPr>
-          <w:rFonts w:ascii="Times New Roman" w:eastAsia="Times New Roman" w:hAnsi="Times New Roman" w:cs="Times New Roman"/>
-          <w:kern w:val="0"/>
-          <w:sz w:val="22"/>
-          <w:szCs w:val="22"/>
-          <w:lang w:val="en-US"/>
-          <w14:ligatures w14:val="none"/>
-        </w:rPr>
-      </w:pPr>
-      <w:r>
-        <w:rPr>
-          <w:rFonts w:ascii="Times New Roman" w:eastAsia="Times New Roman" w:hAnsi="Times New Roman" w:cs="Times New Roman"/>
-          <w:kern w:val="0"/>
-          <w:sz w:val="22"/>
-          <w:szCs w:val="22"/>
-          <w:lang w:val="en-US"/>
-          <w14:ligatures w14:val="none"/>
-        </w:rPr>
-        <w:t>EBS represents 20% of Clara’s monthly AWS cost. The environment has 200 unattached EBS volumes and approximately 10 snapshots per in-use volume. This indicates direct storage waste and lack of lifecycle governance.</w:t>
-      </w:r>
-    </w:p>
-    <w:p>
-      <w:pPr>
-        <w:spacing w:before="100" w:beforeAutospacing="1" w:after="100" w:afterAutospacing="1" w:line="240" w:lineRule="auto"/>
-        <w:jc w:val="both"/>
-        <w:rPr>
-          <w:rFonts w:ascii="Times New Roman" w:eastAsia="Times New Roman" w:hAnsi="Times New Roman" w:cs="Times New Roman"/>
-          <w:kern w:val="0"/>
-          <w:sz w:val="22"/>
-          <w:szCs w:val="22"/>
-          <w:lang w:val="en-US"/>
-          <w14:ligatures w14:val="none"/>
-        </w:rPr>
-      </w:pPr>
-      <w:r>
-        <w:rPr>
-          <w:rFonts w:ascii="Times New Roman" w:eastAsia="Times New Roman" w:hAnsi="Times New Roman" w:cs="Times New Roman"/>
-          <w:kern w:val="0"/>
-          <w:sz w:val="22"/>
-          <w:szCs w:val="22"/>
-          <w:lang w:val="en-US"/>
-          <w14:ligatures w14:val="none"/>
-        </w:rPr>
-        <w:t>Recommended actions:</w:t>
-      </w:r>
-    </w:p>
-    <w:p>
-      <w:pPr>
-        <w:numPr>
-          <w:ilvl w:val="0"/>
-          <w:numId w:val="2"/>
-        </w:numPr>
-        <w:spacing w:before="100" w:beforeAutospacing="1" w:after="100" w:afterAutospacing="1" w:line="240" w:lineRule="auto"/>
-        <w:jc w:val="both"/>
-        <w:rPr>
-          <w:rFonts w:ascii="Times New Roman" w:eastAsia="Times New Roman" w:hAnsi="Times New Roman" w:cs="Times New Roman"/>
-          <w:kern w:val="0"/>
-          <w:sz w:val="22"/>
-          <w:szCs w:val="22"/>
-          <w:lang w:val="en-US"/>
-          <w14:ligatures w14:val="none"/>
-        </w:rPr>
-      </w:pPr>
-      <w:r>
-        <w:rPr>
-          <w:rFonts w:ascii="Times New Roman" w:eastAsia="Times New Roman" w:hAnsi="Times New Roman" w:cs="Times New Roman"/>
-          <w:kern w:val="0"/>
-          <w:sz w:val="22"/>
-          <w:szCs w:val="22"/>
-          <w:lang w:val="en-US"/>
-          <w14:ligatures w14:val="none"/>
-        </w:rPr>
-        <w:t>Identify and delete unattached EBS volumes after owner validation.</w:t>
-      </w:r>
-    </w:p>
-    <w:p>
-      <w:pPr>
-        <w:numPr>
-          <w:ilvl w:val="0"/>
-          <w:numId w:val="2"/>
-        </w:numPr>
-        <w:spacing w:before="100" w:beforeAutospacing="1" w:after="100" w:afterAutospacing="1" w:line="240" w:lineRule="auto"/>
-        <w:jc w:val="both"/>
-        <w:rPr>
-          <w:rFonts w:ascii="Times New Roman" w:eastAsia="Times New Roman" w:hAnsi="Times New Roman" w:cs="Times New Roman"/>
-          <w:kern w:val="0"/>
-          <w:sz w:val="22"/>
-          <w:szCs w:val="22"/>
-          <w:lang w:val="en-US"/>
-          <w14:ligatures w14:val="none"/>
-        </w:rPr>
-      </w:pPr>
-      <w:r>
-        <w:rPr>
-          <w:rFonts w:ascii="Times New Roman" w:eastAsia="Times New Roman" w:hAnsi="Times New Roman" w:cs="Times New Roman"/>
-          <w:kern w:val="0"/>
-          <w:sz w:val="22"/>
-          <w:szCs w:val="22"/>
-          <w:lang w:val="en-US"/>
-          <w14:ligatures w14:val="none"/>
-        </w:rPr>
-        <w:t>Create automated cleanup policies for orphaned storage resources.</w:t>
-      </w:r>
-    </w:p>
-    <w:p>
-      <w:pPr>
-        <w:numPr>
-          <w:ilvl w:val="0"/>
-          <w:numId w:val="2"/>
-        </w:numPr>
-        <w:spacing w:before="100" w:beforeAutospacing="1" w:after="100" w:afterAutospacing="1" w:line="240" w:lineRule="auto"/>
-        <w:jc w:val="both"/>
-        <w:rPr>
-          <w:rFonts w:ascii="Times New Roman" w:eastAsia="Times New Roman" w:hAnsi="Times New Roman" w:cs="Times New Roman"/>
-          <w:kern w:val="0"/>
-          <w:sz w:val="22"/>
-          <w:szCs w:val="22"/>
-          <w:lang w:val="en-US"/>
-          <w14:ligatures w14:val="none"/>
-        </w:rPr>
-      </w:pPr>
-      <w:r>
-        <w:rPr>
-          <w:rFonts w:ascii="Times New Roman" w:eastAsia="Times New Roman" w:hAnsi="Times New Roman" w:cs="Times New Roman"/>
-          <w:kern w:val="0"/>
-          <w:sz w:val="22"/>
-          <w:szCs w:val="22"/>
-          <w:lang w:val="en-US"/>
-          <w14:ligatures w14:val="none"/>
-        </w:rPr>
-        <w:t>Review EBS volume types and migrate suitable workloads to gp3.</w:t>
-      </w:r>
-    </w:p>
-    <w:p>
-      <w:pPr>
-        <w:numPr>
-          <w:ilvl w:val="0"/>
-          <w:numId w:val="2"/>
-        </w:numPr>
-        <w:spacing w:before="100" w:beforeAutospacing="1" w:after="100" w:afterAutospacing="1" w:line="240" w:lineRule="auto"/>
-        <w:jc w:val="both"/>
-        <w:rPr>
-          <w:rFonts w:ascii="Times New Roman" w:eastAsia="Times New Roman" w:hAnsi="Times New Roman" w:cs="Times New Roman"/>
-          <w:kern w:val="0"/>
-          <w:sz w:val="22"/>
-          <w:szCs w:val="22"/>
-          <w:lang w:val="en-US"/>
-          <w14:ligatures w14:val="none"/>
-        </w:rPr>
-      </w:pPr>
-      <w:r>
-        <w:rPr>
-          <w:rFonts w:ascii="Times New Roman" w:eastAsia="Times New Roman" w:hAnsi="Times New Roman" w:cs="Times New Roman"/>
-          <w:kern w:val="0"/>
-          <w:sz w:val="22"/>
-          <w:szCs w:val="22"/>
-          <w:lang w:val="en-US"/>
-          <w14:ligatures w14:val="none"/>
-        </w:rPr>
-        <w:t>Implement lifecycle policies for EBS snapshots.</w:t>
-      </w:r>
-    </w:p>
-    <w:p>
-      <w:pPr>
-        <w:numPr>
-          <w:ilvl w:val="0"/>
-          <w:numId w:val="2"/>
-        </w:numPr>
-        <w:spacing w:before="100" w:beforeAutospacing="1" w:after="100" w:afterAutospacing="1" w:line="240" w:lineRule="auto"/>
-        <w:jc w:val="both"/>
-        <w:rPr>
-          <w:rFonts w:ascii="Times New Roman" w:eastAsia="Times New Roman" w:hAnsi="Times New Roman" w:cs="Times New Roman"/>
-          <w:kern w:val="0"/>
-          <w:sz w:val="22"/>
-          <w:szCs w:val="22"/>
-          <w:lang w:val="en-US"/>
-          <w14:ligatures w14:val="none"/>
-        </w:rPr>
-      </w:pPr>
-      <w:r>
-        <w:rPr>
-          <w:rFonts w:ascii="Times New Roman" w:eastAsia="Times New Roman" w:hAnsi="Times New Roman" w:cs="Times New Roman"/>
-          <w:kern w:val="0"/>
-          <w:sz w:val="22"/>
-          <w:szCs w:val="22"/>
-          <w:lang w:val="en-US"/>
-          <w14:ligatures w14:val="none"/>
-        </w:rPr>
-        <w:t>Define snapshot retention by workload criticality and compliance requirements.</w:t>
-      </w:r>
-    </w:p>
-    <w:p>
-      <w:pPr>
-        <w:numPr>
-          <w:ilvl w:val="0"/>
-          <w:numId w:val="2"/>
-        </w:numPr>
-        <w:spacing w:before="100" w:beforeAutospacing="1" w:after="100" w:afterAutospacing="1" w:line="240" w:lineRule="auto"/>
-        <w:jc w:val="both"/>
-        <w:rPr>
-          <w:rFonts w:ascii="Times New Roman" w:eastAsia="Times New Roman" w:hAnsi="Times New Roman" w:cs="Times New Roman"/>
-          <w:kern w:val="0"/>
-          <w:sz w:val="22"/>
-          <w:szCs w:val="22"/>
-          <w:lang w:val="en-US"/>
-          <w14:ligatures w14:val="none"/>
-        </w:rPr>
-      </w:pPr>
-      <w:r>
-        <w:rPr>
-          <w:rFonts w:ascii="Times New Roman" w:eastAsia="Times New Roman" w:hAnsi="Times New Roman" w:cs="Times New Roman"/>
-          <w:kern w:val="0"/>
-          <w:sz w:val="22"/>
-          <w:szCs w:val="22"/>
-          <w:lang w:val="en-US"/>
-          <w14:ligatures w14:val="none"/>
-        </w:rPr>
-        <w:t>Apply tagging standards to volumes and snapshots for ownership and cost allocation.</w:t>
-      </w:r>
-    </w:p>
-    <w:p>
-      <w:pPr>
-        <w:spacing w:before="100" w:beforeAutospacing="1" w:after="100" w:afterAutospacing="1" w:line="240" w:lineRule="auto"/>
-        <w:jc w:val="both"/>
-        <w:rPr>
-          <w:rFonts w:ascii="Times New Roman" w:eastAsia="Times New Roman" w:hAnsi="Times New Roman" w:cs="Times New Roman"/>
-          <w:kern w:val="0"/>
-          <w:sz w:val="22"/>
-          <w:szCs w:val="22"/>
-          <w:lang w:val="en-US"/>
-          <w14:ligatures w14:val="none"/>
-        </w:rPr>
-      </w:pPr>
-      <w:r>
-        <w:rPr>
-          <w:rFonts w:ascii="Times New Roman" w:eastAsia="Times New Roman" w:hAnsi="Times New Roman" w:cs="Times New Roman"/>
-          <w:kern w:val="0"/>
-          <w:sz w:val="22"/>
-          <w:szCs w:val="22"/>
-          <w:lang w:val="en-US"/>
-          <w14:ligatures w14:val="none"/>
-        </w:rPr>
-        <w:t>This is a low-risk, high-impact optimization area because unattached volumes and obsolete snapshots usually do not affect active production workloads when properly validated.</w:t>
-      </w:r>
-    </w:p>
-    <w:p>
-      <w:pPr>
-        <w:spacing w:after="0" w:line="240" w:lineRule="auto"/>
-        <w:jc w:val="both"/>
-        <w:rPr>
-          <w:rFonts w:ascii="Times New Roman" w:eastAsia="Times New Roman" w:hAnsi="Times New Roman" w:cs="Times New Roman"/>
-          <w:kern w:val="0"/>
-          <w:sz w:val="22"/>
-          <w:szCs w:val="22"/>
-          <w:lang w:val="en-US"/>
-          <w14:ligatures w14:val="none"/>
-        </w:rPr>
-      </w:pPr>
-      <w:r>
-        <w:rPr>
-          <w:rFonts w:ascii="Times New Roman" w:eastAsia="Times New Roman" w:hAnsi="Times New Roman" w:cs="Times New Roman"/>
-          <w:kern w:val="0"/>
-          <w:sz w:val="22"/>
-          <w:szCs w:val="22"/>
-          <w:lang w:val="en-US"/>
-          <w14:ligatures w14:val="none"/>
-        </w:rPr>
-        <w:pict w14:anchorId="0A2A0216">
-          <v:rect id="_x0000_i1029" style="width:0;height:1.5pt" o:hralign="center" o:hrstd="t" o:hr="t" fillcolor="#a0a0a0" stroked="f"/>
-        </w:pict>
-      </w:r>
-    </w:p>
-    <w:p>
-      <w:pPr>
-        <w:pStyle w:val="Ttulo3"/>
+        <w:pStyle w:val="Ttulo4"/>
         <w:rPr>
           <w:rFonts w:eastAsia="Times New Roman"/>
           <w:lang w:val="en-US"/>
@@ -2414,134 +2283,26 @@
     <w:p>
       <w:pPr>
         <w:spacing w:before="100" w:beforeAutospacing="1" w:after="100" w:afterAutospacing="1" w:line="240" w:lineRule="auto"/>
+        <w:jc w:val="both"/>
         <w:rPr>
           <w:rFonts w:ascii="Times New Roman" w:eastAsia="Times New Roman" w:hAnsi="Times New Roman" w:cs="Times New Roman"/>
           <w:kern w:val="0"/>
-          <w:sz w:val="22"/>
-          <w:szCs w:val="22"/>
+          <w:sz w:val="20"/>
+          <w:szCs w:val="20"/>
           <w:lang w:val="en-US"/>
           <w14:ligatures w14:val="none"/>
         </w:rPr>
       </w:pPr>
-      <w:r>
-        <w:rPr>
-          <w:rFonts w:ascii="Times New Roman" w:eastAsia="Times New Roman" w:hAnsi="Times New Roman" w:cs="Times New Roman"/>
-          <w:b/>
-          <w:bCs/>
-          <w:kern w:val="0"/>
-          <w:sz w:val="22"/>
-          <w:szCs w:val="22"/>
-          <w:lang w:val="en-US"/>
-          <w14:ligatures w14:val="none"/>
-        </w:rPr>
-        <w:t>Priority:</w:t>
-      </w:r>
       <w:r>
         <w:rPr>
           <w:rFonts w:ascii="Times New Roman" w:eastAsia="Times New Roman" w:hAnsi="Times New Roman" w:cs="Times New Roman"/>
           <w:kern w:val="0"/>
-          <w:sz w:val="22"/>
-          <w:szCs w:val="22"/>
+          <w:sz w:val="20"/>
+          <w:szCs w:val="20"/>
           <w:lang w:val="en-US"/>
           <w14:ligatures w14:val="none"/>
         </w:rPr>
-        <w:t xml:space="preserve"> Medium</w:t>
-      </w:r>
-      <w:r>
-        <w:rPr>
-          <w:rFonts w:ascii="Times New Roman" w:eastAsia="Times New Roman" w:hAnsi="Times New Roman" w:cs="Times New Roman"/>
-          <w:kern w:val="0"/>
-          <w:sz w:val="22"/>
-          <w:szCs w:val="22"/>
-          <w:lang w:val="en-US"/>
-          <w14:ligatures w14:val="none"/>
-        </w:rPr>
-        <w:br/>
-      </w:r>
-      <w:r>
-        <w:rPr>
-          <w:rFonts w:ascii="Times New Roman" w:eastAsia="Times New Roman" w:hAnsi="Times New Roman" w:cs="Times New Roman"/>
-          <w:b/>
-          <w:bCs/>
-          <w:kern w:val="0"/>
-          <w:sz w:val="22"/>
-          <w:szCs w:val="22"/>
-          <w:lang w:val="en-US"/>
-          <w14:ligatures w14:val="none"/>
-        </w:rPr>
-        <w:t>Estimated Monthly Savings:</w:t>
-      </w:r>
-      <w:r>
-        <w:rPr>
-          <w:rFonts w:ascii="Times New Roman" w:eastAsia="Times New Roman" w:hAnsi="Times New Roman" w:cs="Times New Roman"/>
-          <w:kern w:val="0"/>
-          <w:sz w:val="22"/>
-          <w:szCs w:val="22"/>
-          <w:lang w:val="en-US"/>
-          <w14:ligatures w14:val="none"/>
-        </w:rPr>
-        <w:t xml:space="preserve"> </w:t>
-      </w:r>
-      <w:r>
-        <w:rPr>
-          <w:rFonts w:ascii="Times New Roman" w:eastAsia="Times New Roman" w:hAnsi="Times New Roman" w:cs="Times New Roman"/>
-          <w:b/>
-          <w:bCs/>
-          <w:kern w:val="0"/>
-          <w:sz w:val="22"/>
-          <w:szCs w:val="22"/>
-          <w:lang w:val="en-US"/>
-          <w14:ligatures w14:val="none"/>
-        </w:rPr>
-        <w:t>$10,000 USD</w:t>
-      </w:r>
-      <w:r>
-        <w:rPr>
-          <w:rFonts w:ascii="Times New Roman" w:eastAsia="Times New Roman" w:hAnsi="Times New Roman" w:cs="Times New Roman"/>
-          <w:kern w:val="0"/>
-          <w:sz w:val="22"/>
-          <w:szCs w:val="22"/>
-          <w:lang w:val="en-US"/>
-          <w14:ligatures w14:val="none"/>
-        </w:rPr>
-        <w:br/>
-      </w:r>
-      <w:r>
-        <w:rPr>
-          <w:rFonts w:ascii="Times New Roman" w:eastAsia="Times New Roman" w:hAnsi="Times New Roman" w:cs="Times New Roman"/>
-          <w:b/>
-          <w:bCs/>
-          <w:kern w:val="0"/>
-          <w:sz w:val="22"/>
-          <w:szCs w:val="22"/>
-          <w:lang w:val="en-US"/>
-          <w14:ligatures w14:val="none"/>
-        </w:rPr>
-        <w:t>Estimated Impact:</w:t>
-      </w:r>
-      <w:r>
-        <w:rPr>
-          <w:rFonts w:ascii="Times New Roman" w:eastAsia="Times New Roman" w:hAnsi="Times New Roman" w:cs="Times New Roman"/>
-          <w:kern w:val="0"/>
-          <w:sz w:val="22"/>
-          <w:szCs w:val="22"/>
-          <w:lang w:val="en-US"/>
-          <w14:ligatures w14:val="none"/>
-        </w:rPr>
-        <w:t xml:space="preserve"> </w:t>
-      </w:r>
-      <w:r>
-        <w:rPr>
-          <w:rFonts w:ascii="Times New Roman" w:eastAsia="Times New Roman" w:hAnsi="Times New Roman" w:cs="Times New Roman"/>
-          <w:b/>
-          <w:bCs/>
-          <w:kern w:val="0"/>
-          <w:sz w:val="22"/>
-          <w:szCs w:val="22"/>
-          <w:lang w:val="en-US"/>
-          <w14:ligatures w14:val="none"/>
-        </w:rPr>
-        <w:t>4% of total AWS spend</w:t>
+        <w:t>Clara stores 50 TB of data in S3, with 80% in the Standard storage class. This indicates potential savings through storage tiering and lifecycle policies.</w:t>
       </w:r>
     </w:p>
     <w:p>
@@ -2551,8 +2312,8 @@
         <w:rPr>
           <w:rFonts w:ascii="Times New Roman" w:eastAsia="Times New Roman" w:hAnsi="Times New Roman" w:cs="Times New Roman"/>
           <w:kern w:val="0"/>
-          <w:sz w:val="22"/>
-          <w:szCs w:val="22"/>
+          <w:sz w:val="20"/>
+          <w:szCs w:val="20"/>
           <w:lang w:val="en-US"/>
           <w14:ligatures w14:val="none"/>
         </w:rPr>
@@ -2561,264 +2322,12 @@
         <w:rPr>
           <w:rFonts w:ascii="Times New Roman" w:eastAsia="Times New Roman" w:hAnsi="Times New Roman" w:cs="Times New Roman"/>
           <w:kern w:val="0"/>
-          <w:sz w:val="22"/>
-          <w:szCs w:val="22"/>
+          <w:sz w:val="20"/>
+          <w:szCs w:val="20"/>
           <w:lang w:val="en-US"/>
           <w14:ligatures w14:val="none"/>
         </w:rPr>
-        <w:t>Clara stores 50 TB of data in S3, with 80% in the Standard storage class. This suggests that a large portion of storage may not require frequent access and could be moved to lower-cost storage tiers.</w:t>
-      </w:r>
-    </w:p>
-    <w:p>
-      <w:pPr>
-        <w:spacing w:before="100" w:beforeAutospacing="1" w:after="100" w:afterAutospacing="1" w:line="240" w:lineRule="auto"/>
-        <w:jc w:val="both"/>
-        <w:rPr>
-          <w:rFonts w:ascii="Times New Roman" w:eastAsia="Times New Roman" w:hAnsi="Times New Roman" w:cs="Times New Roman"/>
-          <w:kern w:val="0"/>
-          <w:sz w:val="22"/>
-          <w:szCs w:val="22"/>
-          <w:lang w:val="en-US"/>
-          <w14:ligatures w14:val="none"/>
-        </w:rPr>
-      </w:pPr>
-      <w:r>
-        <w:rPr>
-          <w:rFonts w:ascii="Times New Roman" w:eastAsia="Times New Roman" w:hAnsi="Times New Roman" w:cs="Times New Roman"/>
-          <w:kern w:val="0"/>
-          <w:sz w:val="22"/>
-          <w:szCs w:val="22"/>
-          <w:lang w:val="en-US"/>
-          <w14:ligatures w14:val="none"/>
-        </w:rPr>
-        <w:t>Recommended actions:</w:t>
-      </w:r>
-    </w:p>
-    <w:p>
-      <w:pPr>
-        <w:numPr>
-          <w:ilvl w:val="0"/>
-          <w:numId w:val="3"/>
-        </w:numPr>
-        <w:spacing w:before="100" w:beforeAutospacing="1" w:after="100" w:afterAutospacing="1" w:line="240" w:lineRule="auto"/>
-        <w:jc w:val="both"/>
-        <w:rPr>
-          <w:rFonts w:ascii="Times New Roman" w:eastAsia="Times New Roman" w:hAnsi="Times New Roman" w:cs="Times New Roman"/>
-          <w:kern w:val="0"/>
-          <w:sz w:val="22"/>
-          <w:szCs w:val="22"/>
-          <w:lang w:val="en-US"/>
-          <w14:ligatures w14:val="none"/>
-        </w:rPr>
-      </w:pPr>
-      <w:r>
-        <w:rPr>
-          <w:rFonts w:ascii="Times New Roman" w:eastAsia="Times New Roman" w:hAnsi="Times New Roman" w:cs="Times New Roman"/>
-          <w:kern w:val="0"/>
-          <w:sz w:val="22"/>
-          <w:szCs w:val="22"/>
-          <w:lang w:val="en-US"/>
-          <w14:ligatures w14:val="none"/>
-        </w:rPr>
-        <w:t>Analyze S3 access patterns using S3 Storage Lens.</w:t>
-      </w:r>
-    </w:p>
-    <w:p>
-      <w:pPr>
-        <w:numPr>
-          <w:ilvl w:val="0"/>
-          <w:numId w:val="3"/>
-        </w:numPr>
-        <w:spacing w:before="100" w:beforeAutospacing="1" w:after="100" w:afterAutospacing="1" w:line="240" w:lineRule="auto"/>
-        <w:jc w:val="both"/>
-        <w:rPr>
-          <w:rFonts w:ascii="Times New Roman" w:eastAsia="Times New Roman" w:hAnsi="Times New Roman" w:cs="Times New Roman"/>
-          <w:kern w:val="0"/>
-          <w:sz w:val="22"/>
-          <w:szCs w:val="22"/>
-          <w:lang w:val="en-US"/>
-          <w14:ligatures w14:val="none"/>
-        </w:rPr>
-      </w:pPr>
-      <w:r>
-        <w:rPr>
-          <w:rFonts w:ascii="Times New Roman" w:eastAsia="Times New Roman" w:hAnsi="Times New Roman" w:cs="Times New Roman"/>
-          <w:kern w:val="0"/>
-          <w:sz w:val="22"/>
-          <w:szCs w:val="22"/>
-          <w:lang w:val="en-US"/>
-          <w14:ligatures w14:val="none"/>
-        </w:rPr>
-        <w:t>Move infrequently accessed objects to S3 Intelligent-Tiering.</w:t>
-      </w:r>
-    </w:p>
-    <w:p>
-      <w:pPr>
-        <w:numPr>
-          <w:ilvl w:val="0"/>
-          <w:numId w:val="3"/>
-        </w:numPr>
-        <w:spacing w:before="100" w:beforeAutospacing="1" w:after="100" w:afterAutospacing="1" w:line="240" w:lineRule="auto"/>
-        <w:jc w:val="both"/>
-        <w:rPr>
-          <w:rFonts w:ascii="Times New Roman" w:eastAsia="Times New Roman" w:hAnsi="Times New Roman" w:cs="Times New Roman"/>
-          <w:kern w:val="0"/>
-          <w:sz w:val="22"/>
-          <w:szCs w:val="22"/>
-          <w:lang w:val="en-US"/>
-          <w14:ligatures w14:val="none"/>
-        </w:rPr>
-      </w:pPr>
-      <w:r>
-        <w:rPr>
-          <w:rFonts w:ascii="Times New Roman" w:eastAsia="Times New Roman" w:hAnsi="Times New Roman" w:cs="Times New Roman"/>
-          <w:kern w:val="0"/>
-          <w:sz w:val="22"/>
-          <w:szCs w:val="22"/>
-          <w:lang w:val="en-US"/>
-          <w14:ligatures w14:val="none"/>
-        </w:rPr>
-        <w:lastRenderedPageBreak/>
-        <w:t>Apply lifecycle policies to transition older data to S3 Standard-IA, Glacier Instant Retrieval, Glacier Flexible Retrieval, or Deep Archive where appropriate.</w:t>
-      </w:r>
-    </w:p>
-    <w:p>
-      <w:pPr>
-        <w:numPr>
-          <w:ilvl w:val="0"/>
-          <w:numId w:val="3"/>
-        </w:numPr>
-        <w:spacing w:before="100" w:beforeAutospacing="1" w:after="100" w:afterAutospacing="1" w:line="240" w:lineRule="auto"/>
-        <w:jc w:val="both"/>
-        <w:rPr>
-          <w:rFonts w:ascii="Times New Roman" w:eastAsia="Times New Roman" w:hAnsi="Times New Roman" w:cs="Times New Roman"/>
-          <w:kern w:val="0"/>
-          <w:sz w:val="22"/>
-          <w:szCs w:val="22"/>
-          <w:lang w:val="en-US"/>
-          <w14:ligatures w14:val="none"/>
-        </w:rPr>
-      </w:pPr>
-      <w:r>
-        <w:rPr>
-          <w:rFonts w:ascii="Times New Roman" w:eastAsia="Times New Roman" w:hAnsi="Times New Roman" w:cs="Times New Roman"/>
-          <w:kern w:val="0"/>
-          <w:sz w:val="22"/>
-          <w:szCs w:val="22"/>
-          <w:lang w:val="en-US"/>
-          <w14:ligatures w14:val="none"/>
-        </w:rPr>
-        <w:t>Review incomplete multipart uploads and expired objects.</w:t>
-      </w:r>
-    </w:p>
-    <w:p>
-      <w:pPr>
-        <w:numPr>
-          <w:ilvl w:val="0"/>
-          <w:numId w:val="3"/>
-        </w:numPr>
-        <w:spacing w:before="100" w:beforeAutospacing="1" w:after="100" w:afterAutospacing="1" w:line="240" w:lineRule="auto"/>
-        <w:jc w:val="both"/>
-        <w:rPr>
-          <w:rFonts w:ascii="Times New Roman" w:eastAsia="Times New Roman" w:hAnsi="Times New Roman" w:cs="Times New Roman"/>
-          <w:kern w:val="0"/>
-          <w:sz w:val="22"/>
-          <w:szCs w:val="22"/>
-          <w:lang w:val="en-US"/>
-          <w14:ligatures w14:val="none"/>
-        </w:rPr>
-      </w:pPr>
-      <w:r>
-        <w:rPr>
-          <w:rFonts w:ascii="Times New Roman" w:eastAsia="Times New Roman" w:hAnsi="Times New Roman" w:cs="Times New Roman"/>
-          <w:kern w:val="0"/>
-          <w:sz w:val="22"/>
-          <w:szCs w:val="22"/>
-          <w:lang w:val="en-US"/>
-          <w14:ligatures w14:val="none"/>
-        </w:rPr>
-        <w:t>Apply bucket-level tagging and ownership standards.</w:t>
-      </w:r>
-    </w:p>
-    <w:p>
-      <w:pPr>
-        <w:numPr>
-          <w:ilvl w:val="0"/>
-          <w:numId w:val="3"/>
-        </w:numPr>
-        <w:spacing w:before="100" w:beforeAutospacing="1" w:after="100" w:afterAutospacing="1" w:line="240" w:lineRule="auto"/>
-        <w:jc w:val="both"/>
-        <w:rPr>
-          <w:rFonts w:ascii="Times New Roman" w:eastAsia="Times New Roman" w:hAnsi="Times New Roman" w:cs="Times New Roman"/>
-          <w:kern w:val="0"/>
-          <w:sz w:val="22"/>
-          <w:szCs w:val="22"/>
-          <w:lang w:val="en-US"/>
-          <w14:ligatures w14:val="none"/>
-        </w:rPr>
-      </w:pPr>
-      <w:r>
-        <w:rPr>
-          <w:rFonts w:ascii="Times New Roman" w:eastAsia="Times New Roman" w:hAnsi="Times New Roman" w:cs="Times New Roman"/>
-          <w:kern w:val="0"/>
-          <w:sz w:val="22"/>
-          <w:szCs w:val="22"/>
-          <w:lang w:val="en-US"/>
-          <w14:ligatures w14:val="none"/>
-        </w:rPr>
-        <w:t>Define retention rules aligned with business and compliance requirements.</w:t>
-      </w:r>
-    </w:p>
-    <w:p>
-      <w:pPr>
-        <w:spacing w:before="100" w:beforeAutospacing="1" w:after="100" w:afterAutospacing="1" w:line="240" w:lineRule="auto"/>
-        <w:jc w:val="both"/>
-        <w:rPr>
-          <w:rFonts w:ascii="Times New Roman" w:eastAsia="Times New Roman" w:hAnsi="Times New Roman" w:cs="Times New Roman"/>
-          <w:kern w:val="0"/>
-          <w:sz w:val="22"/>
-          <w:szCs w:val="22"/>
-          <w:lang w:val="en-US"/>
-          <w14:ligatures w14:val="none"/>
-        </w:rPr>
-      </w:pPr>
-      <w:r>
-        <w:rPr>
-          <w:rFonts w:ascii="Times New Roman" w:eastAsia="Times New Roman" w:hAnsi="Times New Roman" w:cs="Times New Roman"/>
-          <w:kern w:val="0"/>
-          <w:sz w:val="22"/>
-          <w:szCs w:val="22"/>
-          <w:lang w:val="en-US"/>
-          <w14:ligatures w14:val="none"/>
-        </w:rPr>
-        <w:t>This optimization should be applied progressively because storage lifecycle policies can affect retrieval time and cost if not aligned with access requirements.</w:t>
-      </w:r>
-    </w:p>
-    <w:p>
-      <w:pPr>
-        <w:spacing w:after="0" w:line="240" w:lineRule="auto"/>
-        <w:jc w:val="both"/>
-        <w:rPr>
-          <w:rFonts w:ascii="Times New Roman" w:eastAsia="Times New Roman" w:hAnsi="Times New Roman" w:cs="Times New Roman"/>
-          <w:kern w:val="0"/>
-          <w:sz w:val="22"/>
-          <w:szCs w:val="22"/>
-          <w:lang w:val="en-US"/>
-          <w14:ligatures w14:val="none"/>
-        </w:rPr>
-      </w:pPr>
-      <w:r>
-        <w:rPr>
-          <w:rFonts w:ascii="Times New Roman" w:eastAsia="Times New Roman" w:hAnsi="Times New Roman" w:cs="Times New Roman"/>
-          <w:kern w:val="0"/>
-          <w:sz w:val="22"/>
-          <w:szCs w:val="22"/>
-          <w:lang w:val="en-US"/>
-          <w14:ligatures w14:val="none"/>
-        </w:rPr>
-        <w:pict w14:anchorId="089ECDB4">
-          <v:rect id="_x0000_i1030" style="width:0;height:1.5pt" o:hralign="center" o:hrstd="t" o:hr="t" fillcolor="#a0a0a0" stroked="f"/>
-        </w:pict>
+        <w:t>Recommended actions include analyzing access patterns with S3 Storage Lens, moving infrequently accessed data to S3 Intelligent-Tiering, applying lifecycle transitions to Standard-IA or Glacier tiers where appropriate, and cleaning incomplete multipart uploads and expired objects.</w:t>
       </w:r>
     </w:p>
     <w:p>
@@ -2845,10 +2354,8 @@
         <w:tblLook w:val="04A0" w:firstRow="1" w:lastRow="0" w:firstColumn="1" w:lastColumn="0" w:noHBand="0" w:noVBand="1"/>
       </w:tblPr>
       <w:tblGrid>
-        <w:gridCol w:w="2548"/>
-        <w:gridCol w:w="2932"/>
-        <w:gridCol w:w="1529"/>
-        <w:gridCol w:w="3771"/>
+        <w:gridCol w:w="7509"/>
+        <w:gridCol w:w="3847"/>
       </w:tblGrid>
       <w:tr>
         <w:trPr>
@@ -2856,14 +2363,14 @@
         </w:trPr>
         <w:tc>
           <w:tcPr>
-            <w:tcW w:w="0" w:type="auto"/>
+            <w:tcW w:w="3306" w:type="pct"/>
             <w:tcBorders>
-              <w:top w:val="single" w:sz="8" w:space="0" w:color="9CC2E5"/>
-              <w:left w:val="single" w:sz="8" w:space="0" w:color="9CC2E5"/>
-              <w:bottom w:val="single" w:sz="8" w:space="0" w:color="9CC2E5"/>
-              <w:right w:val="single" w:sz="8" w:space="0" w:color="9CC2E5"/>
+              <w:top w:val="single" w:sz="8" w:space="0" w:color="D9D9D9"/>
+              <w:left w:val="single" w:sz="8" w:space="0" w:color="D9D9D9"/>
+              <w:bottom w:val="single" w:sz="8" w:space="0" w:color="D9D9D9"/>
+              <w:right w:val="single" w:sz="8" w:space="0" w:color="D9D9D9"/>
             </w:tcBorders>
-            <w:shd w:val="clear" w:color="auto" w:fill="D9E1F2"/>
+            <w:shd w:val="clear" w:color="auto" w:fill="E7EFF7"/>
             <w:vAlign w:val="center"/>
             <w:hideMark/>
           </w:tcPr>
@@ -2871,122 +2378,52 @@
             <w:pPr>
               <w:jc w:val="center"/>
               <w:rPr>
-                <w:sz w:val="22"/>
-                <w:szCs w:val="22"/>
                 <w:lang w:val="en-US"/>
               </w:rPr>
             </w:pPr>
             <w:r>
               <w:rPr>
+                <w:rFonts w:ascii="Times New Roman" w:hAnsi="Times New Roman"/>
                 <w:b/>
                 <w:bCs/>
-                <w:sz w:val="22"/>
-                <w:szCs w:val="22"/>
-                <w:lang w:val="en-US"/>
-              </w:rPr>
-              <w:t>Optimization Area</w:t>
+                <w:sz w:val="20"/>
+                <w:szCs w:val="20"/>
+                <w:lang w:val="en-US"/>
+              </w:rPr>
+              <w:t>Metric</w:t>
             </w:r>
           </w:p>
         </w:tc>
         <w:tc>
           <w:tcPr>
-            <w:tcW w:w="1360" w:type="pct"/>
+            <w:tcW w:w="1694" w:type="pct"/>
             <w:tcBorders>
-              <w:top w:val="single" w:sz="8" w:space="0" w:color="9CC2E5"/>
-              <w:left w:val="single" w:sz="8" w:space="0" w:color="9CC2E5"/>
-              <w:bottom w:val="single" w:sz="8" w:space="0" w:color="9CC2E5"/>
-              <w:right w:val="single" w:sz="8" w:space="0" w:color="9CC2E5"/>
+              <w:top w:val="single" w:sz="8" w:space="0" w:color="D9D9D9"/>
+              <w:left w:val="single" w:sz="8" w:space="0" w:color="D9D9D9"/>
+              <w:bottom w:val="single" w:sz="8" w:space="0" w:color="D9D9D9"/>
+              <w:right w:val="single" w:sz="8" w:space="0" w:color="D9D9D9"/>
             </w:tcBorders>
-            <w:shd w:val="clear" w:color="auto" w:fill="D9E1F2"/>
+            <w:shd w:val="clear" w:color="auto" w:fill="E7EFF7"/>
             <w:vAlign w:val="center"/>
             <w:hideMark/>
           </w:tcPr>
           <w:p>
             <w:pPr>
-              <w:jc w:val="center"/>
-              <w:rPr>
-                <w:sz w:val="22"/>
-                <w:szCs w:val="22"/>
+              <w:jc w:val="right"/>
+              <w:rPr>
                 <w:lang w:val="en-US"/>
               </w:rPr>
             </w:pPr>
             <w:r>
               <w:rPr>
+                <w:rFonts w:ascii="Times New Roman" w:hAnsi="Times New Roman"/>
                 <w:b/>
                 <w:bCs/>
-                <w:sz w:val="22"/>
-                <w:szCs w:val="22"/>
-                <w:lang w:val="en-US"/>
-              </w:rPr>
-              <w:t>Current Monthly Cost Area</w:t>
-            </w:r>
-          </w:p>
-        </w:tc>
-        <w:tc>
-          <w:tcPr>
-            <w:tcW w:w="709" w:type="pct"/>
-            <w:tcBorders>
-              <w:top w:val="single" w:sz="8" w:space="0" w:color="9CC2E5"/>
-              <w:left w:val="single" w:sz="8" w:space="0" w:color="9CC2E5"/>
-              <w:bottom w:val="single" w:sz="8" w:space="0" w:color="9CC2E5"/>
-              <w:right w:val="single" w:sz="8" w:space="0" w:color="9CC2E5"/>
-            </w:tcBorders>
-            <w:shd w:val="clear" w:color="auto" w:fill="D9E1F2"/>
-            <w:vAlign w:val="center"/>
-            <w:hideMark/>
-          </w:tcPr>
-          <w:p>
-            <w:pPr>
-              <w:jc w:val="center"/>
-              <w:rPr>
-                <w:sz w:val="22"/>
-                <w:szCs w:val="22"/>
-                <w:lang w:val="en-US"/>
-              </w:rPr>
-            </w:pPr>
-            <w:r>
-              <w:rPr>
-                <w:b/>
-                <w:bCs/>
-                <w:sz w:val="22"/>
-                <w:szCs w:val="22"/>
-                <w:lang w:val="en-US"/>
-              </w:rPr>
-              <w:t>Estimated Savings</w:t>
-            </w:r>
-          </w:p>
-        </w:tc>
-        <w:tc>
-          <w:tcPr>
-            <w:tcW w:w="1749" w:type="pct"/>
-            <w:tcBorders>
-              <w:top w:val="single" w:sz="8" w:space="0" w:color="9CC2E5"/>
-              <w:left w:val="single" w:sz="8" w:space="0" w:color="9CC2E5"/>
-              <w:bottom w:val="single" w:sz="8" w:space="0" w:color="9CC2E5"/>
-              <w:right w:val="single" w:sz="8" w:space="0" w:color="9CC2E5"/>
-            </w:tcBorders>
-            <w:shd w:val="clear" w:color="auto" w:fill="D9E1F2"/>
-            <w:vAlign w:val="center"/>
-            <w:hideMark/>
-          </w:tcPr>
-          <w:p>
-            <w:pPr>
-              <w:jc w:val="center"/>
-              <w:rPr>
-                <w:sz w:val="22"/>
-                <w:szCs w:val="22"/>
-                <w:lang w:val="en-US"/>
-              </w:rPr>
-            </w:pPr>
-            <w:r>
-              <w:rPr>
-                <w:b/>
-                <w:bCs/>
-                <w:sz w:val="22"/>
-                <w:szCs w:val="22"/>
-                <w:lang w:val="en-US"/>
-              </w:rPr>
-              <w:t>Business Impact</w:t>
+                <w:sz w:val="20"/>
+                <w:szCs w:val="20"/>
+                <w:lang w:val="en-US"/>
+              </w:rPr>
+              <w:t>Amount</w:t>
             </w:r>
           </w:p>
         </w:tc>
@@ -2994,125 +2431,60 @@
       <w:tr>
         <w:tc>
           <w:tcPr>
-            <w:tcW w:w="0" w:type="auto"/>
+            <w:tcW w:w="3306" w:type="pct"/>
             <w:tcBorders>
-              <w:top w:val="single" w:sz="8" w:space="0" w:color="9CC2E5"/>
-              <w:left w:val="single" w:sz="8" w:space="0" w:color="9CC2E5"/>
-              <w:bottom w:val="single" w:sz="8" w:space="0" w:color="9CC2E5"/>
-              <w:right w:val="single" w:sz="8" w:space="0" w:color="9CC2E5"/>
+              <w:top w:val="single" w:sz="8" w:space="0" w:color="D9D9D9"/>
+              <w:left w:val="single" w:sz="8" w:space="0" w:color="D9D9D9"/>
+              <w:bottom w:val="single" w:sz="8" w:space="0" w:color="D9D9D9"/>
+              <w:right w:val="single" w:sz="8" w:space="0" w:color="D9D9D9"/>
             </w:tcBorders>
             <w:vAlign w:val="center"/>
             <w:hideMark/>
           </w:tcPr>
           <w:p>
             <w:pPr>
-              <w:jc w:val="both"/>
-              <w:rPr>
+              <w:rPr>
+                <w:lang w:val="en-US"/>
+              </w:rPr>
+            </w:pPr>
+            <w:r>
+              <w:rPr>
+                <w:rFonts w:ascii="Times New Roman" w:hAnsi="Times New Roman"/>
                 <w:sz w:val="20"/>
                 <w:szCs w:val="20"/>
                 <w:lang w:val="en-US"/>
               </w:rPr>
-            </w:pPr>
-            <w:r>
-              <w:rPr>
-                <w:sz w:val="20"/>
-                <w:szCs w:val="20"/>
-                <w:lang w:val="en-US"/>
-              </w:rPr>
-              <w:t>EC2 and EKS Compute Optimization</w:t>
+              <w:t>Current Monthly AWS Spend</w:t>
             </w:r>
           </w:p>
         </w:tc>
         <w:tc>
           <w:tcPr>
-            <w:tcW w:w="1360" w:type="pct"/>
+            <w:tcW w:w="1694" w:type="pct"/>
             <w:tcBorders>
-              <w:top w:val="single" w:sz="8" w:space="0" w:color="9CC2E5"/>
-              <w:left w:val="single" w:sz="8" w:space="0" w:color="9CC2E5"/>
-              <w:bottom w:val="single" w:sz="8" w:space="0" w:color="9CC2E5"/>
-              <w:right w:val="single" w:sz="8" w:space="0" w:color="9CC2E5"/>
+              <w:top w:val="single" w:sz="8" w:space="0" w:color="D9D9D9"/>
+              <w:left w:val="single" w:sz="8" w:space="0" w:color="D9D9D9"/>
+              <w:bottom w:val="single" w:sz="8" w:space="0" w:color="D9D9D9"/>
+              <w:right w:val="single" w:sz="8" w:space="0" w:color="D9D9D9"/>
             </w:tcBorders>
             <w:vAlign w:val="center"/>
             <w:hideMark/>
           </w:tcPr>
           <w:p>
             <w:pPr>
-              <w:jc w:val="both"/>
-              <w:rPr>
+              <w:jc w:val="right"/>
+              <w:rPr>
+                <w:lang w:val="en-US"/>
+              </w:rPr>
+            </w:pPr>
+            <w:r>
+              <w:rPr>
+                <w:rFonts w:ascii="Times New Roman" w:hAnsi="Times New Roman"/>
                 <w:sz w:val="20"/>
                 <w:szCs w:val="20"/>
                 <w:lang w:val="en-US"/>
               </w:rPr>
-            </w:pPr>
-            <w:r>
-              <w:rPr>
-                <w:sz w:val="20"/>
-                <w:szCs w:val="20"/>
-                <w:lang w:val="en-US"/>
-              </w:rPr>
-              <w:t>$125,000</w:t>
-            </w:r>
-          </w:p>
-        </w:tc>
-        <w:tc>
-          <w:tcPr>
-            <w:tcW w:w="709" w:type="pct"/>
-            <w:tcBorders>
-              <w:top w:val="single" w:sz="8" w:space="0" w:color="9CC2E5"/>
-              <w:left w:val="single" w:sz="8" w:space="0" w:color="9CC2E5"/>
-              <w:bottom w:val="single" w:sz="8" w:space="0" w:color="9CC2E5"/>
-              <w:right w:val="single" w:sz="8" w:space="0" w:color="9CC2E5"/>
-            </w:tcBorders>
-            <w:vAlign w:val="center"/>
-            <w:hideMark/>
-          </w:tcPr>
-          <w:p>
-            <w:pPr>
-              <w:jc w:val="both"/>
-              <w:rPr>
-                <w:sz w:val="20"/>
-                <w:szCs w:val="20"/>
-                <w:lang w:val="en-US"/>
-              </w:rPr>
-            </w:pPr>
-            <w:r>
-              <w:rPr>
-                <w:sz w:val="20"/>
-                <w:szCs w:val="20"/>
-                <w:lang w:val="en-US"/>
-              </w:rPr>
-              <w:t>$42,500</w:t>
-            </w:r>
-          </w:p>
-        </w:tc>
-        <w:tc>
-          <w:tcPr>
-            <w:tcW w:w="1749" w:type="pct"/>
-            <w:tcBorders>
-              <w:top w:val="single" w:sz="8" w:space="0" w:color="9CC2E5"/>
-              <w:left w:val="single" w:sz="8" w:space="0" w:color="9CC2E5"/>
-              <w:bottom w:val="single" w:sz="8" w:space="0" w:color="9CC2E5"/>
-              <w:right w:val="single" w:sz="8" w:space="0" w:color="9CC2E5"/>
-            </w:tcBorders>
-            <w:vAlign w:val="center"/>
-            <w:hideMark/>
-          </w:tcPr>
-          <w:p>
-            <w:pPr>
-              <w:jc w:val="both"/>
-              <w:rPr>
-                <w:sz w:val="20"/>
-                <w:szCs w:val="20"/>
-                <w:lang w:val="en-US"/>
-              </w:rPr>
-            </w:pPr>
-            <w:r>
-              <w:rPr>
-                <w:sz w:val="20"/>
-                <w:szCs w:val="20"/>
-                <w:lang w:val="en-US"/>
-              </w:rPr>
-              <w:t>Rightsizing, autoscaling, Savings Plans, EKS node optimization.</w:t>
+              <w:t>$250,000</w:t>
             </w:r>
           </w:p>
         </w:tc>
@@ -3120,125 +2492,60 @@
       <w:tr>
         <w:tc>
           <w:tcPr>
-            <w:tcW w:w="0" w:type="auto"/>
+            <w:tcW w:w="3306" w:type="pct"/>
             <w:tcBorders>
-              <w:top w:val="single" w:sz="8" w:space="0" w:color="9CC2E5"/>
-              <w:left w:val="single" w:sz="8" w:space="0" w:color="9CC2E5"/>
-              <w:bottom w:val="single" w:sz="8" w:space="0" w:color="9CC2E5"/>
-              <w:right w:val="single" w:sz="8" w:space="0" w:color="9CC2E5"/>
+              <w:top w:val="single" w:sz="8" w:space="0" w:color="D9D9D9"/>
+              <w:left w:val="single" w:sz="8" w:space="0" w:color="D9D9D9"/>
+              <w:bottom w:val="single" w:sz="8" w:space="0" w:color="D9D9D9"/>
+              <w:right w:val="single" w:sz="8" w:space="0" w:color="D9D9D9"/>
             </w:tcBorders>
             <w:vAlign w:val="center"/>
             <w:hideMark/>
           </w:tcPr>
           <w:p>
             <w:pPr>
-              <w:jc w:val="both"/>
-              <w:rPr>
+              <w:rPr>
+                <w:lang w:val="en-US"/>
+              </w:rPr>
+            </w:pPr>
+            <w:r>
+              <w:rPr>
+                <w:rFonts w:ascii="Times New Roman" w:hAnsi="Times New Roman"/>
                 <w:sz w:val="20"/>
                 <w:szCs w:val="20"/>
                 <w:lang w:val="en-US"/>
               </w:rPr>
-            </w:pPr>
-            <w:r>
-              <w:rPr>
-                <w:sz w:val="20"/>
-                <w:szCs w:val="20"/>
-                <w:lang w:val="en-US"/>
-              </w:rPr>
-              <w:t>EBS Optimization</w:t>
+              <w:t>Estimated Monthly Savings</w:t>
             </w:r>
           </w:p>
         </w:tc>
         <w:tc>
           <w:tcPr>
-            <w:tcW w:w="1360" w:type="pct"/>
+            <w:tcW w:w="1694" w:type="pct"/>
             <w:tcBorders>
-              <w:top w:val="single" w:sz="8" w:space="0" w:color="9CC2E5"/>
-              <w:left w:val="single" w:sz="8" w:space="0" w:color="9CC2E5"/>
-              <w:bottom w:val="single" w:sz="8" w:space="0" w:color="9CC2E5"/>
-              <w:right w:val="single" w:sz="8" w:space="0" w:color="9CC2E5"/>
+              <w:top w:val="single" w:sz="8" w:space="0" w:color="D9D9D9"/>
+              <w:left w:val="single" w:sz="8" w:space="0" w:color="D9D9D9"/>
+              <w:bottom w:val="single" w:sz="8" w:space="0" w:color="D9D9D9"/>
+              <w:right w:val="single" w:sz="8" w:space="0" w:color="D9D9D9"/>
             </w:tcBorders>
             <w:vAlign w:val="center"/>
             <w:hideMark/>
           </w:tcPr>
           <w:p>
             <w:pPr>
-              <w:jc w:val="both"/>
-              <w:rPr>
+              <w:jc w:val="right"/>
+              <w:rPr>
+                <w:lang w:val="en-US"/>
+              </w:rPr>
+            </w:pPr>
+            <w:r>
+              <w:rPr>
+                <w:rFonts w:ascii="Times New Roman" w:hAnsi="Times New Roman"/>
                 <w:sz w:val="20"/>
                 <w:szCs w:val="20"/>
                 <w:lang w:val="en-US"/>
               </w:rPr>
-            </w:pPr>
-            <w:r>
-              <w:rPr>
-                <w:sz w:val="20"/>
-                <w:szCs w:val="20"/>
-                <w:lang w:val="en-US"/>
-              </w:rPr>
-              <w:t>$50,000</w:t>
-            </w:r>
-          </w:p>
-        </w:tc>
-        <w:tc>
-          <w:tcPr>
-            <w:tcW w:w="709" w:type="pct"/>
-            <w:tcBorders>
-              <w:top w:val="single" w:sz="8" w:space="0" w:color="9CC2E5"/>
-              <w:left w:val="single" w:sz="8" w:space="0" w:color="9CC2E5"/>
-              <w:bottom w:val="single" w:sz="8" w:space="0" w:color="9CC2E5"/>
-              <w:right w:val="single" w:sz="8" w:space="0" w:color="9CC2E5"/>
-            </w:tcBorders>
-            <w:vAlign w:val="center"/>
-            <w:hideMark/>
-          </w:tcPr>
-          <w:p>
-            <w:pPr>
-              <w:jc w:val="both"/>
-              <w:rPr>
-                <w:sz w:val="20"/>
-                <w:szCs w:val="20"/>
-                <w:lang w:val="en-US"/>
-              </w:rPr>
-            </w:pPr>
-            <w:r>
-              <w:rPr>
-                <w:sz w:val="20"/>
-                <w:szCs w:val="20"/>
-                <w:lang w:val="en-US"/>
-              </w:rPr>
-              <w:t>$17,500</w:t>
-            </w:r>
-          </w:p>
-        </w:tc>
-        <w:tc>
-          <w:tcPr>
-            <w:tcW w:w="1749" w:type="pct"/>
-            <w:tcBorders>
-              <w:top w:val="single" w:sz="8" w:space="0" w:color="9CC2E5"/>
-              <w:left w:val="single" w:sz="8" w:space="0" w:color="9CC2E5"/>
-              <w:bottom w:val="single" w:sz="8" w:space="0" w:color="9CC2E5"/>
-              <w:right w:val="single" w:sz="8" w:space="0" w:color="9CC2E5"/>
-            </w:tcBorders>
-            <w:vAlign w:val="center"/>
-            <w:hideMark/>
-          </w:tcPr>
-          <w:p>
-            <w:pPr>
-              <w:jc w:val="both"/>
-              <w:rPr>
-                <w:sz w:val="20"/>
-                <w:szCs w:val="20"/>
-                <w:lang w:val="en-US"/>
-              </w:rPr>
-            </w:pPr>
-            <w:r>
-              <w:rPr>
-                <w:sz w:val="20"/>
-                <w:szCs w:val="20"/>
-                <w:lang w:val="en-US"/>
-              </w:rPr>
-              <w:t>Remove unattached volumes, optimize volume types, reduce snapshot waste.</w:t>
+              <w:t>$70,000</w:t>
             </w:r>
           </w:p>
         </w:tc>
@@ -3246,125 +2553,60 @@
       <w:tr>
         <w:tc>
           <w:tcPr>
-            <w:tcW w:w="0" w:type="auto"/>
+            <w:tcW w:w="3306" w:type="pct"/>
             <w:tcBorders>
-              <w:top w:val="single" w:sz="8" w:space="0" w:color="9CC2E5"/>
-              <w:left w:val="single" w:sz="8" w:space="0" w:color="9CC2E5"/>
-              <w:bottom w:val="single" w:sz="8" w:space="0" w:color="9CC2E5"/>
-              <w:right w:val="single" w:sz="8" w:space="0" w:color="9CC2E5"/>
+              <w:top w:val="single" w:sz="8" w:space="0" w:color="D9D9D9"/>
+              <w:left w:val="single" w:sz="8" w:space="0" w:color="D9D9D9"/>
+              <w:bottom w:val="single" w:sz="8" w:space="0" w:color="D9D9D9"/>
+              <w:right w:val="single" w:sz="8" w:space="0" w:color="D9D9D9"/>
             </w:tcBorders>
             <w:vAlign w:val="center"/>
             <w:hideMark/>
           </w:tcPr>
           <w:p>
             <w:pPr>
-              <w:jc w:val="both"/>
-              <w:rPr>
+              <w:rPr>
+                <w:lang w:val="en-US"/>
+              </w:rPr>
+            </w:pPr>
+            <w:r>
+              <w:rPr>
+                <w:rFonts w:ascii="Times New Roman" w:hAnsi="Times New Roman"/>
                 <w:sz w:val="20"/>
                 <w:szCs w:val="20"/>
                 <w:lang w:val="en-US"/>
               </w:rPr>
-            </w:pPr>
-            <w:r>
-              <w:rPr>
-                <w:sz w:val="20"/>
-                <w:szCs w:val="20"/>
-                <w:lang w:val="en-US"/>
-              </w:rPr>
-              <w:t>S3 Lifecycle Optimization</w:t>
+              <w:t>Optimized Monthly AWS Spend</w:t>
             </w:r>
           </w:p>
         </w:tc>
         <w:tc>
           <w:tcPr>
-            <w:tcW w:w="1360" w:type="pct"/>
+            <w:tcW w:w="1694" w:type="pct"/>
             <w:tcBorders>
-              <w:top w:val="single" w:sz="8" w:space="0" w:color="9CC2E5"/>
-              <w:left w:val="single" w:sz="8" w:space="0" w:color="9CC2E5"/>
-              <w:bottom w:val="single" w:sz="8" w:space="0" w:color="9CC2E5"/>
-              <w:right w:val="single" w:sz="8" w:space="0" w:color="9CC2E5"/>
+              <w:top w:val="single" w:sz="8" w:space="0" w:color="D9D9D9"/>
+              <w:left w:val="single" w:sz="8" w:space="0" w:color="D9D9D9"/>
+              <w:bottom w:val="single" w:sz="8" w:space="0" w:color="D9D9D9"/>
+              <w:right w:val="single" w:sz="8" w:space="0" w:color="D9D9D9"/>
             </w:tcBorders>
             <w:vAlign w:val="center"/>
             <w:hideMark/>
           </w:tcPr>
           <w:p>
             <w:pPr>
-              <w:jc w:val="both"/>
-              <w:rPr>
+              <w:jc w:val="right"/>
+              <w:rPr>
+                <w:lang w:val="en-US"/>
+              </w:rPr>
+            </w:pPr>
+            <w:r>
+              <w:rPr>
+                <w:rFonts w:ascii="Times New Roman" w:hAnsi="Times New Roman"/>
                 <w:sz w:val="20"/>
                 <w:szCs w:val="20"/>
                 <w:lang w:val="en-US"/>
               </w:rPr>
-            </w:pPr>
-            <w:r>
-              <w:rPr>
-                <w:sz w:val="20"/>
-                <w:szCs w:val="20"/>
-                <w:lang w:val="en-US"/>
-              </w:rPr>
-              <w:t>$25,000</w:t>
-            </w:r>
-          </w:p>
-        </w:tc>
-        <w:tc>
-          <w:tcPr>
-            <w:tcW w:w="709" w:type="pct"/>
-            <w:tcBorders>
-              <w:top w:val="single" w:sz="8" w:space="0" w:color="9CC2E5"/>
-              <w:left w:val="single" w:sz="8" w:space="0" w:color="9CC2E5"/>
-              <w:bottom w:val="single" w:sz="8" w:space="0" w:color="9CC2E5"/>
-              <w:right w:val="single" w:sz="8" w:space="0" w:color="9CC2E5"/>
-            </w:tcBorders>
-            <w:vAlign w:val="center"/>
-            <w:hideMark/>
-          </w:tcPr>
-          <w:p>
-            <w:pPr>
-              <w:jc w:val="both"/>
-              <w:rPr>
-                <w:sz w:val="20"/>
-                <w:szCs w:val="20"/>
-                <w:lang w:val="en-US"/>
-              </w:rPr>
-            </w:pPr>
-            <w:r>
-              <w:rPr>
-                <w:sz w:val="20"/>
-                <w:szCs w:val="20"/>
-                <w:lang w:val="en-US"/>
-              </w:rPr>
-              <w:t>$10,000</w:t>
-            </w:r>
-          </w:p>
-        </w:tc>
-        <w:tc>
-          <w:tcPr>
-            <w:tcW w:w="1749" w:type="pct"/>
-            <w:tcBorders>
-              <w:top w:val="single" w:sz="8" w:space="0" w:color="9CC2E5"/>
-              <w:left w:val="single" w:sz="8" w:space="0" w:color="9CC2E5"/>
-              <w:bottom w:val="single" w:sz="8" w:space="0" w:color="9CC2E5"/>
-              <w:right w:val="single" w:sz="8" w:space="0" w:color="9CC2E5"/>
-            </w:tcBorders>
-            <w:vAlign w:val="center"/>
-            <w:hideMark/>
-          </w:tcPr>
-          <w:p>
-            <w:pPr>
-              <w:jc w:val="both"/>
-              <w:rPr>
-                <w:sz w:val="20"/>
-                <w:szCs w:val="20"/>
-                <w:lang w:val="en-US"/>
-              </w:rPr>
-            </w:pPr>
-            <w:r>
-              <w:rPr>
-                <w:sz w:val="20"/>
-                <w:szCs w:val="20"/>
-                <w:lang w:val="en-US"/>
-              </w:rPr>
-              <w:t>Move cold or infrequently accessed data to lower-cost tiers.</w:t>
+              <w:t>$180,000</w:t>
             </w:r>
           </w:p>
         </w:tc>
@@ -3372,133 +2614,121 @@
       <w:tr>
         <w:tc>
           <w:tcPr>
-            <w:tcW w:w="0" w:type="auto"/>
+            <w:tcW w:w="3306" w:type="pct"/>
             <w:tcBorders>
-              <w:top w:val="single" w:sz="8" w:space="0" w:color="9CC2E5"/>
-              <w:left w:val="single" w:sz="8" w:space="0" w:color="9CC2E5"/>
-              <w:bottom w:val="single" w:sz="8" w:space="0" w:color="9CC2E5"/>
-              <w:right w:val="single" w:sz="8" w:space="0" w:color="9CC2E5"/>
+              <w:top w:val="single" w:sz="8" w:space="0" w:color="D9D9D9"/>
+              <w:left w:val="single" w:sz="8" w:space="0" w:color="D9D9D9"/>
+              <w:bottom w:val="single" w:sz="8" w:space="0" w:color="D9D9D9"/>
+              <w:right w:val="single" w:sz="8" w:space="0" w:color="D9D9D9"/>
             </w:tcBorders>
-            <w:shd w:val="clear" w:color="auto" w:fill="FFF2CC"/>
             <w:vAlign w:val="center"/>
             <w:hideMark/>
           </w:tcPr>
           <w:p>
             <w:pPr>
               <w:rPr>
+                <w:lang w:val="en-US"/>
+              </w:rPr>
+            </w:pPr>
+            <w:r>
+              <w:rPr>
+                <w:rFonts w:ascii="Times New Roman" w:hAnsi="Times New Roman"/>
                 <w:sz w:val="20"/>
                 <w:szCs w:val="20"/>
                 <w:lang w:val="en-US"/>
               </w:rPr>
-            </w:pPr>
-            <w:r>
-              <w:rPr>
-                <w:b/>
-                <w:bCs/>
-                <w:sz w:val="20"/>
-                <w:szCs w:val="20"/>
-                <w:lang w:val="en-US"/>
-              </w:rPr>
-              <w:t>Total Estimated Savings</w:t>
+              <w:t>Estimated Reduction</w:t>
             </w:r>
           </w:p>
         </w:tc>
         <w:tc>
           <w:tcPr>
-            <w:tcW w:w="1360" w:type="pct"/>
+            <w:tcW w:w="1694" w:type="pct"/>
             <w:tcBorders>
-              <w:top w:val="single" w:sz="8" w:space="0" w:color="9CC2E5"/>
-              <w:left w:val="single" w:sz="8" w:space="0" w:color="9CC2E5"/>
-              <w:bottom w:val="single" w:sz="8" w:space="0" w:color="9CC2E5"/>
-              <w:right w:val="single" w:sz="8" w:space="0" w:color="9CC2E5"/>
+              <w:top w:val="single" w:sz="8" w:space="0" w:color="D9D9D9"/>
+              <w:left w:val="single" w:sz="8" w:space="0" w:color="D9D9D9"/>
+              <w:bottom w:val="single" w:sz="8" w:space="0" w:color="D9D9D9"/>
+              <w:right w:val="single" w:sz="8" w:space="0" w:color="D9D9D9"/>
             </w:tcBorders>
-            <w:shd w:val="clear" w:color="auto" w:fill="FFF2CC"/>
             <w:vAlign w:val="center"/>
             <w:hideMark/>
           </w:tcPr>
           <w:p>
             <w:pPr>
-              <w:rPr>
+              <w:jc w:val="right"/>
+              <w:rPr>
+                <w:lang w:val="en-US"/>
+              </w:rPr>
+            </w:pPr>
+            <w:r>
+              <w:rPr>
+                <w:rFonts w:ascii="Times New Roman" w:hAnsi="Times New Roman"/>
                 <w:sz w:val="20"/>
                 <w:szCs w:val="20"/>
                 <w:lang w:val="en-US"/>
               </w:rPr>
+              <w:t>28%</w:t>
+            </w:r>
+          </w:p>
+        </w:tc>
+      </w:tr>
+      <w:tr>
+        <w:tc>
+          <w:tcPr>
+            <w:tcW w:w="3306" w:type="pct"/>
+            <w:tcBorders>
+              <w:top w:val="single" w:sz="8" w:space="0" w:color="D9D9D9"/>
+              <w:left w:val="single" w:sz="8" w:space="0" w:color="D9D9D9"/>
+              <w:bottom w:val="single" w:sz="8" w:space="0" w:color="D9D9D9"/>
+              <w:right w:val="single" w:sz="8" w:space="0" w:color="D9D9D9"/>
+            </w:tcBorders>
+            <w:vAlign w:val="center"/>
+            <w:hideMark/>
+          </w:tcPr>
+          <w:p>
+            <w:pPr>
+              <w:rPr>
+                <w:lang w:val="en-US"/>
+              </w:rPr>
             </w:pPr>
             <w:r>
               <w:rPr>
-                <w:b/>
-                <w:bCs/>
+                <w:rFonts w:ascii="Times New Roman" w:hAnsi="Times New Roman"/>
                 <w:sz w:val="20"/>
                 <w:szCs w:val="20"/>
                 <w:lang w:val="en-US"/>
               </w:rPr>
-              <w:t>$200,000 Addressable Spend</w:t>
+              <w:t>Estimated Annualized Savings</w:t>
             </w:r>
           </w:p>
         </w:tc>
         <w:tc>
           <w:tcPr>
-            <w:tcW w:w="709" w:type="pct"/>
+            <w:tcW w:w="1694" w:type="pct"/>
             <w:tcBorders>
-              <w:top w:val="single" w:sz="8" w:space="0" w:color="9CC2E5"/>
-              <w:left w:val="single" w:sz="8" w:space="0" w:color="9CC2E5"/>
-              <w:bottom w:val="single" w:sz="8" w:space="0" w:color="9CC2E5"/>
-              <w:right w:val="single" w:sz="8" w:space="0" w:color="9CC2E5"/>
+              <w:top w:val="single" w:sz="8" w:space="0" w:color="D9D9D9"/>
+              <w:left w:val="single" w:sz="8" w:space="0" w:color="D9D9D9"/>
+              <w:bottom w:val="single" w:sz="8" w:space="0" w:color="D9D9D9"/>
+              <w:right w:val="single" w:sz="8" w:space="0" w:color="D9D9D9"/>
             </w:tcBorders>
-            <w:shd w:val="clear" w:color="auto" w:fill="FFF2CC"/>
             <w:vAlign w:val="center"/>
             <w:hideMark/>
           </w:tcPr>
           <w:p>
             <w:pPr>
-              <w:rPr>
+              <w:jc w:val="right"/>
+              <w:rPr>
+                <w:lang w:val="en-US"/>
+              </w:rPr>
+            </w:pPr>
+            <w:r>
+              <w:rPr>
+                <w:rFonts w:ascii="Times New Roman" w:hAnsi="Times New Roman"/>
                 <w:sz w:val="20"/>
                 <w:szCs w:val="20"/>
                 <w:lang w:val="en-US"/>
               </w:rPr>
-            </w:pPr>
-            <w:r>
-              <w:rPr>
-                <w:b/>
-                <w:bCs/>
-                <w:sz w:val="20"/>
-                <w:szCs w:val="20"/>
-                <w:lang w:val="en-US"/>
-              </w:rPr>
-              <w:t>$70,000</w:t>
-            </w:r>
-          </w:p>
-        </w:tc>
-        <w:tc>
-          <w:tcPr>
-            <w:tcW w:w="1749" w:type="pct"/>
-            <w:tcBorders>
-              <w:top w:val="single" w:sz="8" w:space="0" w:color="9CC2E5"/>
-              <w:left w:val="single" w:sz="8" w:space="0" w:color="9CC2E5"/>
-              <w:bottom w:val="single" w:sz="8" w:space="0" w:color="9CC2E5"/>
-              <w:right w:val="single" w:sz="8" w:space="0" w:color="9CC2E5"/>
-            </w:tcBorders>
-            <w:shd w:val="clear" w:color="auto" w:fill="FFF2CC"/>
-            <w:vAlign w:val="center"/>
-            <w:hideMark/>
-          </w:tcPr>
-          <w:p>
-            <w:pPr>
-              <w:rPr>
-                <w:sz w:val="20"/>
-                <w:szCs w:val="20"/>
-                <w:lang w:val="en-US"/>
-              </w:rPr>
-            </w:pPr>
-            <w:r>
-              <w:rPr>
-                <w:b/>
-                <w:bCs/>
-                <w:sz w:val="20"/>
-                <w:szCs w:val="20"/>
-                <w:lang w:val="en-US"/>
-              </w:rPr>
-              <w:t>Estimated 28% reduction of total AWS monthly spend.</w:t>
+              <w:t>$840,000</w:t>
             </w:r>
           </w:p>
         </w:tc>
@@ -3511,8 +2741,8 @@
         <w:rPr>
           <w:rFonts w:ascii="Times New Roman" w:eastAsia="Times New Roman" w:hAnsi="Times New Roman" w:cs="Times New Roman"/>
           <w:kern w:val="0"/>
-          <w:sz w:val="22"/>
-          <w:szCs w:val="22"/>
+          <w:sz w:val="20"/>
+          <w:szCs w:val="20"/>
           <w:lang w:val="en-US"/>
           <w14:ligatures w14:val="none"/>
         </w:rPr>
@@ -3521,12 +2751,28 @@
         <w:rPr>
           <w:rFonts w:ascii="Times New Roman" w:eastAsia="Times New Roman" w:hAnsi="Times New Roman" w:cs="Times New Roman"/>
           <w:kern w:val="0"/>
-          <w:sz w:val="22"/>
-          <w:szCs w:val="22"/>
+          <w:sz w:val="20"/>
+          <w:szCs w:val="20"/>
           <w:lang w:val="en-US"/>
           <w14:ligatures w14:val="none"/>
         </w:rPr>
-        <w:t>After implementation, Clara’s estimated monthly AWS spend would decrease from:</w:t>
+        <w:t>The executive model intentionally excludes immediate savings from RDS and Lambda. These services are treated as future opportunities requiring additional workload validation, capacity analysis, and profiling before applying optimization targets.</w:t>
+      </w:r>
+    </w:p>
+    <w:p>
+      <w:pPr>
+        <w:pStyle w:val="Ttulo2"/>
+        <w:rPr>
+          <w:rFonts w:eastAsia="Times New Roman"/>
+          <w:lang w:val="en-US"/>
+        </w:rPr>
+      </w:pPr>
+      <w:r>
+        <w:rPr>
+          <w:rFonts w:eastAsia="Times New Roman"/>
+          <w:lang w:val="en-US"/>
+        </w:rPr>
+        <w:t>5. Implementation Plan</w:t>
       </w:r>
     </w:p>
     <w:tbl>
@@ -3537,8 +2783,10 @@
         <w:tblLook w:val="04A0" w:firstRow="1" w:lastRow="0" w:firstColumn="1" w:lastColumn="0" w:noHBand="0" w:noVBand="1"/>
       </w:tblPr>
       <w:tblGrid>
-        <w:gridCol w:w="6020"/>
-        <w:gridCol w:w="4760"/>
+        <w:gridCol w:w="2959"/>
+        <w:gridCol w:w="1356"/>
+        <w:gridCol w:w="4770"/>
+        <w:gridCol w:w="2271"/>
       </w:tblGrid>
       <w:tr>
         <w:trPr>
@@ -3546,69 +2794,133 @@
         </w:trPr>
         <w:tc>
           <w:tcPr>
-            <w:tcW w:w="2792" w:type="pct"/>
+            <w:tcW w:w="1303" w:type="pct"/>
             <w:tcBorders>
-              <w:top w:val="single" w:sz="8" w:space="0" w:color="9CC2E5"/>
-              <w:left w:val="single" w:sz="8" w:space="0" w:color="9CC2E5"/>
-              <w:bottom w:val="single" w:sz="8" w:space="0" w:color="9CC2E5"/>
-              <w:right w:val="single" w:sz="8" w:space="0" w:color="9CC2E5"/>
+              <w:top w:val="single" w:sz="8" w:space="0" w:color="D9D9D9"/>
+              <w:left w:val="single" w:sz="8" w:space="0" w:color="D9D9D9"/>
+              <w:bottom w:val="single" w:sz="8" w:space="0" w:color="D9D9D9"/>
+              <w:right w:val="single" w:sz="8" w:space="0" w:color="D9D9D9"/>
             </w:tcBorders>
-            <w:shd w:val="clear" w:color="auto" w:fill="D9E1F2"/>
+            <w:shd w:val="clear" w:color="auto" w:fill="E7EFF7"/>
             <w:vAlign w:val="center"/>
             <w:hideMark/>
           </w:tcPr>
           <w:p>
             <w:pPr>
-              <w:jc w:val="both"/>
-              <w:rPr>
-                <w:sz w:val="22"/>
-                <w:szCs w:val="22"/>
+              <w:jc w:val="center"/>
+              <w:rPr>
                 <w:lang w:val="en-US"/>
               </w:rPr>
             </w:pPr>
             <w:r>
               <w:rPr>
+                <w:rFonts w:ascii="Times New Roman" w:hAnsi="Times New Roman"/>
                 <w:b/>
                 <w:bCs/>
-                <w:sz w:val="22"/>
-                <w:szCs w:val="22"/>
-                <w:lang w:val="en-US"/>
-              </w:rPr>
-              <w:t>Metric</w:t>
+                <w:sz w:val="20"/>
+                <w:szCs w:val="20"/>
+                <w:lang w:val="en-US"/>
+              </w:rPr>
+              <w:t>Phase</w:t>
             </w:r>
           </w:p>
         </w:tc>
         <w:tc>
           <w:tcPr>
-            <w:tcW w:w="2208" w:type="pct"/>
+            <w:tcW w:w="597" w:type="pct"/>
             <w:tcBorders>
-              <w:top w:val="single" w:sz="8" w:space="0" w:color="9CC2E5"/>
-              <w:left w:val="single" w:sz="8" w:space="0" w:color="9CC2E5"/>
-              <w:bottom w:val="single" w:sz="8" w:space="0" w:color="9CC2E5"/>
-              <w:right w:val="single" w:sz="8" w:space="0" w:color="9CC2E5"/>
+              <w:top w:val="single" w:sz="8" w:space="0" w:color="D9D9D9"/>
+              <w:left w:val="single" w:sz="8" w:space="0" w:color="D9D9D9"/>
+              <w:bottom w:val="single" w:sz="8" w:space="0" w:color="D9D9D9"/>
+              <w:right w:val="single" w:sz="8" w:space="0" w:color="D9D9D9"/>
             </w:tcBorders>
-            <w:shd w:val="clear" w:color="auto" w:fill="D9E1F2"/>
+            <w:shd w:val="clear" w:color="auto" w:fill="E7EFF7"/>
             <w:vAlign w:val="center"/>
             <w:hideMark/>
           </w:tcPr>
           <w:p>
             <w:pPr>
-              <w:jc w:val="both"/>
-              <w:rPr>
-                <w:sz w:val="22"/>
-                <w:szCs w:val="22"/>
+              <w:jc w:val="center"/>
+              <w:rPr>
                 <w:lang w:val="en-US"/>
               </w:rPr>
             </w:pPr>
             <w:r>
               <w:rPr>
+                <w:rFonts w:ascii="Times New Roman" w:hAnsi="Times New Roman"/>
                 <w:b/>
                 <w:bCs/>
-                <w:sz w:val="22"/>
-                <w:szCs w:val="22"/>
-                <w:lang w:val="en-US"/>
-              </w:rPr>
-              <w:t>Amount</w:t>
+                <w:sz w:val="20"/>
+                <w:szCs w:val="20"/>
+                <w:lang w:val="en-US"/>
+              </w:rPr>
+              <w:t>Timeline</w:t>
+            </w:r>
+          </w:p>
+        </w:tc>
+        <w:tc>
+          <w:tcPr>
+            <w:tcW w:w="2100" w:type="pct"/>
+            <w:tcBorders>
+              <w:top w:val="single" w:sz="8" w:space="0" w:color="D9D9D9"/>
+              <w:left w:val="single" w:sz="8" w:space="0" w:color="D9D9D9"/>
+              <w:bottom w:val="single" w:sz="8" w:space="0" w:color="D9D9D9"/>
+              <w:right w:val="single" w:sz="8" w:space="0" w:color="D9D9D9"/>
+            </w:tcBorders>
+            <w:shd w:val="clear" w:color="auto" w:fill="E7EFF7"/>
+            <w:vAlign w:val="center"/>
+            <w:hideMark/>
+          </w:tcPr>
+          <w:p>
+            <w:pPr>
+              <w:jc w:val="center"/>
+              <w:rPr>
+                <w:lang w:val="en-US"/>
+              </w:rPr>
+            </w:pPr>
+            <w:r>
+              <w:rPr>
+                <w:rFonts w:ascii="Times New Roman" w:hAnsi="Times New Roman"/>
+                <w:b/>
+                <w:bCs/>
+                <w:sz w:val="20"/>
+                <w:szCs w:val="20"/>
+                <w:lang w:val="en-US"/>
+              </w:rPr>
+              <w:t>Main Actions</w:t>
+            </w:r>
+          </w:p>
+        </w:tc>
+        <w:tc>
+          <w:tcPr>
+            <w:tcW w:w="0" w:type="auto"/>
+            <w:tcBorders>
+              <w:top w:val="single" w:sz="8" w:space="0" w:color="D9D9D9"/>
+              <w:left w:val="single" w:sz="8" w:space="0" w:color="D9D9D9"/>
+              <w:bottom w:val="single" w:sz="8" w:space="0" w:color="D9D9D9"/>
+              <w:right w:val="single" w:sz="8" w:space="0" w:color="D9D9D9"/>
+            </w:tcBorders>
+            <w:shd w:val="clear" w:color="auto" w:fill="E7EFF7"/>
+            <w:vAlign w:val="center"/>
+            <w:hideMark/>
+          </w:tcPr>
+          <w:p>
+            <w:pPr>
+              <w:jc w:val="center"/>
+              <w:rPr>
+                <w:lang w:val="en-US"/>
+              </w:rPr>
+            </w:pPr>
+            <w:r>
+              <w:rPr>
+                <w:rFonts w:ascii="Times New Roman" w:hAnsi="Times New Roman"/>
+                <w:b/>
+                <w:bCs/>
+                <w:sz w:val="20"/>
+                <w:szCs w:val="20"/>
+                <w:lang w:val="en-US"/>
+              </w:rPr>
+              <w:t>Expected Outcome</w:t>
             </w:r>
           </w:p>
         </w:tc>
@@ -3616,63 +2928,117 @@
       <w:tr>
         <w:tc>
           <w:tcPr>
-            <w:tcW w:w="2792" w:type="pct"/>
+            <w:tcW w:w="1303" w:type="pct"/>
             <w:tcBorders>
-              <w:top w:val="single" w:sz="8" w:space="0" w:color="9CC2E5"/>
-              <w:left w:val="single" w:sz="8" w:space="0" w:color="9CC2E5"/>
-              <w:bottom w:val="single" w:sz="8" w:space="0" w:color="9CC2E5"/>
-              <w:right w:val="single" w:sz="8" w:space="0" w:color="9CC2E5"/>
+              <w:top w:val="single" w:sz="8" w:space="0" w:color="D9D9D9"/>
+              <w:left w:val="single" w:sz="8" w:space="0" w:color="D9D9D9"/>
+              <w:bottom w:val="single" w:sz="8" w:space="0" w:color="D9D9D9"/>
+              <w:right w:val="single" w:sz="8" w:space="0" w:color="D9D9D9"/>
             </w:tcBorders>
             <w:vAlign w:val="center"/>
             <w:hideMark/>
           </w:tcPr>
           <w:p>
             <w:pPr>
-              <w:jc w:val="both"/>
-              <w:rPr>
-                <w:sz w:val="22"/>
-                <w:szCs w:val="22"/>
+              <w:rPr>
                 <w:lang w:val="en-US"/>
               </w:rPr>
             </w:pPr>
             <w:r>
               <w:rPr>
-                <w:sz w:val="22"/>
-                <w:szCs w:val="22"/>
-                <w:lang w:val="en-US"/>
-              </w:rPr>
-              <w:t>Current Monthly AWS Spend</w:t>
+                <w:rFonts w:ascii="Times New Roman" w:hAnsi="Times New Roman"/>
+                <w:sz w:val="20"/>
+                <w:szCs w:val="20"/>
+                <w:lang w:val="en-US"/>
+              </w:rPr>
+              <w:t>Phase 1: Visibility and Governance</w:t>
             </w:r>
           </w:p>
         </w:tc>
         <w:tc>
           <w:tcPr>
-            <w:tcW w:w="2208" w:type="pct"/>
+            <w:tcW w:w="597" w:type="pct"/>
             <w:tcBorders>
-              <w:top w:val="single" w:sz="8" w:space="0" w:color="9CC2E5"/>
-              <w:left w:val="single" w:sz="8" w:space="0" w:color="9CC2E5"/>
-              <w:bottom w:val="single" w:sz="8" w:space="0" w:color="9CC2E5"/>
-              <w:right w:val="single" w:sz="8" w:space="0" w:color="9CC2E5"/>
+              <w:top w:val="single" w:sz="8" w:space="0" w:color="D9D9D9"/>
+              <w:left w:val="single" w:sz="8" w:space="0" w:color="D9D9D9"/>
+              <w:bottom w:val="single" w:sz="8" w:space="0" w:color="D9D9D9"/>
+              <w:right w:val="single" w:sz="8" w:space="0" w:color="D9D9D9"/>
             </w:tcBorders>
             <w:vAlign w:val="center"/>
             <w:hideMark/>
           </w:tcPr>
           <w:p>
             <w:pPr>
-              <w:jc w:val="both"/>
-              <w:rPr>
-                <w:sz w:val="22"/>
-                <w:szCs w:val="22"/>
+              <w:rPr>
                 <w:lang w:val="en-US"/>
               </w:rPr>
             </w:pPr>
             <w:r>
               <w:rPr>
-                <w:sz w:val="22"/>
-                <w:szCs w:val="22"/>
-                <w:lang w:val="en-US"/>
-              </w:rPr>
-              <w:t>$250,000</w:t>
+                <w:rFonts w:ascii="Times New Roman" w:hAnsi="Times New Roman"/>
+                <w:sz w:val="20"/>
+                <w:szCs w:val="20"/>
+                <w:lang w:val="en-US"/>
+              </w:rPr>
+              <w:t>Weeks 1–2</w:t>
+            </w:r>
+          </w:p>
+        </w:tc>
+        <w:tc>
+          <w:tcPr>
+            <w:tcW w:w="0" w:type="auto"/>
+            <w:tcBorders>
+              <w:top w:val="single" w:sz="8" w:space="0" w:color="D9D9D9"/>
+              <w:left w:val="single" w:sz="8" w:space="0" w:color="D9D9D9"/>
+              <w:bottom w:val="single" w:sz="8" w:space="0" w:color="D9D9D9"/>
+              <w:right w:val="single" w:sz="8" w:space="0" w:color="D9D9D9"/>
+            </w:tcBorders>
+            <w:vAlign w:val="center"/>
+            <w:hideMark/>
+          </w:tcPr>
+          <w:p>
+            <w:pPr>
+              <w:rPr>
+                <w:lang w:val="en-US"/>
+              </w:rPr>
+            </w:pPr>
+            <w:r>
+              <w:rPr>
+                <w:rFonts w:ascii="Times New Roman" w:hAnsi="Times New Roman"/>
+                <w:sz w:val="20"/>
+                <w:szCs w:val="20"/>
+                <w:lang w:val="en-US"/>
+              </w:rPr>
+              <w:t>Enable or validate Cost Explorer, Cost and Usage Report, AWS Budgets, Cost Anomaly Detection, tagging standards, and cost baselines by account, service, workload, and owner.</w:t>
+            </w:r>
+          </w:p>
+        </w:tc>
+        <w:tc>
+          <w:tcPr>
+            <w:tcW w:w="0" w:type="auto"/>
+            <w:tcBorders>
+              <w:top w:val="single" w:sz="8" w:space="0" w:color="D9D9D9"/>
+              <w:left w:val="single" w:sz="8" w:space="0" w:color="D9D9D9"/>
+              <w:bottom w:val="single" w:sz="8" w:space="0" w:color="D9D9D9"/>
+              <w:right w:val="single" w:sz="8" w:space="0" w:color="D9D9D9"/>
+            </w:tcBorders>
+            <w:vAlign w:val="center"/>
+            <w:hideMark/>
+          </w:tcPr>
+          <w:p>
+            <w:pPr>
+              <w:rPr>
+                <w:lang w:val="en-US"/>
+              </w:rPr>
+            </w:pPr>
+            <w:r>
+              <w:rPr>
+                <w:rFonts w:ascii="Times New Roman" w:hAnsi="Times New Roman"/>
+                <w:sz w:val="20"/>
+                <w:szCs w:val="20"/>
+                <w:lang w:val="en-US"/>
+              </w:rPr>
+              <w:t>Reliable baseline and governance model.</w:t>
             </w:r>
           </w:p>
         </w:tc>
@@ -3680,63 +3046,137 @@
       <w:tr>
         <w:tc>
           <w:tcPr>
-            <w:tcW w:w="2792" w:type="pct"/>
+            <w:tcW w:w="1303" w:type="pct"/>
             <w:tcBorders>
-              <w:top w:val="single" w:sz="8" w:space="0" w:color="9CC2E5"/>
-              <w:left w:val="single" w:sz="8" w:space="0" w:color="9CC2E5"/>
-              <w:bottom w:val="single" w:sz="8" w:space="0" w:color="9CC2E5"/>
-              <w:right w:val="single" w:sz="8" w:space="0" w:color="9CC2E5"/>
+              <w:top w:val="single" w:sz="8" w:space="0" w:color="D9D9D9"/>
+              <w:left w:val="single" w:sz="8" w:space="0" w:color="D9D9D9"/>
+              <w:bottom w:val="single" w:sz="8" w:space="0" w:color="D9D9D9"/>
+              <w:right w:val="single" w:sz="8" w:space="0" w:color="D9D9D9"/>
             </w:tcBorders>
             <w:vAlign w:val="center"/>
             <w:hideMark/>
           </w:tcPr>
           <w:p>
             <w:pPr>
-              <w:jc w:val="both"/>
-              <w:rPr>
-                <w:sz w:val="22"/>
-                <w:szCs w:val="22"/>
+              <w:rPr>
                 <w:lang w:val="en-US"/>
               </w:rPr>
             </w:pPr>
             <w:r>
               <w:rPr>
-                <w:sz w:val="22"/>
-                <w:szCs w:val="22"/>
-                <w:lang w:val="en-US"/>
-              </w:rPr>
-              <w:t>Estimated Monthly Savings</w:t>
+                <w:rFonts w:ascii="Times New Roman" w:hAnsi="Times New Roman"/>
+                <w:sz w:val="20"/>
+                <w:szCs w:val="20"/>
+                <w:lang w:val="en-US"/>
+              </w:rPr>
+              <w:t>Phase 2: Waste Removal and Rightsizing</w:t>
             </w:r>
           </w:p>
         </w:tc>
         <w:tc>
           <w:tcPr>
-            <w:tcW w:w="2208" w:type="pct"/>
+            <w:tcW w:w="597" w:type="pct"/>
             <w:tcBorders>
-              <w:top w:val="single" w:sz="8" w:space="0" w:color="9CC2E5"/>
-              <w:left w:val="single" w:sz="8" w:space="0" w:color="9CC2E5"/>
-              <w:bottom w:val="single" w:sz="8" w:space="0" w:color="9CC2E5"/>
-              <w:right w:val="single" w:sz="8" w:space="0" w:color="9CC2E5"/>
+              <w:top w:val="single" w:sz="8" w:space="0" w:color="D9D9D9"/>
+              <w:left w:val="single" w:sz="8" w:space="0" w:color="D9D9D9"/>
+              <w:bottom w:val="single" w:sz="8" w:space="0" w:color="D9D9D9"/>
+              <w:right w:val="single" w:sz="8" w:space="0" w:color="D9D9D9"/>
             </w:tcBorders>
             <w:vAlign w:val="center"/>
             <w:hideMark/>
           </w:tcPr>
           <w:p>
             <w:pPr>
-              <w:jc w:val="both"/>
-              <w:rPr>
-                <w:sz w:val="22"/>
-                <w:szCs w:val="22"/>
+              <w:rPr>
                 <w:lang w:val="en-US"/>
               </w:rPr>
             </w:pPr>
             <w:r>
               <w:rPr>
-                <w:sz w:val="22"/>
-                <w:szCs w:val="22"/>
-                <w:lang w:val="en-US"/>
-              </w:rPr>
-              <w:t>$70,000</w:t>
+                <w:rFonts w:ascii="Times New Roman" w:hAnsi="Times New Roman"/>
+                <w:sz w:val="20"/>
+                <w:szCs w:val="20"/>
+                <w:lang w:val="en-US"/>
+              </w:rPr>
+              <w:t>Weeks 3–6</w:t>
+            </w:r>
+          </w:p>
+        </w:tc>
+        <w:tc>
+          <w:tcPr>
+            <w:tcW w:w="0" w:type="auto"/>
+            <w:tcBorders>
+              <w:top w:val="single" w:sz="8" w:space="0" w:color="D9D9D9"/>
+              <w:left w:val="single" w:sz="8" w:space="0" w:color="D9D9D9"/>
+              <w:bottom w:val="single" w:sz="8" w:space="0" w:color="D9D9D9"/>
+              <w:right w:val="single" w:sz="8" w:space="0" w:color="D9D9D9"/>
+            </w:tcBorders>
+            <w:vAlign w:val="center"/>
+            <w:hideMark/>
+          </w:tcPr>
+          <w:p>
+            <w:pPr>
+              <w:rPr>
+                <w:lang w:val="en-US"/>
+              </w:rPr>
+            </w:pPr>
+            <w:r>
+              <w:rPr>
+                <w:rFonts w:ascii="Times New Roman" w:hAnsi="Times New Roman"/>
+                <w:sz w:val="20"/>
+                <w:szCs w:val="20"/>
+                <w:lang w:val="en-US"/>
+              </w:rPr>
+              <w:t xml:space="preserve">Remove validated unattached EBS volumes, apply snapshot lifecycle policies, </w:t>
+            </w:r>
+            <w:proofErr w:type="spellStart"/>
+            <w:r>
+              <w:rPr>
+                <w:rFonts w:ascii="Times New Roman" w:hAnsi="Times New Roman"/>
+                <w:sz w:val="20"/>
+                <w:szCs w:val="20"/>
+                <w:lang w:val="en-US"/>
+              </w:rPr>
+              <w:t>rightsize</w:t>
+            </w:r>
+            <w:proofErr w:type="spellEnd"/>
+            <w:r>
+              <w:rPr>
+                <w:rFonts w:ascii="Times New Roman" w:hAnsi="Times New Roman"/>
+                <w:sz w:val="20"/>
+                <w:szCs w:val="20"/>
+                <w:lang w:val="en-US"/>
+              </w:rPr>
+              <w:t xml:space="preserve"> EC2, optimize EKS node groups, and apply S3 lifecycle policies.</w:t>
+            </w:r>
+          </w:p>
+        </w:tc>
+        <w:tc>
+          <w:tcPr>
+            <w:tcW w:w="0" w:type="auto"/>
+            <w:tcBorders>
+              <w:top w:val="single" w:sz="8" w:space="0" w:color="D9D9D9"/>
+              <w:left w:val="single" w:sz="8" w:space="0" w:color="D9D9D9"/>
+              <w:bottom w:val="single" w:sz="8" w:space="0" w:color="D9D9D9"/>
+              <w:right w:val="single" w:sz="8" w:space="0" w:color="D9D9D9"/>
+            </w:tcBorders>
+            <w:vAlign w:val="center"/>
+            <w:hideMark/>
+          </w:tcPr>
+          <w:p>
+            <w:pPr>
+              <w:rPr>
+                <w:lang w:val="en-US"/>
+              </w:rPr>
+            </w:pPr>
+            <w:r>
+              <w:rPr>
+                <w:rFonts w:ascii="Times New Roman" w:hAnsi="Times New Roman"/>
+                <w:sz w:val="20"/>
+                <w:szCs w:val="20"/>
+                <w:lang w:val="en-US"/>
+              </w:rPr>
+              <w:t>Direct savings from waste removal and capacity optimization.</w:t>
             </w:r>
           </w:p>
         </w:tc>
@@ -3744,915 +3184,59 @@
       <w:tr>
         <w:tc>
           <w:tcPr>
-            <w:tcW w:w="2792" w:type="pct"/>
+            <w:tcW w:w="1303" w:type="pct"/>
             <w:tcBorders>
-              <w:top w:val="single" w:sz="8" w:space="0" w:color="9CC2E5"/>
-              <w:left w:val="single" w:sz="8" w:space="0" w:color="9CC2E5"/>
-              <w:bottom w:val="single" w:sz="8" w:space="0" w:color="9CC2E5"/>
-              <w:right w:val="single" w:sz="8" w:space="0" w:color="9CC2E5"/>
+              <w:top w:val="single" w:sz="8" w:space="0" w:color="D9D9D9"/>
+              <w:left w:val="single" w:sz="8" w:space="0" w:color="D9D9D9"/>
+              <w:bottom w:val="single" w:sz="8" w:space="0" w:color="D9D9D9"/>
+              <w:right w:val="single" w:sz="8" w:space="0" w:color="D9D9D9"/>
             </w:tcBorders>
             <w:vAlign w:val="center"/>
             <w:hideMark/>
           </w:tcPr>
           <w:p>
             <w:pPr>
-              <w:jc w:val="both"/>
-              <w:rPr>
-                <w:sz w:val="22"/>
-                <w:szCs w:val="22"/>
+              <w:rPr>
                 <w:lang w:val="en-US"/>
               </w:rPr>
             </w:pPr>
             <w:r>
               <w:rPr>
-                <w:sz w:val="22"/>
-                <w:szCs w:val="22"/>
-                <w:lang w:val="en-US"/>
-              </w:rPr>
-              <w:t>Optimized Monthly AWS Spend</w:t>
+                <w:rFonts w:ascii="Times New Roman" w:hAnsi="Times New Roman"/>
+                <w:sz w:val="20"/>
+                <w:szCs w:val="20"/>
+                <w:lang w:val="en-US"/>
+              </w:rPr>
+              <w:t>Phase 3: Rate Optimization and Continuous FinOps</w:t>
             </w:r>
           </w:p>
         </w:tc>
         <w:tc>
           <w:tcPr>
-            <w:tcW w:w="2208" w:type="pct"/>
+            <w:tcW w:w="597" w:type="pct"/>
             <w:tcBorders>
-              <w:top w:val="single" w:sz="8" w:space="0" w:color="9CC2E5"/>
-              <w:left w:val="single" w:sz="8" w:space="0" w:color="9CC2E5"/>
-              <w:bottom w:val="single" w:sz="8" w:space="0" w:color="9CC2E5"/>
-              <w:right w:val="single" w:sz="8" w:space="0" w:color="9CC2E5"/>
+              <w:top w:val="single" w:sz="8" w:space="0" w:color="D9D9D9"/>
+              <w:left w:val="single" w:sz="8" w:space="0" w:color="D9D9D9"/>
+              <w:bottom w:val="single" w:sz="8" w:space="0" w:color="D9D9D9"/>
+              <w:right w:val="single" w:sz="8" w:space="0" w:color="D9D9D9"/>
             </w:tcBorders>
             <w:vAlign w:val="center"/>
             <w:hideMark/>
           </w:tcPr>
           <w:p>
             <w:pPr>
-              <w:jc w:val="both"/>
-              <w:rPr>
-                <w:sz w:val="22"/>
-                <w:szCs w:val="22"/>
+              <w:rPr>
                 <w:lang w:val="en-US"/>
               </w:rPr>
             </w:pPr>
             <w:r>
               <w:rPr>
-                <w:sz w:val="22"/>
-                <w:szCs w:val="22"/>
-                <w:lang w:val="en-US"/>
-              </w:rPr>
-              <w:t>$180,000</w:t>
-            </w:r>
-          </w:p>
-        </w:tc>
-      </w:tr>
-      <w:tr>
-        <w:tc>
-          <w:tcPr>
-            <w:tcW w:w="2792" w:type="pct"/>
-            <w:tcBorders>
-              <w:top w:val="single" w:sz="8" w:space="0" w:color="9CC2E5"/>
-              <w:left w:val="single" w:sz="8" w:space="0" w:color="9CC2E5"/>
-              <w:bottom w:val="single" w:sz="8" w:space="0" w:color="9CC2E5"/>
-              <w:right w:val="single" w:sz="8" w:space="0" w:color="9CC2E5"/>
-            </w:tcBorders>
-            <w:vAlign w:val="center"/>
-            <w:hideMark/>
-          </w:tcPr>
-          <w:p>
-            <w:pPr>
-              <w:jc w:val="both"/>
-              <w:rPr>
-                <w:sz w:val="22"/>
-                <w:szCs w:val="22"/>
-                <w:lang w:val="en-US"/>
-              </w:rPr>
-            </w:pPr>
-            <w:r>
-              <w:rPr>
-                <w:sz w:val="22"/>
-                <w:szCs w:val="22"/>
-                <w:lang w:val="en-US"/>
-              </w:rPr>
-              <w:t>Estimated Reduction</w:t>
-            </w:r>
-          </w:p>
-        </w:tc>
-        <w:tc>
-          <w:tcPr>
-            <w:tcW w:w="2208" w:type="pct"/>
-            <w:tcBorders>
-              <w:top w:val="single" w:sz="8" w:space="0" w:color="9CC2E5"/>
-              <w:left w:val="single" w:sz="8" w:space="0" w:color="9CC2E5"/>
-              <w:bottom w:val="single" w:sz="8" w:space="0" w:color="9CC2E5"/>
-              <w:right w:val="single" w:sz="8" w:space="0" w:color="9CC2E5"/>
-            </w:tcBorders>
-            <w:vAlign w:val="center"/>
-            <w:hideMark/>
-          </w:tcPr>
-          <w:p>
-            <w:pPr>
-              <w:jc w:val="both"/>
-              <w:rPr>
-                <w:sz w:val="22"/>
-                <w:szCs w:val="22"/>
-                <w:lang w:val="en-US"/>
-              </w:rPr>
-            </w:pPr>
-            <w:r>
-              <w:rPr>
-                <w:sz w:val="22"/>
-                <w:szCs w:val="22"/>
-                <w:lang w:val="en-US"/>
-              </w:rPr>
-              <w:t>28%</w:t>
-            </w:r>
-          </w:p>
-        </w:tc>
-      </w:tr>
-    </w:tbl>
-    <w:p>
-      <w:pPr>
-        <w:spacing w:after="0" w:line="240" w:lineRule="auto"/>
-        <w:jc w:val="both"/>
-        <w:rPr>
-          <w:rFonts w:ascii="Times New Roman" w:eastAsia="Times New Roman" w:hAnsi="Times New Roman" w:cs="Times New Roman"/>
-          <w:kern w:val="0"/>
-          <w:sz w:val="22"/>
-          <w:szCs w:val="22"/>
-          <w:lang w:val="en-US"/>
-          <w14:ligatures w14:val="none"/>
-        </w:rPr>
-      </w:pPr>
-      <w:r>
-        <w:rPr>
-          <w:rFonts w:ascii="Times New Roman" w:eastAsia="Times New Roman" w:hAnsi="Times New Roman" w:cs="Times New Roman"/>
-          <w:kern w:val="0"/>
-          <w:sz w:val="22"/>
-          <w:szCs w:val="22"/>
-          <w:lang w:val="en-US"/>
-          <w14:ligatures w14:val="none"/>
-        </w:rPr>
-        <w:pict w14:anchorId="4F461F59">
-          <v:rect id="_x0000_i1031" style="width:0;height:1.5pt" o:hralign="center" o:hrstd="t" o:hr="t" fillcolor="#a0a0a0" stroked="f"/>
-        </w:pict>
-      </w:r>
-    </w:p>
-    <w:p>
-      <w:pPr>
-        <w:pStyle w:val="Ttulo2"/>
-        <w:rPr>
-          <w:rFonts w:eastAsia="Times New Roman"/>
-          <w:lang w:val="en-US"/>
-        </w:rPr>
-      </w:pPr>
-      <w:r>
-        <w:rPr>
-          <w:rFonts w:eastAsia="Times New Roman"/>
-          <w:lang w:val="en-US"/>
-        </w:rPr>
-        <w:t>5. Implementation Plan</w:t>
-      </w:r>
-    </w:p>
-    <w:p>
-      <w:pPr>
-        <w:pStyle w:val="Ttulo3"/>
-        <w:rPr>
-          <w:rFonts w:eastAsia="Times New Roman"/>
-          <w:lang w:val="en-US"/>
-        </w:rPr>
-      </w:pPr>
-      <w:r>
-        <w:rPr>
-          <w:rFonts w:eastAsia="Times New Roman"/>
-          <w:lang w:val="en-US"/>
-        </w:rPr>
-        <w:t>Phase 1: Visibility, Validation, and Governance</w:t>
-      </w:r>
-    </w:p>
-    <w:p>
-      <w:pPr>
-        <w:spacing w:before="100" w:beforeAutospacing="1" w:after="100" w:afterAutospacing="1" w:line="240" w:lineRule="auto"/>
-        <w:jc w:val="both"/>
-        <w:rPr>
-          <w:rFonts w:ascii="Times New Roman" w:eastAsia="Times New Roman" w:hAnsi="Times New Roman" w:cs="Times New Roman"/>
-          <w:kern w:val="0"/>
-          <w:sz w:val="22"/>
-          <w:szCs w:val="22"/>
-          <w:lang w:val="en-US"/>
-          <w14:ligatures w14:val="none"/>
-        </w:rPr>
-      </w:pPr>
-      <w:r>
-        <w:rPr>
-          <w:rFonts w:ascii="Times New Roman" w:eastAsia="Times New Roman" w:hAnsi="Times New Roman" w:cs="Times New Roman"/>
-          <w:b/>
-          <w:bCs/>
-          <w:kern w:val="0"/>
-          <w:sz w:val="22"/>
-          <w:szCs w:val="22"/>
-          <w:lang w:val="en-US"/>
-          <w14:ligatures w14:val="none"/>
-        </w:rPr>
-        <w:t>Timeline:</w:t>
-      </w:r>
-      <w:r>
-        <w:rPr>
-          <w:rFonts w:ascii="Times New Roman" w:eastAsia="Times New Roman" w:hAnsi="Times New Roman" w:cs="Times New Roman"/>
-          <w:kern w:val="0"/>
-          <w:sz w:val="22"/>
-          <w:szCs w:val="22"/>
-          <w:lang w:val="en-US"/>
-          <w14:ligatures w14:val="none"/>
-        </w:rPr>
-        <w:t xml:space="preserve"> Weeks 1–2</w:t>
-      </w:r>
-    </w:p>
-    <w:p>
-      <w:pPr>
-        <w:numPr>
-          <w:ilvl w:val="0"/>
-          <w:numId w:val="4"/>
-        </w:numPr>
-        <w:spacing w:before="100" w:beforeAutospacing="1" w:after="100" w:afterAutospacing="1" w:line="240" w:lineRule="auto"/>
-        <w:jc w:val="both"/>
-        <w:rPr>
-          <w:rFonts w:ascii="Times New Roman" w:eastAsia="Times New Roman" w:hAnsi="Times New Roman" w:cs="Times New Roman"/>
-          <w:kern w:val="0"/>
-          <w:sz w:val="22"/>
-          <w:szCs w:val="22"/>
-          <w:lang w:val="en-US"/>
-          <w14:ligatures w14:val="none"/>
-        </w:rPr>
-      </w:pPr>
-      <w:r>
-        <w:rPr>
-          <w:rFonts w:ascii="Times New Roman" w:eastAsia="Times New Roman" w:hAnsi="Times New Roman" w:cs="Times New Roman"/>
-          <w:kern w:val="0"/>
-          <w:sz w:val="22"/>
-          <w:szCs w:val="22"/>
-          <w:lang w:val="en-US"/>
-          <w14:ligatures w14:val="none"/>
-        </w:rPr>
-        <w:t>Enable or validate AWS Cost Explorer, Cost and Usage Report, AWS Budgets, and Cost Anomaly Detection.</w:t>
-      </w:r>
-    </w:p>
-    <w:p>
-      <w:pPr>
-        <w:numPr>
-          <w:ilvl w:val="0"/>
-          <w:numId w:val="4"/>
-        </w:numPr>
-        <w:spacing w:before="100" w:beforeAutospacing="1" w:after="100" w:afterAutospacing="1" w:line="240" w:lineRule="auto"/>
-        <w:jc w:val="both"/>
-        <w:rPr>
-          <w:rFonts w:ascii="Times New Roman" w:eastAsia="Times New Roman" w:hAnsi="Times New Roman" w:cs="Times New Roman"/>
-          <w:kern w:val="0"/>
-          <w:sz w:val="22"/>
-          <w:szCs w:val="22"/>
-          <w:lang w:val="en-US"/>
-          <w14:ligatures w14:val="none"/>
-        </w:rPr>
-      </w:pPr>
-      <w:r>
-        <w:rPr>
-          <w:rFonts w:ascii="Times New Roman" w:eastAsia="Times New Roman" w:hAnsi="Times New Roman" w:cs="Times New Roman"/>
-          <w:kern w:val="0"/>
-          <w:sz w:val="22"/>
-          <w:szCs w:val="22"/>
-          <w:lang w:val="en-US"/>
-          <w14:ligatures w14:val="none"/>
-        </w:rPr>
-        <w:t>Confirm tagging standards across accounts, services, applications, environments, and owners.</w:t>
-      </w:r>
-    </w:p>
-    <w:p>
-      <w:pPr>
-        <w:numPr>
-          <w:ilvl w:val="0"/>
-          <w:numId w:val="4"/>
-        </w:numPr>
-        <w:spacing w:before="100" w:beforeAutospacing="1" w:after="100" w:afterAutospacing="1" w:line="240" w:lineRule="auto"/>
-        <w:jc w:val="both"/>
-        <w:rPr>
-          <w:rFonts w:ascii="Times New Roman" w:eastAsia="Times New Roman" w:hAnsi="Times New Roman" w:cs="Times New Roman"/>
-          <w:kern w:val="0"/>
-          <w:sz w:val="22"/>
-          <w:szCs w:val="22"/>
-          <w:lang w:val="en-US"/>
-          <w14:ligatures w14:val="none"/>
-        </w:rPr>
-      </w:pPr>
-      <w:r>
-        <w:rPr>
-          <w:rFonts w:ascii="Times New Roman" w:eastAsia="Times New Roman" w:hAnsi="Times New Roman" w:cs="Times New Roman"/>
-          <w:kern w:val="0"/>
-          <w:sz w:val="22"/>
-          <w:szCs w:val="22"/>
-          <w:lang w:val="en-US"/>
-          <w14:ligatures w14:val="none"/>
-        </w:rPr>
-        <w:t>Build a cost baseline by service, account, workload, and environment.</w:t>
-      </w:r>
-    </w:p>
-    <w:p>
-      <w:pPr>
-        <w:numPr>
-          <w:ilvl w:val="0"/>
-          <w:numId w:val="4"/>
-        </w:numPr>
-        <w:spacing w:before="100" w:beforeAutospacing="1" w:after="100" w:afterAutospacing="1" w:line="240" w:lineRule="auto"/>
-        <w:jc w:val="both"/>
-        <w:rPr>
-          <w:rFonts w:ascii="Times New Roman" w:eastAsia="Times New Roman" w:hAnsi="Times New Roman" w:cs="Times New Roman"/>
-          <w:kern w:val="0"/>
-          <w:sz w:val="22"/>
-          <w:szCs w:val="22"/>
-          <w:lang w:val="en-US"/>
-          <w14:ligatures w14:val="none"/>
-        </w:rPr>
-      </w:pPr>
-      <w:r>
-        <w:rPr>
-          <w:rFonts w:ascii="Times New Roman" w:eastAsia="Times New Roman" w:hAnsi="Times New Roman" w:cs="Times New Roman"/>
-          <w:kern w:val="0"/>
-          <w:sz w:val="22"/>
-          <w:szCs w:val="22"/>
-          <w:lang w:val="en-US"/>
-          <w14:ligatures w14:val="none"/>
-        </w:rPr>
-        <w:t>Identify top cost drivers and validate them with engineering teams.</w:t>
-      </w:r>
-    </w:p>
-    <w:p>
-      <w:pPr>
-        <w:numPr>
-          <w:ilvl w:val="0"/>
-          <w:numId w:val="4"/>
-        </w:numPr>
-        <w:spacing w:before="100" w:beforeAutospacing="1" w:after="100" w:afterAutospacing="1" w:line="240" w:lineRule="auto"/>
-        <w:jc w:val="both"/>
-        <w:rPr>
-          <w:rFonts w:ascii="Times New Roman" w:eastAsia="Times New Roman" w:hAnsi="Times New Roman" w:cs="Times New Roman"/>
-          <w:kern w:val="0"/>
-          <w:sz w:val="22"/>
-          <w:szCs w:val="22"/>
-          <w:lang w:val="en-US"/>
-          <w14:ligatures w14:val="none"/>
-        </w:rPr>
-      </w:pPr>
-      <w:r>
-        <w:rPr>
-          <w:rFonts w:ascii="Times New Roman" w:eastAsia="Times New Roman" w:hAnsi="Times New Roman" w:cs="Times New Roman"/>
-          <w:kern w:val="0"/>
-          <w:sz w:val="22"/>
-          <w:szCs w:val="22"/>
-          <w:lang w:val="en-US"/>
-          <w14:ligatures w14:val="none"/>
-        </w:rPr>
-        <w:t>Define approval rules for deleting or modifying resources.</w:t>
-      </w:r>
-    </w:p>
-    <w:p>
-      <w:pPr>
-        <w:pStyle w:val="Ttulo3"/>
-        <w:rPr>
-          <w:rFonts w:eastAsia="Times New Roman"/>
-          <w:lang w:val="en-US"/>
-        </w:rPr>
-      </w:pPr>
-      <w:r>
-        <w:rPr>
-          <w:rFonts w:eastAsia="Times New Roman"/>
-          <w:lang w:val="en-US"/>
-        </w:rPr>
-        <w:t>Phase 2: Waste Removal and Rightsizing</w:t>
-      </w:r>
-    </w:p>
-    <w:p>
-      <w:pPr>
-        <w:spacing w:before="100" w:beforeAutospacing="1" w:after="100" w:afterAutospacing="1" w:line="240" w:lineRule="auto"/>
-        <w:jc w:val="both"/>
-        <w:rPr>
-          <w:rFonts w:ascii="Times New Roman" w:eastAsia="Times New Roman" w:hAnsi="Times New Roman" w:cs="Times New Roman"/>
-          <w:kern w:val="0"/>
-          <w:sz w:val="22"/>
-          <w:szCs w:val="22"/>
-          <w:lang w:val="en-US"/>
-          <w14:ligatures w14:val="none"/>
-        </w:rPr>
-      </w:pPr>
-      <w:r>
-        <w:rPr>
-          <w:rFonts w:ascii="Times New Roman" w:eastAsia="Times New Roman" w:hAnsi="Times New Roman" w:cs="Times New Roman"/>
-          <w:b/>
-          <w:bCs/>
-          <w:kern w:val="0"/>
-          <w:sz w:val="22"/>
-          <w:szCs w:val="22"/>
-          <w:lang w:val="en-US"/>
-          <w14:ligatures w14:val="none"/>
-        </w:rPr>
-        <w:t>Timeline:</w:t>
-      </w:r>
-      <w:r>
-        <w:rPr>
-          <w:rFonts w:ascii="Times New Roman" w:eastAsia="Times New Roman" w:hAnsi="Times New Roman" w:cs="Times New Roman"/>
-          <w:kern w:val="0"/>
-          <w:sz w:val="22"/>
-          <w:szCs w:val="22"/>
-          <w:lang w:val="en-US"/>
-          <w14:ligatures w14:val="none"/>
-        </w:rPr>
-        <w:t xml:space="preserve"> Weeks 3–6</w:t>
-      </w:r>
-    </w:p>
-    <w:p>
-      <w:pPr>
-        <w:numPr>
-          <w:ilvl w:val="0"/>
-          <w:numId w:val="5"/>
-        </w:numPr>
-        <w:spacing w:before="100" w:beforeAutospacing="1" w:after="100" w:afterAutospacing="1" w:line="240" w:lineRule="auto"/>
-        <w:jc w:val="both"/>
-        <w:rPr>
-          <w:rFonts w:ascii="Times New Roman" w:eastAsia="Times New Roman" w:hAnsi="Times New Roman" w:cs="Times New Roman"/>
-          <w:kern w:val="0"/>
-          <w:sz w:val="22"/>
-          <w:szCs w:val="22"/>
-          <w:lang w:val="en-US"/>
-          <w14:ligatures w14:val="none"/>
-        </w:rPr>
-      </w:pPr>
-      <w:r>
-        <w:rPr>
-          <w:rFonts w:ascii="Times New Roman" w:eastAsia="Times New Roman" w:hAnsi="Times New Roman" w:cs="Times New Roman"/>
-          <w:kern w:val="0"/>
-          <w:sz w:val="22"/>
-          <w:szCs w:val="22"/>
-          <w:lang w:val="en-US"/>
-          <w14:ligatures w14:val="none"/>
-        </w:rPr>
-        <w:t>Remove validated unattached EBS volumes.</w:t>
-      </w:r>
-    </w:p>
-    <w:p>
-      <w:pPr>
-        <w:numPr>
-          <w:ilvl w:val="0"/>
-          <w:numId w:val="5"/>
-        </w:numPr>
-        <w:spacing w:before="100" w:beforeAutospacing="1" w:after="100" w:afterAutospacing="1" w:line="240" w:lineRule="auto"/>
-        <w:jc w:val="both"/>
-        <w:rPr>
-          <w:rFonts w:ascii="Times New Roman" w:eastAsia="Times New Roman" w:hAnsi="Times New Roman" w:cs="Times New Roman"/>
-          <w:kern w:val="0"/>
-          <w:sz w:val="22"/>
-          <w:szCs w:val="22"/>
-          <w:lang w:val="en-US"/>
-          <w14:ligatures w14:val="none"/>
-        </w:rPr>
-      </w:pPr>
-      <w:r>
-        <w:rPr>
-          <w:rFonts w:ascii="Times New Roman" w:eastAsia="Times New Roman" w:hAnsi="Times New Roman" w:cs="Times New Roman"/>
-          <w:kern w:val="0"/>
-          <w:sz w:val="22"/>
-          <w:szCs w:val="22"/>
-          <w:lang w:val="en-US"/>
-          <w14:ligatures w14:val="none"/>
-        </w:rPr>
-        <w:t>Apply EBS snapshot lifecycle policies.</w:t>
-      </w:r>
-    </w:p>
-    <w:p>
-      <w:pPr>
-        <w:numPr>
-          <w:ilvl w:val="0"/>
-          <w:numId w:val="5"/>
-        </w:numPr>
-        <w:spacing w:before="100" w:beforeAutospacing="1" w:after="100" w:afterAutospacing="1" w:line="240" w:lineRule="auto"/>
-        <w:jc w:val="both"/>
-        <w:rPr>
-          <w:rFonts w:ascii="Times New Roman" w:eastAsia="Times New Roman" w:hAnsi="Times New Roman" w:cs="Times New Roman"/>
-          <w:kern w:val="0"/>
-          <w:sz w:val="22"/>
-          <w:szCs w:val="22"/>
-          <w:lang w:val="en-US"/>
-          <w14:ligatures w14:val="none"/>
-        </w:rPr>
-      </w:pPr>
-      <w:r>
-        <w:rPr>
-          <w:rFonts w:ascii="Times New Roman" w:eastAsia="Times New Roman" w:hAnsi="Times New Roman" w:cs="Times New Roman"/>
-          <w:kern w:val="0"/>
-          <w:sz w:val="22"/>
-          <w:szCs w:val="22"/>
-          <w:lang w:val="en-US"/>
-          <w14:ligatures w14:val="none"/>
-        </w:rPr>
-        <w:t xml:space="preserve">Review EC2 utilization and </w:t>
-      </w:r>
-      <w:proofErr w:type="spellStart"/>
-      <w:r>
-        <w:rPr>
-          <w:rFonts w:ascii="Times New Roman" w:eastAsia="Times New Roman" w:hAnsi="Times New Roman" w:cs="Times New Roman"/>
-          <w:kern w:val="0"/>
-          <w:sz w:val="22"/>
-          <w:szCs w:val="22"/>
-          <w:lang w:val="en-US"/>
-          <w14:ligatures w14:val="none"/>
-        </w:rPr>
-        <w:t>rightsize</w:t>
-      </w:r>
-      <w:proofErr w:type="spellEnd"/>
-      <w:r>
-        <w:rPr>
-          <w:rFonts w:ascii="Times New Roman" w:eastAsia="Times New Roman" w:hAnsi="Times New Roman" w:cs="Times New Roman"/>
-          <w:kern w:val="0"/>
-          <w:sz w:val="22"/>
-          <w:szCs w:val="22"/>
-          <w:lang w:val="en-US"/>
-          <w14:ligatures w14:val="none"/>
-        </w:rPr>
-        <w:t xml:space="preserve"> low-utilization instances.</w:t>
-      </w:r>
-    </w:p>
-    <w:p>
-      <w:pPr>
-        <w:numPr>
-          <w:ilvl w:val="0"/>
-          <w:numId w:val="5"/>
-        </w:numPr>
-        <w:spacing w:before="100" w:beforeAutospacing="1" w:after="100" w:afterAutospacing="1" w:line="240" w:lineRule="auto"/>
-        <w:jc w:val="both"/>
-        <w:rPr>
-          <w:rFonts w:ascii="Times New Roman" w:eastAsia="Times New Roman" w:hAnsi="Times New Roman" w:cs="Times New Roman"/>
-          <w:kern w:val="0"/>
-          <w:sz w:val="22"/>
-          <w:szCs w:val="22"/>
-          <w:lang w:val="en-US"/>
-          <w14:ligatures w14:val="none"/>
-        </w:rPr>
-      </w:pPr>
-      <w:r>
-        <w:rPr>
-          <w:rFonts w:ascii="Times New Roman" w:eastAsia="Times New Roman" w:hAnsi="Times New Roman" w:cs="Times New Roman"/>
-          <w:kern w:val="0"/>
-          <w:sz w:val="22"/>
-          <w:szCs w:val="22"/>
-          <w:lang w:val="en-US"/>
-          <w14:ligatures w14:val="none"/>
-        </w:rPr>
-        <w:t>Optimize EKS node groups and introduce autoscaling.</w:t>
-      </w:r>
-    </w:p>
-    <w:p>
-      <w:pPr>
-        <w:numPr>
-          <w:ilvl w:val="0"/>
-          <w:numId w:val="5"/>
-        </w:numPr>
-        <w:spacing w:before="100" w:beforeAutospacing="1" w:after="100" w:afterAutospacing="1" w:line="240" w:lineRule="auto"/>
-        <w:jc w:val="both"/>
-        <w:rPr>
-          <w:rFonts w:ascii="Times New Roman" w:eastAsia="Times New Roman" w:hAnsi="Times New Roman" w:cs="Times New Roman"/>
-          <w:kern w:val="0"/>
-          <w:sz w:val="22"/>
-          <w:szCs w:val="22"/>
-          <w:lang w:val="en-US"/>
-          <w14:ligatures w14:val="none"/>
-        </w:rPr>
-      </w:pPr>
-      <w:r>
-        <w:rPr>
-          <w:rFonts w:ascii="Times New Roman" w:eastAsia="Times New Roman" w:hAnsi="Times New Roman" w:cs="Times New Roman"/>
-          <w:kern w:val="0"/>
-          <w:sz w:val="22"/>
-          <w:szCs w:val="22"/>
-          <w:lang w:val="en-US"/>
-          <w14:ligatures w14:val="none"/>
-        </w:rPr>
-        <w:lastRenderedPageBreak/>
-        <w:t>Apply S3 lifecycle policies to low-access data.</w:t>
-      </w:r>
-    </w:p>
-    <w:p>
-      <w:pPr>
-        <w:numPr>
-          <w:ilvl w:val="0"/>
-          <w:numId w:val="5"/>
-        </w:numPr>
-        <w:spacing w:before="100" w:beforeAutospacing="1" w:after="100" w:afterAutospacing="1" w:line="240" w:lineRule="auto"/>
-        <w:jc w:val="both"/>
-        <w:rPr>
-          <w:rFonts w:ascii="Times New Roman" w:eastAsia="Times New Roman" w:hAnsi="Times New Roman" w:cs="Times New Roman"/>
-          <w:kern w:val="0"/>
-          <w:sz w:val="22"/>
-          <w:szCs w:val="22"/>
-          <w:lang w:val="en-US"/>
-          <w14:ligatures w14:val="none"/>
-        </w:rPr>
-      </w:pPr>
-      <w:r>
-        <w:rPr>
-          <w:rFonts w:ascii="Times New Roman" w:eastAsia="Times New Roman" w:hAnsi="Times New Roman" w:cs="Times New Roman"/>
-          <w:kern w:val="0"/>
-          <w:sz w:val="22"/>
-          <w:szCs w:val="22"/>
-          <w:lang w:val="en-US"/>
-          <w14:ligatures w14:val="none"/>
-        </w:rPr>
-        <w:t>Track savings weekly and compare against the original baseline.</w:t>
-      </w:r>
-    </w:p>
-    <w:p>
-      <w:pPr>
-        <w:pStyle w:val="Ttulo3"/>
-        <w:rPr>
-          <w:rFonts w:eastAsia="Times New Roman"/>
-          <w:lang w:val="en-US"/>
-        </w:rPr>
-      </w:pPr>
-      <w:r>
-        <w:rPr>
-          <w:rFonts w:eastAsia="Times New Roman"/>
-          <w:lang w:val="en-US"/>
-        </w:rPr>
-        <w:t>Phase 3: Rate Optimization and Continuous FinOps</w:t>
-      </w:r>
-    </w:p>
-    <w:p>
-      <w:pPr>
-        <w:spacing w:before="100" w:beforeAutospacing="1" w:after="100" w:afterAutospacing="1" w:line="240" w:lineRule="auto"/>
-        <w:jc w:val="both"/>
-        <w:rPr>
-          <w:rFonts w:ascii="Times New Roman" w:eastAsia="Times New Roman" w:hAnsi="Times New Roman" w:cs="Times New Roman"/>
-          <w:kern w:val="0"/>
-          <w:sz w:val="22"/>
-          <w:szCs w:val="22"/>
-          <w:lang w:val="en-US"/>
-          <w14:ligatures w14:val="none"/>
-        </w:rPr>
-      </w:pPr>
-      <w:r>
-        <w:rPr>
-          <w:rFonts w:ascii="Times New Roman" w:eastAsia="Times New Roman" w:hAnsi="Times New Roman" w:cs="Times New Roman"/>
-          <w:b/>
-          <w:bCs/>
-          <w:kern w:val="0"/>
-          <w:sz w:val="22"/>
-          <w:szCs w:val="22"/>
-          <w:lang w:val="en-US"/>
-          <w14:ligatures w14:val="none"/>
-        </w:rPr>
-        <w:t>Timeline:</w:t>
-      </w:r>
-      <w:r>
-        <w:rPr>
-          <w:rFonts w:ascii="Times New Roman" w:eastAsia="Times New Roman" w:hAnsi="Times New Roman" w:cs="Times New Roman"/>
-          <w:kern w:val="0"/>
-          <w:sz w:val="22"/>
-          <w:szCs w:val="22"/>
-          <w:lang w:val="en-US"/>
-          <w14:ligatures w14:val="none"/>
-        </w:rPr>
-        <w:t xml:space="preserve"> Ongoing</w:t>
-      </w:r>
-    </w:p>
-    <w:p>
-      <w:pPr>
-        <w:numPr>
-          <w:ilvl w:val="0"/>
-          <w:numId w:val="6"/>
-        </w:numPr>
-        <w:spacing w:before="100" w:beforeAutospacing="1" w:after="100" w:afterAutospacing="1" w:line="240" w:lineRule="auto"/>
-        <w:jc w:val="both"/>
-        <w:rPr>
-          <w:rFonts w:ascii="Times New Roman" w:eastAsia="Times New Roman" w:hAnsi="Times New Roman" w:cs="Times New Roman"/>
-          <w:kern w:val="0"/>
-          <w:sz w:val="22"/>
-          <w:szCs w:val="22"/>
-          <w:lang w:val="en-US"/>
-          <w14:ligatures w14:val="none"/>
-        </w:rPr>
-      </w:pPr>
-      <w:r>
-        <w:rPr>
-          <w:rFonts w:ascii="Times New Roman" w:eastAsia="Times New Roman" w:hAnsi="Times New Roman" w:cs="Times New Roman"/>
-          <w:kern w:val="0"/>
-          <w:sz w:val="22"/>
-          <w:szCs w:val="22"/>
-          <w:lang w:val="en-US"/>
-          <w14:ligatures w14:val="none"/>
-        </w:rPr>
-        <w:t>Apply Savings Plans or Reserved Instances only after usage has been rightsized and stabilized.</w:t>
-      </w:r>
-    </w:p>
-    <w:p>
-      <w:pPr>
-        <w:numPr>
-          <w:ilvl w:val="0"/>
-          <w:numId w:val="6"/>
-        </w:numPr>
-        <w:spacing w:before="100" w:beforeAutospacing="1" w:after="100" w:afterAutospacing="1" w:line="240" w:lineRule="auto"/>
-        <w:jc w:val="both"/>
-        <w:rPr>
-          <w:rFonts w:ascii="Times New Roman" w:eastAsia="Times New Roman" w:hAnsi="Times New Roman" w:cs="Times New Roman"/>
-          <w:kern w:val="0"/>
-          <w:sz w:val="22"/>
-          <w:szCs w:val="22"/>
-          <w:lang w:val="en-US"/>
-          <w14:ligatures w14:val="none"/>
-        </w:rPr>
-      </w:pPr>
-      <w:r>
-        <w:rPr>
-          <w:rFonts w:ascii="Times New Roman" w:eastAsia="Times New Roman" w:hAnsi="Times New Roman" w:cs="Times New Roman"/>
-          <w:kern w:val="0"/>
-          <w:sz w:val="22"/>
-          <w:szCs w:val="22"/>
-          <w:lang w:val="en-US"/>
-          <w14:ligatures w14:val="none"/>
-        </w:rPr>
-        <w:t>Review RDS reserved capacity opportunities.</w:t>
-      </w:r>
-    </w:p>
-    <w:p>
-      <w:pPr>
-        <w:numPr>
-          <w:ilvl w:val="0"/>
-          <w:numId w:val="6"/>
-        </w:numPr>
-        <w:spacing w:before="100" w:beforeAutospacing="1" w:after="100" w:afterAutospacing="1" w:line="240" w:lineRule="auto"/>
-        <w:jc w:val="both"/>
-        <w:rPr>
-          <w:rFonts w:ascii="Times New Roman" w:eastAsia="Times New Roman" w:hAnsi="Times New Roman" w:cs="Times New Roman"/>
-          <w:kern w:val="0"/>
-          <w:sz w:val="22"/>
-          <w:szCs w:val="22"/>
-          <w:lang w:val="en-US"/>
-          <w14:ligatures w14:val="none"/>
-        </w:rPr>
-      </w:pPr>
-      <w:r>
-        <w:rPr>
-          <w:rFonts w:ascii="Times New Roman" w:eastAsia="Times New Roman" w:hAnsi="Times New Roman" w:cs="Times New Roman"/>
-          <w:kern w:val="0"/>
-          <w:sz w:val="22"/>
-          <w:szCs w:val="22"/>
-          <w:lang w:val="en-US"/>
-          <w14:ligatures w14:val="none"/>
-        </w:rPr>
-        <w:t>Establish monthly cost reviews with application owners.</w:t>
-      </w:r>
-    </w:p>
-    <w:p>
-      <w:pPr>
-        <w:numPr>
-          <w:ilvl w:val="0"/>
-          <w:numId w:val="6"/>
-        </w:numPr>
-        <w:spacing w:before="100" w:beforeAutospacing="1" w:after="100" w:afterAutospacing="1" w:line="240" w:lineRule="auto"/>
-        <w:jc w:val="both"/>
-        <w:rPr>
-          <w:rFonts w:ascii="Times New Roman" w:eastAsia="Times New Roman" w:hAnsi="Times New Roman" w:cs="Times New Roman"/>
-          <w:kern w:val="0"/>
-          <w:sz w:val="22"/>
-          <w:szCs w:val="22"/>
-          <w:lang w:val="en-US"/>
-          <w14:ligatures w14:val="none"/>
-        </w:rPr>
-      </w:pPr>
-      <w:r>
-        <w:rPr>
-          <w:rFonts w:ascii="Times New Roman" w:eastAsia="Times New Roman" w:hAnsi="Times New Roman" w:cs="Times New Roman"/>
-          <w:kern w:val="0"/>
-          <w:sz w:val="22"/>
-          <w:szCs w:val="22"/>
-          <w:lang w:val="en-US"/>
-          <w14:ligatures w14:val="none"/>
-        </w:rPr>
-        <w:t>Create dashboards for cost, utilization, savings, and forecast variance.</w:t>
-      </w:r>
-    </w:p>
-    <w:p>
-      <w:pPr>
-        <w:numPr>
-          <w:ilvl w:val="0"/>
-          <w:numId w:val="6"/>
-        </w:numPr>
-        <w:spacing w:before="100" w:beforeAutospacing="1" w:after="100" w:afterAutospacing="1" w:line="240" w:lineRule="auto"/>
-        <w:jc w:val="both"/>
-        <w:rPr>
-          <w:rFonts w:ascii="Times New Roman" w:eastAsia="Times New Roman" w:hAnsi="Times New Roman" w:cs="Times New Roman"/>
-          <w:kern w:val="0"/>
-          <w:sz w:val="22"/>
-          <w:szCs w:val="22"/>
-          <w:lang w:val="en-US"/>
-          <w14:ligatures w14:val="none"/>
-        </w:rPr>
-      </w:pPr>
-      <w:r>
-        <w:rPr>
-          <w:rFonts w:ascii="Times New Roman" w:eastAsia="Times New Roman" w:hAnsi="Times New Roman" w:cs="Times New Roman"/>
-          <w:kern w:val="0"/>
-          <w:sz w:val="22"/>
-          <w:szCs w:val="22"/>
-          <w:lang w:val="en-US"/>
-          <w14:ligatures w14:val="none"/>
-        </w:rPr>
-        <w:t>Implement governance controls to prevent cost regression.</w:t>
-      </w:r>
-    </w:p>
-    <w:p>
-      <w:pPr>
-        <w:spacing w:after="0" w:line="240" w:lineRule="auto"/>
-        <w:jc w:val="both"/>
-        <w:rPr>
-          <w:rFonts w:ascii="Times New Roman" w:eastAsia="Times New Roman" w:hAnsi="Times New Roman" w:cs="Times New Roman"/>
-          <w:kern w:val="0"/>
-          <w:sz w:val="22"/>
-          <w:szCs w:val="22"/>
-          <w:lang w:val="en-US"/>
-          <w14:ligatures w14:val="none"/>
-        </w:rPr>
-      </w:pPr>
-      <w:r>
-        <w:rPr>
-          <w:rFonts w:ascii="Times New Roman" w:eastAsia="Times New Roman" w:hAnsi="Times New Roman" w:cs="Times New Roman"/>
-          <w:kern w:val="0"/>
-          <w:sz w:val="22"/>
-          <w:szCs w:val="22"/>
-          <w:lang w:val="en-US"/>
-          <w14:ligatures w14:val="none"/>
-        </w:rPr>
-        <w:pict w14:anchorId="502D7292">
-          <v:rect id="_x0000_i1032" style="width:0;height:1.5pt" o:hralign="center" o:hrstd="t" o:hr="t" fillcolor="#a0a0a0" stroked="f"/>
-        </w:pict>
-      </w:r>
-    </w:p>
-    <w:p>
-      <w:pPr>
-        <w:pStyle w:val="Ttulo2"/>
-        <w:rPr>
-          <w:rFonts w:eastAsia="Times New Roman"/>
-          <w:lang w:val="en-US"/>
-        </w:rPr>
-      </w:pPr>
-      <w:r>
-        <w:rPr>
-          <w:rFonts w:eastAsia="Times New Roman"/>
-          <w:lang w:val="en-US"/>
-        </w:rPr>
-        <w:t>6. Risks and Controls</w:t>
-      </w:r>
-    </w:p>
-    <w:tbl>
-      <w:tblPr>
-        <w:tblStyle w:val="GridTable4-Accent1"/>
-        <w:tblW w:w="5000" w:type="pct"/>
-        <w:tblInd w:w="0" w:type="dxa"/>
-        <w:tblLook w:val="04A0" w:firstRow="1" w:lastRow="0" w:firstColumn="1" w:lastColumn="0" w:noHBand="0" w:noVBand="1"/>
-      </w:tblPr>
-      <w:tblGrid>
-        <w:gridCol w:w="3947"/>
-        <w:gridCol w:w="6833"/>
-      </w:tblGrid>
-      <w:tr>
-        <w:trPr>
-          <w:tblHeader/>
-        </w:trPr>
-        <w:tc>
-          <w:tcPr>
-            <w:tcW w:w="0" w:type="auto"/>
-            <w:tcBorders>
-              <w:top w:val="single" w:sz="8" w:space="0" w:color="9CC2E5"/>
-              <w:left w:val="single" w:sz="8" w:space="0" w:color="9CC2E5"/>
-              <w:bottom w:val="single" w:sz="8" w:space="0" w:color="9CC2E5"/>
-              <w:right w:val="single" w:sz="8" w:space="0" w:color="9CC2E5"/>
-            </w:tcBorders>
-            <w:shd w:val="clear" w:color="auto" w:fill="D9E1F2"/>
-            <w:vAlign w:val="center"/>
-            <w:hideMark/>
-          </w:tcPr>
-          <w:p>
-            <w:pPr>
-              <w:jc w:val="both"/>
-              <w:rPr>
-                <w:sz w:val="22"/>
-                <w:szCs w:val="22"/>
-                <w:lang w:val="en-US"/>
-              </w:rPr>
-            </w:pPr>
-            <w:r>
-              <w:rPr>
-                <w:b/>
-                <w:bCs/>
-                <w:sz w:val="22"/>
-                <w:szCs w:val="22"/>
-                <w:lang w:val="en-US"/>
-              </w:rPr>
-              <w:t>Risk</w:t>
+                <w:rFonts w:ascii="Times New Roman" w:hAnsi="Times New Roman"/>
+                <w:sz w:val="20"/>
+                <w:szCs w:val="20"/>
+                <w:lang w:val="en-US"/>
+              </w:rPr>
+              <w:t>Ongoing</w:t>
             </w:r>
           </w:p>
         </w:tc>
@@ -4660,66 +3244,28 @@
           <w:tcPr>
             <w:tcW w:w="0" w:type="auto"/>
             <w:tcBorders>
-              <w:top w:val="single" w:sz="8" w:space="0" w:color="9CC2E5"/>
-              <w:left w:val="single" w:sz="8" w:space="0" w:color="9CC2E5"/>
-              <w:bottom w:val="single" w:sz="8" w:space="0" w:color="9CC2E5"/>
-              <w:right w:val="single" w:sz="8" w:space="0" w:color="9CC2E5"/>
-            </w:tcBorders>
-            <w:shd w:val="clear" w:color="auto" w:fill="D9E1F2"/>
-            <w:vAlign w:val="center"/>
-            <w:hideMark/>
-          </w:tcPr>
-          <w:p>
-            <w:pPr>
-              <w:jc w:val="both"/>
-              <w:rPr>
-                <w:sz w:val="22"/>
-                <w:szCs w:val="22"/>
-                <w:lang w:val="en-US"/>
-              </w:rPr>
-            </w:pPr>
-            <w:r>
-              <w:rPr>
-                <w:b/>
-                <w:bCs/>
-                <w:sz w:val="22"/>
-                <w:szCs w:val="22"/>
-                <w:lang w:val="en-US"/>
-              </w:rPr>
-              <w:t>Mitigation</w:t>
-            </w:r>
-          </w:p>
-        </w:tc>
-      </w:tr>
-      <w:tr>
-        <w:tc>
-          <w:tcPr>
-            <w:tcW w:w="0" w:type="auto"/>
-            <w:tcBorders>
-              <w:top w:val="single" w:sz="8" w:space="0" w:color="9CC2E5"/>
-              <w:left w:val="single" w:sz="8" w:space="0" w:color="9CC2E5"/>
-              <w:bottom w:val="single" w:sz="8" w:space="0" w:color="9CC2E5"/>
-              <w:right w:val="single" w:sz="8" w:space="0" w:color="9CC2E5"/>
+              <w:top w:val="single" w:sz="8" w:space="0" w:color="D9D9D9"/>
+              <w:left w:val="single" w:sz="8" w:space="0" w:color="D9D9D9"/>
+              <w:bottom w:val="single" w:sz="8" w:space="0" w:color="D9D9D9"/>
+              <w:right w:val="single" w:sz="8" w:space="0" w:color="D9D9D9"/>
             </w:tcBorders>
             <w:vAlign w:val="center"/>
             <w:hideMark/>
           </w:tcPr>
           <w:p>
             <w:pPr>
-              <w:jc w:val="both"/>
-              <w:rPr>
-                <w:sz w:val="22"/>
-                <w:szCs w:val="22"/>
+              <w:rPr>
                 <w:lang w:val="en-US"/>
               </w:rPr>
             </w:pPr>
             <w:r>
               <w:rPr>
-                <w:sz w:val="22"/>
-                <w:szCs w:val="22"/>
-                <w:lang w:val="en-US"/>
-              </w:rPr>
-              <w:t>Rightsizing production workloads too aggressively</w:t>
+                <w:rFonts w:ascii="Times New Roman" w:hAnsi="Times New Roman"/>
+                <w:sz w:val="20"/>
+                <w:szCs w:val="20"/>
+                <w:lang w:val="en-US"/>
+              </w:rPr>
+              <w:t>Apply Savings Plans or Reserved Instances after rightsizing, review RDS opportunities, create monthly cost reviews, dashboards, budgets, and anomaly controls.</w:t>
             </w:r>
           </w:p>
         </w:tc>
@@ -4727,304 +3273,28 @@
           <w:tcPr>
             <w:tcW w:w="0" w:type="auto"/>
             <w:tcBorders>
-              <w:top w:val="single" w:sz="8" w:space="0" w:color="9CC2E5"/>
-              <w:left w:val="single" w:sz="8" w:space="0" w:color="9CC2E5"/>
-              <w:bottom w:val="single" w:sz="8" w:space="0" w:color="9CC2E5"/>
-              <w:right w:val="single" w:sz="8" w:space="0" w:color="9CC2E5"/>
+              <w:top w:val="single" w:sz="8" w:space="0" w:color="D9D9D9"/>
+              <w:left w:val="single" w:sz="8" w:space="0" w:color="D9D9D9"/>
+              <w:bottom w:val="single" w:sz="8" w:space="0" w:color="D9D9D9"/>
+              <w:right w:val="single" w:sz="8" w:space="0" w:color="D9D9D9"/>
             </w:tcBorders>
             <w:vAlign w:val="center"/>
             <w:hideMark/>
           </w:tcPr>
           <w:p>
             <w:pPr>
-              <w:jc w:val="both"/>
-              <w:rPr>
-                <w:sz w:val="22"/>
-                <w:szCs w:val="22"/>
+              <w:rPr>
                 <w:lang w:val="en-US"/>
               </w:rPr>
             </w:pPr>
             <w:r>
               <w:rPr>
-                <w:sz w:val="22"/>
-                <w:szCs w:val="22"/>
-                <w:lang w:val="en-US"/>
-              </w:rPr>
-              <w:t>Start with non-production, validate performance metrics, and roll out progressively.</w:t>
-            </w:r>
-          </w:p>
-        </w:tc>
-      </w:tr>
-      <w:tr>
-        <w:tc>
-          <w:tcPr>
-            <w:tcW w:w="0" w:type="auto"/>
-            <w:tcBorders>
-              <w:top w:val="single" w:sz="8" w:space="0" w:color="9CC2E5"/>
-              <w:left w:val="single" w:sz="8" w:space="0" w:color="9CC2E5"/>
-              <w:bottom w:val="single" w:sz="8" w:space="0" w:color="9CC2E5"/>
-              <w:right w:val="single" w:sz="8" w:space="0" w:color="9CC2E5"/>
-            </w:tcBorders>
-            <w:vAlign w:val="center"/>
-            <w:hideMark/>
-          </w:tcPr>
-          <w:p>
-            <w:pPr>
-              <w:jc w:val="both"/>
-              <w:rPr>
-                <w:sz w:val="22"/>
-                <w:szCs w:val="22"/>
-                <w:lang w:val="en-US"/>
-              </w:rPr>
-            </w:pPr>
-            <w:r>
-              <w:rPr>
-                <w:sz w:val="22"/>
-                <w:szCs w:val="22"/>
-                <w:lang w:val="en-US"/>
-              </w:rPr>
-              <w:t xml:space="preserve">Deleting storage </w:t>
-            </w:r>
-            <w:proofErr w:type="gramStart"/>
-            <w:r>
-              <w:rPr>
-                <w:sz w:val="22"/>
-                <w:szCs w:val="22"/>
-                <w:lang w:val="en-US"/>
-              </w:rPr>
-              <w:t>still</w:t>
-            </w:r>
-            <w:proofErr w:type="gramEnd"/>
-            <w:r>
-              <w:rPr>
-                <w:sz w:val="22"/>
-                <w:szCs w:val="22"/>
-                <w:lang w:val="en-US"/>
-              </w:rPr>
-              <w:t xml:space="preserve"> needed by teams</w:t>
-            </w:r>
-          </w:p>
-        </w:tc>
-        <w:tc>
-          <w:tcPr>
-            <w:tcW w:w="0" w:type="auto"/>
-            <w:tcBorders>
-              <w:top w:val="single" w:sz="8" w:space="0" w:color="9CC2E5"/>
-              <w:left w:val="single" w:sz="8" w:space="0" w:color="9CC2E5"/>
-              <w:bottom w:val="single" w:sz="8" w:space="0" w:color="9CC2E5"/>
-              <w:right w:val="single" w:sz="8" w:space="0" w:color="9CC2E5"/>
-            </w:tcBorders>
-            <w:vAlign w:val="center"/>
-            <w:hideMark/>
-          </w:tcPr>
-          <w:p>
-            <w:pPr>
-              <w:jc w:val="both"/>
-              <w:rPr>
-                <w:sz w:val="22"/>
-                <w:szCs w:val="22"/>
-                <w:lang w:val="en-US"/>
-              </w:rPr>
-            </w:pPr>
-            <w:r>
-              <w:rPr>
-                <w:sz w:val="22"/>
-                <w:szCs w:val="22"/>
-                <w:lang w:val="en-US"/>
-              </w:rPr>
-              <w:t>Require owner validation and backup confirmation before deletion.</w:t>
-            </w:r>
-          </w:p>
-        </w:tc>
-      </w:tr>
-      <w:tr>
-        <w:tc>
-          <w:tcPr>
-            <w:tcW w:w="0" w:type="auto"/>
-            <w:tcBorders>
-              <w:top w:val="single" w:sz="8" w:space="0" w:color="9CC2E5"/>
-              <w:left w:val="single" w:sz="8" w:space="0" w:color="9CC2E5"/>
-              <w:bottom w:val="single" w:sz="8" w:space="0" w:color="9CC2E5"/>
-              <w:right w:val="single" w:sz="8" w:space="0" w:color="9CC2E5"/>
-            </w:tcBorders>
-            <w:vAlign w:val="center"/>
-            <w:hideMark/>
-          </w:tcPr>
-          <w:p>
-            <w:pPr>
-              <w:jc w:val="both"/>
-              <w:rPr>
-                <w:sz w:val="22"/>
-                <w:szCs w:val="22"/>
-                <w:lang w:val="en-US"/>
-              </w:rPr>
-            </w:pPr>
-            <w:r>
-              <w:rPr>
-                <w:sz w:val="22"/>
-                <w:szCs w:val="22"/>
-                <w:lang w:val="en-US"/>
-              </w:rPr>
-              <w:t>S3 lifecycle policies affecting retrieval time</w:t>
-            </w:r>
-          </w:p>
-        </w:tc>
-        <w:tc>
-          <w:tcPr>
-            <w:tcW w:w="0" w:type="auto"/>
-            <w:tcBorders>
-              <w:top w:val="single" w:sz="8" w:space="0" w:color="9CC2E5"/>
-              <w:left w:val="single" w:sz="8" w:space="0" w:color="9CC2E5"/>
-              <w:bottom w:val="single" w:sz="8" w:space="0" w:color="9CC2E5"/>
-              <w:right w:val="single" w:sz="8" w:space="0" w:color="9CC2E5"/>
-            </w:tcBorders>
-            <w:vAlign w:val="center"/>
-            <w:hideMark/>
-          </w:tcPr>
-          <w:p>
-            <w:pPr>
-              <w:jc w:val="both"/>
-              <w:rPr>
-                <w:sz w:val="22"/>
-                <w:szCs w:val="22"/>
-                <w:lang w:val="en-US"/>
-              </w:rPr>
-            </w:pPr>
-            <w:r>
-              <w:rPr>
-                <w:sz w:val="22"/>
-                <w:szCs w:val="22"/>
-                <w:lang w:val="en-US"/>
-              </w:rPr>
-              <w:t>Classify data by access pattern and compliance requirement before transition.</w:t>
-            </w:r>
-          </w:p>
-        </w:tc>
-      </w:tr>
-      <w:tr>
-        <w:tc>
-          <w:tcPr>
-            <w:tcW w:w="0" w:type="auto"/>
-            <w:tcBorders>
-              <w:top w:val="single" w:sz="8" w:space="0" w:color="9CC2E5"/>
-              <w:left w:val="single" w:sz="8" w:space="0" w:color="9CC2E5"/>
-              <w:bottom w:val="single" w:sz="8" w:space="0" w:color="9CC2E5"/>
-              <w:right w:val="single" w:sz="8" w:space="0" w:color="9CC2E5"/>
-            </w:tcBorders>
-            <w:vAlign w:val="center"/>
-            <w:hideMark/>
-          </w:tcPr>
-          <w:p>
-            <w:pPr>
-              <w:jc w:val="both"/>
-              <w:rPr>
-                <w:sz w:val="22"/>
-                <w:szCs w:val="22"/>
-                <w:lang w:val="en-US"/>
-              </w:rPr>
-            </w:pPr>
-            <w:r>
-              <w:rPr>
-                <w:sz w:val="22"/>
-                <w:szCs w:val="22"/>
-                <w:lang w:val="en-US"/>
-              </w:rPr>
-              <w:t>Savings Plans purchased before optimization</w:t>
-            </w:r>
-          </w:p>
-        </w:tc>
-        <w:tc>
-          <w:tcPr>
-            <w:tcW w:w="0" w:type="auto"/>
-            <w:tcBorders>
-              <w:top w:val="single" w:sz="8" w:space="0" w:color="9CC2E5"/>
-              <w:left w:val="single" w:sz="8" w:space="0" w:color="9CC2E5"/>
-              <w:bottom w:val="single" w:sz="8" w:space="0" w:color="9CC2E5"/>
-              <w:right w:val="single" w:sz="8" w:space="0" w:color="9CC2E5"/>
-            </w:tcBorders>
-            <w:vAlign w:val="center"/>
-            <w:hideMark/>
-          </w:tcPr>
-          <w:p>
-            <w:pPr>
-              <w:jc w:val="both"/>
-              <w:rPr>
-                <w:sz w:val="22"/>
-                <w:szCs w:val="22"/>
-                <w:lang w:val="en-US"/>
-              </w:rPr>
-            </w:pPr>
-            <w:r>
-              <w:rPr>
-                <w:sz w:val="22"/>
-                <w:szCs w:val="22"/>
-                <w:lang w:val="en-US"/>
-              </w:rPr>
-              <w:t>Rightsize first, then commit only to stable baseline usage.</w:t>
-            </w:r>
-          </w:p>
-        </w:tc>
-      </w:tr>
-      <w:tr>
-        <w:tc>
-          <w:tcPr>
-            <w:tcW w:w="0" w:type="auto"/>
-            <w:tcBorders>
-              <w:top w:val="single" w:sz="8" w:space="0" w:color="9CC2E5"/>
-              <w:left w:val="single" w:sz="8" w:space="0" w:color="9CC2E5"/>
-              <w:bottom w:val="single" w:sz="8" w:space="0" w:color="9CC2E5"/>
-              <w:right w:val="single" w:sz="8" w:space="0" w:color="9CC2E5"/>
-            </w:tcBorders>
-            <w:vAlign w:val="center"/>
-            <w:hideMark/>
-          </w:tcPr>
-          <w:p>
-            <w:pPr>
-              <w:jc w:val="both"/>
-              <w:rPr>
-                <w:sz w:val="22"/>
-                <w:szCs w:val="22"/>
-                <w:lang w:val="en-US"/>
-              </w:rPr>
-            </w:pPr>
-            <w:r>
-              <w:rPr>
-                <w:sz w:val="22"/>
-                <w:szCs w:val="22"/>
-                <w:lang w:val="en-US"/>
-              </w:rPr>
-              <w:t>Cost savings not sustained</w:t>
-            </w:r>
-          </w:p>
-        </w:tc>
-        <w:tc>
-          <w:tcPr>
-            <w:tcW w:w="0" w:type="auto"/>
-            <w:tcBorders>
-              <w:top w:val="single" w:sz="8" w:space="0" w:color="9CC2E5"/>
-              <w:left w:val="single" w:sz="8" w:space="0" w:color="9CC2E5"/>
-              <w:bottom w:val="single" w:sz="8" w:space="0" w:color="9CC2E5"/>
-              <w:right w:val="single" w:sz="8" w:space="0" w:color="9CC2E5"/>
-            </w:tcBorders>
-            <w:vAlign w:val="center"/>
-            <w:hideMark/>
-          </w:tcPr>
-          <w:p>
-            <w:pPr>
-              <w:jc w:val="both"/>
-              <w:rPr>
-                <w:sz w:val="22"/>
-                <w:szCs w:val="22"/>
-                <w:lang w:val="en-US"/>
-              </w:rPr>
-            </w:pPr>
-            <w:r>
-              <w:rPr>
-                <w:sz w:val="22"/>
-                <w:szCs w:val="22"/>
-                <w:lang w:val="en-US"/>
-              </w:rPr>
-              <w:t>Implement budgets, anomaly detection, tagging enforcement, and monthly FinOps reviews.</w:t>
+                <w:rFonts w:ascii="Times New Roman" w:hAnsi="Times New Roman"/>
+                <w:sz w:val="20"/>
+                <w:szCs w:val="20"/>
+                <w:lang w:val="en-US"/>
+              </w:rPr>
+              <w:t>Sustained savings and prevention of cost regression.</w:t>
             </w:r>
           </w:p>
         </w:tc>
@@ -5032,13 +3302,13 @@
     </w:tbl>
     <w:p>
       <w:pPr>
-        <w:spacing w:after="0" w:line="240" w:lineRule="auto"/>
+        <w:spacing w:before="100" w:beforeAutospacing="1" w:after="100" w:afterAutospacing="1" w:line="240" w:lineRule="auto"/>
         <w:jc w:val="both"/>
         <w:rPr>
           <w:rFonts w:ascii="Times New Roman" w:eastAsia="Times New Roman" w:hAnsi="Times New Roman" w:cs="Times New Roman"/>
           <w:kern w:val="0"/>
-          <w:sz w:val="22"/>
-          <w:szCs w:val="22"/>
+          <w:sz w:val="20"/>
+          <w:szCs w:val="20"/>
           <w:lang w:val="en-US"/>
           <w14:ligatures w14:val="none"/>
         </w:rPr>
@@ -5047,14 +3317,12 @@
         <w:rPr>
           <w:rFonts w:ascii="Times New Roman" w:eastAsia="Times New Roman" w:hAnsi="Times New Roman" w:cs="Times New Roman"/>
           <w:kern w:val="0"/>
-          <w:sz w:val="22"/>
-          <w:szCs w:val="22"/>
+          <w:sz w:val="20"/>
+          <w:szCs w:val="20"/>
           <w:lang w:val="en-US"/>
           <w14:ligatures w14:val="none"/>
         </w:rPr>
-        <w:pict w14:anchorId="7A9131B0">
-          <v:rect id="_x0000_i1033" style="width:0;height:1.5pt" o:hralign="center" o:hrstd="t" o:hr="t" fillcolor="#a0a0a0" stroked="f"/>
-        </w:pict>
+        <w:t>Production changes should be phased, beginning with development and staging workloads before production. Any deletion or rightsizing action must require owner validation, rollback planning, and monitoring of performance indicators.</w:t>
       </w:r>
     </w:p>
     <w:p>
@@ -5070,7 +3338,7 @@
           <w:rFonts w:eastAsia="Times New Roman"/>
           <w:lang w:val="en-US"/>
         </w:rPr>
-        <w:t>7. Conclusion</w:t>
+        <w:t>6. Conclusion</w:t>
       </w:r>
     </w:p>
     <w:p>
@@ -5080,8 +3348,8 @@
         <w:rPr>
           <w:rFonts w:ascii="Times New Roman" w:eastAsia="Times New Roman" w:hAnsi="Times New Roman" w:cs="Times New Roman"/>
           <w:kern w:val="0"/>
-          <w:sz w:val="22"/>
-          <w:szCs w:val="22"/>
+          <w:sz w:val="20"/>
+          <w:szCs w:val="20"/>
           <w:lang w:val="en-US"/>
           <w14:ligatures w14:val="none"/>
         </w:rPr>
@@ -5090,12 +3358,12 @@
         <w:rPr>
           <w:rFonts w:ascii="Times New Roman" w:eastAsia="Times New Roman" w:hAnsi="Times New Roman" w:cs="Times New Roman"/>
           <w:kern w:val="0"/>
-          <w:sz w:val="22"/>
-          <w:szCs w:val="22"/>
+          <w:sz w:val="20"/>
+          <w:szCs w:val="20"/>
           <w:lang w:val="en-US"/>
           <w14:ligatures w14:val="none"/>
         </w:rPr>
-        <w:t xml:space="preserve">Clara can reduce its AWS monthly spend by approximately </w:t>
+        <w:t xml:space="preserve">Clara can reduce AWS monthly spend by approximately </w:t>
       </w:r>
       <w:r>
         <w:rPr>
@@ -5103,8 +3371,8 @@
           <w:b/>
           <w:bCs/>
           <w:kern w:val="0"/>
-          <w:sz w:val="22"/>
-          <w:szCs w:val="22"/>
+          <w:sz w:val="20"/>
+          <w:szCs w:val="20"/>
           <w:lang w:val="en-US"/>
           <w14:ligatures w14:val="none"/>
         </w:rPr>
@@ -5114,8 +3382,8 @@
         <w:rPr>
           <w:rFonts w:ascii="Times New Roman" w:eastAsia="Times New Roman" w:hAnsi="Times New Roman" w:cs="Times New Roman"/>
           <w:kern w:val="0"/>
-          <w:sz w:val="22"/>
-          <w:szCs w:val="22"/>
+          <w:sz w:val="20"/>
+          <w:szCs w:val="20"/>
           <w:lang w:val="en-US"/>
           <w14:ligatures w14:val="none"/>
         </w:rPr>
@@ -5127,8 +3395,8 @@
           <w:b/>
           <w:bCs/>
           <w:kern w:val="0"/>
-          <w:sz w:val="22"/>
-          <w:szCs w:val="22"/>
+          <w:sz w:val="20"/>
+          <w:szCs w:val="20"/>
           <w:lang w:val="en-US"/>
           <w14:ligatures w14:val="none"/>
         </w:rPr>
@@ -5138,36 +3406,12 @@
         <w:rPr>
           <w:rFonts w:ascii="Times New Roman" w:eastAsia="Times New Roman" w:hAnsi="Times New Roman" w:cs="Times New Roman"/>
           <w:kern w:val="0"/>
-          <w:sz w:val="22"/>
-          <w:szCs w:val="22"/>
+          <w:sz w:val="20"/>
+          <w:szCs w:val="20"/>
           <w:lang w:val="en-US"/>
           <w14:ligatures w14:val="none"/>
         </w:rPr>
-        <w:t xml:space="preserve">, through a focused optimization plan targeting </w:t>
-      </w:r>
-      <w:proofErr w:type="gramStart"/>
-      <w:r>
-        <w:rPr>
-          <w:rFonts w:ascii="Times New Roman" w:eastAsia="Times New Roman" w:hAnsi="Times New Roman" w:cs="Times New Roman"/>
-          <w:kern w:val="0"/>
-          <w:sz w:val="22"/>
-          <w:szCs w:val="22"/>
-          <w:lang w:val="en-US"/>
-          <w14:ligatures w14:val="none"/>
-        </w:rPr>
-        <w:t>compute</w:t>
-      </w:r>
-      <w:proofErr w:type="gramEnd"/>
-      <w:r>
-        <w:rPr>
-          <w:rFonts w:ascii="Times New Roman" w:eastAsia="Times New Roman" w:hAnsi="Times New Roman" w:cs="Times New Roman"/>
-          <w:kern w:val="0"/>
-          <w:sz w:val="22"/>
-          <w:szCs w:val="22"/>
-          <w:lang w:val="en-US"/>
-          <w14:ligatures w14:val="none"/>
-        </w:rPr>
-        <w:t>, storage, and lifecycle governance. The recommendations are feasible, measurable, and aligned with a practical FinOps operating model.</w:t>
+        <w:t>, through a focused FinOps plan targeting EC2/EKS rightsizing, EBS cleanup, snapshot lifecycle management, and S3 storage class optimization.</w:t>
       </w:r>
     </w:p>
     <w:p>
@@ -5177,8 +3421,8 @@
         <w:rPr>
           <w:rFonts w:ascii="Times New Roman" w:eastAsia="Times New Roman" w:hAnsi="Times New Roman" w:cs="Times New Roman"/>
           <w:kern w:val="0"/>
-          <w:sz w:val="22"/>
-          <w:szCs w:val="22"/>
+          <w:sz w:val="20"/>
+          <w:szCs w:val="20"/>
           <w:lang w:val="en-US"/>
           <w14:ligatures w14:val="none"/>
         </w:rPr>
@@ -5187,76 +3431,48 @@
         <w:rPr>
           <w:rFonts w:ascii="Times New Roman" w:eastAsia="Times New Roman" w:hAnsi="Times New Roman" w:cs="Times New Roman"/>
           <w:kern w:val="0"/>
-          <w:sz w:val="22"/>
-          <w:szCs w:val="22"/>
+          <w:sz w:val="20"/>
+          <w:szCs w:val="20"/>
           <w:lang w:val="en-US"/>
           <w14:ligatures w14:val="none"/>
         </w:rPr>
-        <w:t>The strongest opportunities are EC2/EKS rightsizing, EBS cleanup, snapshot lifecycle management, and S3 storage class optimization. Once these actions are completed, Clara should move into continuous cost governance using Cost Explorer, Cost and Usage Reports, AWS Budgets, Compute Optimizer, and monthly engineering reviews.</w:t>
+        <w:t xml:space="preserve">The recommendations are feasible, measurable, and aligned with operational reliability. The plan avoids aggressive one-time cuts and instead establishes repeatable cost governance through visibility, ownership, lifecycle policies, </w:t>
       </w:r>
-    </w:p>
-    <w:p>
-      <w:pPr>
-        <w:spacing w:before="100" w:beforeAutospacing="1" w:after="100" w:afterAutospacing="1" w:line="240" w:lineRule="auto"/>
-        <w:jc w:val="both"/>
-        <w:rPr>
-          <w:rFonts w:ascii="Times New Roman" w:eastAsia="Times New Roman" w:hAnsi="Times New Roman" w:cs="Times New Roman"/>
-          <w:kern w:val="0"/>
-          <w:sz w:val="22"/>
-          <w:szCs w:val="22"/>
-          <w:lang w:val="en-US"/>
-          <w14:ligatures w14:val="none"/>
-        </w:rPr>
-      </w:pPr>
       <w:r>
         <w:rPr>
           <w:rFonts w:ascii="Times New Roman" w:eastAsia="Times New Roman" w:hAnsi="Times New Roman" w:cs="Times New Roman"/>
           <w:kern w:val="0"/>
-          <w:sz w:val="22"/>
-          <w:szCs w:val="22"/>
+          <w:sz w:val="20"/>
+          <w:szCs w:val="20"/>
           <w:lang w:val="en-US"/>
           <w14:ligatures w14:val="none"/>
         </w:rPr>
-        <w:t xml:space="preserve">This approach reduces </w:t>
+        <w:t>Rightsize</w:t>
       </w:r>
-      <w:proofErr w:type="gramStart"/>
       <w:r>
         <w:rPr>
           <w:rFonts w:ascii="Times New Roman" w:eastAsia="Times New Roman" w:hAnsi="Times New Roman" w:cs="Times New Roman"/>
           <w:kern w:val="0"/>
-          <w:sz w:val="22"/>
-          <w:szCs w:val="22"/>
+          <w:sz w:val="20"/>
+          <w:szCs w:val="20"/>
           <w:lang w:val="en-US"/>
           <w14:ligatures w14:val="none"/>
         </w:rPr>
-        <w:t>cost</w:t>
-      </w:r>
-      <w:proofErr w:type="gramEnd"/>
-      <w:r>
-        <w:rPr>
-          <w:rFonts w:ascii="Times New Roman" w:eastAsia="Times New Roman" w:hAnsi="Times New Roman" w:cs="Times New Roman"/>
-          <w:kern w:val="0"/>
-          <w:sz w:val="22"/>
-          <w:szCs w:val="22"/>
-          <w:lang w:val="en-US"/>
-          <w14:ligatures w14:val="none"/>
-        </w:rPr>
-        <w:t xml:space="preserve"> without weakening performance, scalability, or production reliability.</w:t>
+        <w:t xml:space="preserve"> controls, and continuous FinOps reviews.</w:t>
       </w:r>
     </w:p>
     <w:p>
       <w:pPr>
-        <w:jc w:val="both"/>
         <w:rPr>
-          <w:sz w:val="22"/>
-          <w:szCs w:val="22"/>
+          <w:sz w:val="20"/>
+          <w:szCs w:val="20"/>
           <w:lang w:val="en-US"/>
         </w:rPr>
       </w:pPr>
     </w:p>
     <w:sectPr>
       <w:pgSz w:w="12240" w:h="15840"/>
-      <w:pgMar w:top="720" w:right="720" w:bottom="720" w:left="720" w:header="720" w:footer="720" w:gutter="0"/>
+      <w:pgMar w:top="432" w:right="432" w:bottom="432" w:left="432" w:header="720" w:footer="720" w:gutter="0"/>
       <w:cols w:space="720"/>
       <w:docGrid w:linePitch="360"/>
     </w:sectPr>
@@ -10929,6 +9145,155 @@
     </w:lvl>
   </w:abstractNum>
   <w:abstractNum w:abstractNumId="38" w15:restartNumberingAfterBreak="0">
+    <w:nsid w:val="5BDA75B5"/>
+    <w:multiLevelType w:val="multilevel"/>
+    <w:tmpl w:val="CF662E32"/>
+    <w:lvl w:ilvl="0">
+      <w:start w:val="1"/>
+      <w:numFmt w:val="bullet"/>
+      <w:lvlText w:val=""/>
+      <w:lvlJc w:val="left"/>
+      <w:pPr>
+        <w:tabs>
+          <w:tab w:val="num" w:pos="720"/>
+        </w:tabs>
+        <w:ind w:left="720" w:hanging="360"/>
+      </w:pPr>
+      <w:rPr>
+        <w:rFonts w:ascii="Symbol" w:hAnsi="Symbol" w:hint="default"/>
+        <w:sz w:val="20"/>
+      </w:rPr>
+    </w:lvl>
+    <w:lvl w:ilvl="1" w:tentative="1">
+      <w:start w:val="1"/>
+      <w:numFmt w:val="bullet"/>
+      <w:lvlText w:val="o"/>
+      <w:lvlJc w:val="left"/>
+      <w:pPr>
+        <w:tabs>
+          <w:tab w:val="num" w:pos="1440"/>
+        </w:tabs>
+        <w:ind w:left="1440" w:hanging="360"/>
+      </w:pPr>
+      <w:rPr>
+        <w:rFonts w:ascii="Courier New" w:hAnsi="Courier New" w:hint="default"/>
+        <w:sz w:val="20"/>
+      </w:rPr>
+    </w:lvl>
+    <w:lvl w:ilvl="2" w:tentative="1">
+      <w:start w:val="1"/>
+      <w:numFmt w:val="bullet"/>
+      <w:lvlText w:val=""/>
+      <w:lvlJc w:val="left"/>
+      <w:pPr>
+        <w:tabs>
+          <w:tab w:val="num" w:pos="2160"/>
+        </w:tabs>
+        <w:ind w:left="2160" w:hanging="360"/>
+      </w:pPr>
+      <w:rPr>
+        <w:rFonts w:ascii="Wingdings" w:hAnsi="Wingdings" w:hint="default"/>
+        <w:sz w:val="20"/>
+      </w:rPr>
+    </w:lvl>
+    <w:lvl w:ilvl="3" w:tentative="1">
+      <w:start w:val="1"/>
+      <w:numFmt w:val="bullet"/>
+      <w:lvlText w:val=""/>
+      <w:lvlJc w:val="left"/>
+      <w:pPr>
+        <w:tabs>
+          <w:tab w:val="num" w:pos="2880"/>
+        </w:tabs>
+        <w:ind w:left="2880" w:hanging="360"/>
+      </w:pPr>
+      <w:rPr>
+        <w:rFonts w:ascii="Wingdings" w:hAnsi="Wingdings" w:hint="default"/>
+        <w:sz w:val="20"/>
+      </w:rPr>
+    </w:lvl>
+    <w:lvl w:ilvl="4" w:tentative="1">
+      <w:start w:val="1"/>
+      <w:numFmt w:val="bullet"/>
+      <w:lvlText w:val=""/>
+      <w:lvlJc w:val="left"/>
+      <w:pPr>
+        <w:tabs>
+          <w:tab w:val="num" w:pos="3600"/>
+        </w:tabs>
+        <w:ind w:left="3600" w:hanging="360"/>
+      </w:pPr>
+      <w:rPr>
+        <w:rFonts w:ascii="Wingdings" w:hAnsi="Wingdings" w:hint="default"/>
+        <w:sz w:val="20"/>
+      </w:rPr>
+    </w:lvl>
+    <w:lvl w:ilvl="5" w:tentative="1">
+      <w:start w:val="1"/>
+      <w:numFmt w:val="bullet"/>
+      <w:lvlText w:val=""/>
+      <w:lvlJc w:val="left"/>
+      <w:pPr>
+        <w:tabs>
+          <w:tab w:val="num" w:pos="4320"/>
+        </w:tabs>
+        <w:ind w:left="4320" w:hanging="360"/>
+      </w:pPr>
+      <w:rPr>
+        <w:rFonts w:ascii="Wingdings" w:hAnsi="Wingdings" w:hint="default"/>
+        <w:sz w:val="20"/>
+      </w:rPr>
+    </w:lvl>
+    <w:lvl w:ilvl="6" w:tentative="1">
+      <w:start w:val="1"/>
+      <w:numFmt w:val="bullet"/>
+      <w:lvlText w:val=""/>
+      <w:lvlJc w:val="left"/>
+      <w:pPr>
+        <w:tabs>
+          <w:tab w:val="num" w:pos="5040"/>
+        </w:tabs>
+        <w:ind w:left="5040" w:hanging="360"/>
+      </w:pPr>
+      <w:rPr>
+        <w:rFonts w:ascii="Wingdings" w:hAnsi="Wingdings" w:hint="default"/>
+        <w:sz w:val="20"/>
+      </w:rPr>
+    </w:lvl>
+    <w:lvl w:ilvl="7" w:tentative="1">
+      <w:start w:val="1"/>
+      <w:numFmt w:val="bullet"/>
+      <w:lvlText w:val=""/>
+      <w:lvlJc w:val="left"/>
+      <w:pPr>
+        <w:tabs>
+          <w:tab w:val="num" w:pos="5760"/>
+        </w:tabs>
+        <w:ind w:left="5760" w:hanging="360"/>
+      </w:pPr>
+      <w:rPr>
+        <w:rFonts w:ascii="Wingdings" w:hAnsi="Wingdings" w:hint="default"/>
+        <w:sz w:val="20"/>
+      </w:rPr>
+    </w:lvl>
+    <w:lvl w:ilvl="8" w:tentative="1">
+      <w:start w:val="1"/>
+      <w:numFmt w:val="bullet"/>
+      <w:lvlText w:val=""/>
+      <w:lvlJc w:val="left"/>
+      <w:pPr>
+        <w:tabs>
+          <w:tab w:val="num" w:pos="6480"/>
+        </w:tabs>
+        <w:ind w:left="6480" w:hanging="360"/>
+      </w:pPr>
+      <w:rPr>
+        <w:rFonts w:ascii="Wingdings" w:hAnsi="Wingdings" w:hint="default"/>
+        <w:sz w:val="20"/>
+      </w:rPr>
+    </w:lvl>
+  </w:abstractNum>
+  <w:abstractNum w:abstractNumId="39" w15:restartNumberingAfterBreak="0">
     <w:nsid w:val="5E714D74"/>
     <w:multiLevelType w:val="multilevel"/>
     <w:tmpl w:val="54E8B882"/>
@@ -11077,7 +9442,7 @@
       </w:rPr>
     </w:lvl>
   </w:abstractNum>
-  <w:abstractNum w:abstractNumId="39" w15:restartNumberingAfterBreak="0">
+  <w:abstractNum w:abstractNumId="40" w15:restartNumberingAfterBreak="0">
     <w:nsid w:val="5F3C4674"/>
     <w:multiLevelType w:val="multilevel"/>
     <w:tmpl w:val="1AB01CC8"/>
@@ -11226,7 +9591,7 @@
       </w:rPr>
     </w:lvl>
   </w:abstractNum>
-  <w:abstractNum w:abstractNumId="40" w15:restartNumberingAfterBreak="0">
+  <w:abstractNum w:abstractNumId="41" w15:restartNumberingAfterBreak="0">
     <w:nsid w:val="5F627895"/>
     <w:multiLevelType w:val="multilevel"/>
     <w:tmpl w:val="780E244C"/>
@@ -11375,7 +9740,7 @@
       </w:rPr>
     </w:lvl>
   </w:abstractNum>
-  <w:abstractNum w:abstractNumId="41" w15:restartNumberingAfterBreak="0">
+  <w:abstractNum w:abstractNumId="42" w15:restartNumberingAfterBreak="0">
     <w:nsid w:val="62082090"/>
     <w:multiLevelType w:val="multilevel"/>
     <w:tmpl w:val="F06ABBD6"/>
@@ -11524,7 +9889,7 @@
       </w:rPr>
     </w:lvl>
   </w:abstractNum>
-  <w:abstractNum w:abstractNumId="42" w15:restartNumberingAfterBreak="0">
+  <w:abstractNum w:abstractNumId="43" w15:restartNumberingAfterBreak="0">
     <w:nsid w:val="6433497B"/>
     <w:multiLevelType w:val="multilevel"/>
     <w:tmpl w:val="629EC44C"/>
@@ -11673,7 +10038,7 @@
       </w:rPr>
     </w:lvl>
   </w:abstractNum>
-  <w:abstractNum w:abstractNumId="43" w15:restartNumberingAfterBreak="0">
+  <w:abstractNum w:abstractNumId="44" w15:restartNumberingAfterBreak="0">
     <w:nsid w:val="660A5947"/>
     <w:multiLevelType w:val="multilevel"/>
     <w:tmpl w:val="62CC942E"/>
@@ -11822,7 +10187,7 @@
       </w:rPr>
     </w:lvl>
   </w:abstractNum>
-  <w:abstractNum w:abstractNumId="44" w15:restartNumberingAfterBreak="0">
+  <w:abstractNum w:abstractNumId="45" w15:restartNumberingAfterBreak="0">
     <w:nsid w:val="66D82865"/>
     <w:multiLevelType w:val="multilevel"/>
     <w:tmpl w:val="CFDCBEDA"/>
@@ -11971,7 +10336,7 @@
       </w:rPr>
     </w:lvl>
   </w:abstractNum>
-  <w:abstractNum w:abstractNumId="45" w15:restartNumberingAfterBreak="0">
+  <w:abstractNum w:abstractNumId="46" w15:restartNumberingAfterBreak="0">
     <w:nsid w:val="6C6B24BF"/>
     <w:multiLevelType w:val="multilevel"/>
     <w:tmpl w:val="C0F02FA8"/>
@@ -12120,7 +10485,7 @@
       </w:rPr>
     </w:lvl>
   </w:abstractNum>
-  <w:abstractNum w:abstractNumId="46" w15:restartNumberingAfterBreak="0">
+  <w:abstractNum w:abstractNumId="47" w15:restartNumberingAfterBreak="0">
     <w:nsid w:val="6CD319F7"/>
     <w:multiLevelType w:val="multilevel"/>
     <w:tmpl w:val="9F761686"/>
@@ -12269,7 +10634,7 @@
       </w:rPr>
     </w:lvl>
   </w:abstractNum>
-  <w:abstractNum w:abstractNumId="47" w15:restartNumberingAfterBreak="0">
+  <w:abstractNum w:abstractNumId="48" w15:restartNumberingAfterBreak="0">
     <w:nsid w:val="6CF54C65"/>
     <w:multiLevelType w:val="multilevel"/>
     <w:tmpl w:val="E684D37C"/>
@@ -12418,7 +10783,7 @@
       </w:rPr>
     </w:lvl>
   </w:abstractNum>
-  <w:abstractNum w:abstractNumId="48" w15:restartNumberingAfterBreak="0">
+  <w:abstractNum w:abstractNumId="49" w15:restartNumberingAfterBreak="0">
     <w:nsid w:val="6F4E65A0"/>
     <w:multiLevelType w:val="multilevel"/>
     <w:tmpl w:val="EBA6FB18"/>
@@ -12567,7 +10932,7 @@
       </w:rPr>
     </w:lvl>
   </w:abstractNum>
-  <w:abstractNum w:abstractNumId="49" w15:restartNumberingAfterBreak="0">
+  <w:abstractNum w:abstractNumId="50" w15:restartNumberingAfterBreak="0">
     <w:nsid w:val="746E7FAC"/>
     <w:multiLevelType w:val="multilevel"/>
     <w:tmpl w:val="7EA29178"/>
@@ -12716,7 +11081,7 @@
       </w:rPr>
     </w:lvl>
   </w:abstractNum>
-  <w:abstractNum w:abstractNumId="50" w15:restartNumberingAfterBreak="0">
+  <w:abstractNum w:abstractNumId="51" w15:restartNumberingAfterBreak="0">
     <w:nsid w:val="78095189"/>
     <w:multiLevelType w:val="multilevel"/>
     <w:tmpl w:val="7AA20AD4"/>
@@ -12865,7 +11230,7 @@
       </w:rPr>
     </w:lvl>
   </w:abstractNum>
-  <w:abstractNum w:abstractNumId="51" w15:restartNumberingAfterBreak="0">
+  <w:abstractNum w:abstractNumId="52" w15:restartNumberingAfterBreak="0">
     <w:nsid w:val="7C883DE8"/>
     <w:multiLevelType w:val="multilevel"/>
     <w:tmpl w:val="488EED88"/>
@@ -13014,7 +11379,7 @@
       </w:rPr>
     </w:lvl>
   </w:abstractNum>
-  <w:abstractNum w:abstractNumId="52" w15:restartNumberingAfterBreak="0">
+  <w:abstractNum w:abstractNumId="53" w15:restartNumberingAfterBreak="0">
     <w:nsid w:val="7F0B0D4D"/>
     <w:multiLevelType w:val="multilevel"/>
     <w:tmpl w:val="C7F24070"/>
@@ -13164,22 +11529,22 @@
     </w:lvl>
   </w:abstractNum>
   <w:num w:numId="1" w16cid:durableId="1052923241">
-    <w:abstractNumId w:val="48"/>
+    <w:abstractNumId w:val="49"/>
   </w:num>
   <w:num w:numId="2" w16cid:durableId="354312036">
-    <w:abstractNumId w:val="43"/>
+    <w:abstractNumId w:val="44"/>
   </w:num>
   <w:num w:numId="3" w16cid:durableId="1782218309">
     <w:abstractNumId w:val="31"/>
   </w:num>
   <w:num w:numId="4" w16cid:durableId="334040226">
-    <w:abstractNumId w:val="44"/>
+    <w:abstractNumId w:val="45"/>
   </w:num>
   <w:num w:numId="5" w16cid:durableId="1410926787">
     <w:abstractNumId w:val="29"/>
   </w:num>
   <w:num w:numId="6" w16cid:durableId="1095437139">
-    <w:abstractNumId w:val="39"/>
+    <w:abstractNumId w:val="40"/>
   </w:num>
   <w:num w:numId="7" w16cid:durableId="522743462">
     <w:abstractNumId w:val="17"/>
@@ -13188,19 +11553,19 @@
     <w:abstractNumId w:val="36"/>
   </w:num>
   <w:num w:numId="9" w16cid:durableId="32048836">
-    <w:abstractNumId w:val="40"/>
+    <w:abstractNumId w:val="41"/>
   </w:num>
   <w:num w:numId="10" w16cid:durableId="373316575">
-    <w:abstractNumId w:val="42"/>
+    <w:abstractNumId w:val="43"/>
   </w:num>
   <w:num w:numId="11" w16cid:durableId="1772310662">
-    <w:abstractNumId w:val="38"/>
+    <w:abstractNumId w:val="39"/>
   </w:num>
   <w:num w:numId="12" w16cid:durableId="1703090890">
-    <w:abstractNumId w:val="50"/>
+    <w:abstractNumId w:val="51"/>
   </w:num>
   <w:num w:numId="13" w16cid:durableId="1264798167">
-    <w:abstractNumId w:val="45"/>
+    <w:abstractNumId w:val="46"/>
   </w:num>
   <w:num w:numId="14" w16cid:durableId="151722797">
     <w:abstractNumId w:val="16"/>
@@ -13254,7 +11619,7 @@
     <w:abstractNumId w:val="6"/>
   </w:num>
   <w:num w:numId="31" w16cid:durableId="444036528">
-    <w:abstractNumId w:val="51"/>
+    <w:abstractNumId w:val="52"/>
   </w:num>
   <w:num w:numId="32" w16cid:durableId="1350840226">
     <w:abstractNumId w:val="15"/>
@@ -13275,7 +11640,7 @@
     <w:abstractNumId w:val="35"/>
   </w:num>
   <w:num w:numId="38" w16cid:durableId="1015570217">
-    <w:abstractNumId w:val="46"/>
+    <w:abstractNumId w:val="47"/>
   </w:num>
   <w:num w:numId="39" w16cid:durableId="811023082">
     <w:abstractNumId w:val="21"/>
@@ -13284,16 +11649,16 @@
     <w:abstractNumId w:val="7"/>
   </w:num>
   <w:num w:numId="41" w16cid:durableId="408775104">
-    <w:abstractNumId w:val="49"/>
+    <w:abstractNumId w:val="50"/>
   </w:num>
   <w:num w:numId="42" w16cid:durableId="1797025252">
-    <w:abstractNumId w:val="47"/>
+    <w:abstractNumId w:val="48"/>
   </w:num>
   <w:num w:numId="43" w16cid:durableId="262886246">
     <w:abstractNumId w:val="20"/>
   </w:num>
   <w:num w:numId="44" w16cid:durableId="1263877322">
-    <w:abstractNumId w:val="52"/>
+    <w:abstractNumId w:val="53"/>
   </w:num>
   <w:num w:numId="45" w16cid:durableId="145518672">
     <w:abstractNumId w:val="23"/>
@@ -13311,7 +11676,7 @@
     <w:abstractNumId w:val="10"/>
   </w:num>
   <w:num w:numId="50" w16cid:durableId="1273315926">
-    <w:abstractNumId w:val="41"/>
+    <w:abstractNumId w:val="42"/>
   </w:num>
   <w:num w:numId="51" w16cid:durableId="1157259990">
     <w:abstractNumId w:val="27"/>
@@ -13321,6 +11686,9 @@
   </w:num>
   <w:num w:numId="53" w16cid:durableId="784276366">
     <w:abstractNumId w:val="5"/>
+  </w:num>
+  <w:num w:numId="54" w16cid:durableId="1173759320">
+    <w:abstractNumId w:val="38"/>
   </w:num>
 </w:numbering>
 </file>
@@ -13800,7 +12168,6 @@
     <w:next w:val="Normal"/>
     <w:link w:val="Ttulo4Car"/>
     <w:uiPriority w:val="9"/>
-    <w:semiHidden/>
     <w:unhideWhenUsed/>
     <w:qFormat/>
     <w:rsid w:val="00250A70"/>
@@ -13929,6 +12296,7 @@
   <w:style w:type="character" w:default="1" w:styleId="Fuentedeprrafopredeter">
     <w:name w:val="Default Paragraph Font"/>
     <w:uiPriority w:val="1"/>
+    <w:semiHidden/>
     <w:unhideWhenUsed/>
   </w:style>
   <w:style w:type="table" w:default="1" w:styleId="Tablanormal">
@@ -14000,7 +12368,6 @@
     <w:basedOn w:val="Fuentedeprrafopredeter"/>
     <w:link w:val="Ttulo4"/>
     <w:uiPriority w:val="9"/>
-    <w:semiHidden/>
     <w:rsid w:val="00250A70"/>
     <w:rPr>
       <w:rFonts w:eastAsiaTheme="majorEastAsia" w:cstheme="majorBidi"/>
